--- a/Documents/GDD.docx
+++ b/Documents/GDD.docx
@@ -20,7 +20,7 @@
           </w:tcPr>
           <w:p>
             <w:pPr>
-              <w:pStyle w:val="5"/>
+              <w:pStyle w:val="Heading5"/>
               <w:rPr>
                 <w:rFonts w:ascii="Arial" w:hAnsi="Arial" w:cs="Arial"/>
                 <w:b/>
@@ -40,7 +40,7 @@
           </w:tcPr>
           <w:p>
             <w:pPr>
-              <w:pStyle w:val="5"/>
+              <w:pStyle w:val="Heading5"/>
               <w:rPr>
                 <w:rFonts w:ascii="Arial" w:hAnsi="Arial" w:cs="Arial"/>
                 <w:b/>
@@ -61,6 +61,7 @@
               <w:rPr>
                 <w:rFonts w:ascii="Bahnschrift SemiLight SemiConde" w:hAnsi="Bahnschrift SemiLight SemiConde" w:cs="Arial"/>
                 <w:b/>
+                <w:bCs/>
                 <w:sz w:val="40"/>
                 <w:szCs w:val="40"/>
                 <w:lang w:val="en-US"/>
@@ -73,7 +74,7 @@
                 <w:szCs w:val="40"/>
                 <w:lang w:val="en-US"/>
               </w:rPr>
-              <w:t>Fallout E</w:t>
+              <w:t xml:space="preserve">Fallout </w:t>
             </w:r>
             <w:r>
               <w:rPr>
@@ -82,7 +83,7 @@
                 <w:szCs w:val="40"/>
                 <w:lang w:val="en-US"/>
               </w:rPr>
-              <w:t>questri</w:t>
+              <w:t>Equestria</w:t>
             </w:r>
             <w:r>
               <w:rPr>
@@ -148,134 +149,325 @@
           <w:sz w:val="28"/>
           <w:szCs w:val="28"/>
         </w:rPr>
-        <w:lastRenderedPageBreak/>
         <w:t>Содержание:</w:t>
       </w:r>
     </w:p>
     <w:p>
       <w:pPr>
-        <w:pStyle w:val="10"/>
-        <w:tabs>
-          <w:tab w:val="left" w:pos="720"/>
-          <w:tab w:val="right" w:leader="dot" w:pos="9344"/>
+        <w:pStyle w:val="TOC1"/>
+        <w:tabs>
+          <w:tab w:val="left" w:pos="390"/>
+          <w:tab w:val="right" w:leader="dot" w:pos="9330"/>
         </w:tabs>
         <w:rPr>
           <w:rFonts w:ascii="Bahnschrift SemiLight SemiConde" w:hAnsi="Bahnschrift SemiLight SemiConde"/>
           <w:noProof/>
-          <w:sz w:val="28"/>
-          <w:szCs w:val="28"/>
-        </w:rPr>
-      </w:pPr>
-      <w:r>
-        <w:rPr>
-          <w:rFonts w:ascii="Bahnschrift SemiLight SemiConde" w:hAnsi="Bahnschrift SemiLight SemiConde"/>
-          <w:sz w:val="28"/>
-          <w:szCs w:val="28"/>
+          <w:sz w:val="24"/>
+          <w:szCs w:val="24"/>
+        </w:rPr>
+      </w:pPr>
+      <w:r>
+        <w:rPr>
+          <w:rFonts w:ascii="Bahnschrift SemiLight SemiConde" w:hAnsi="Bahnschrift SemiLight SemiConde"/>
+          <w:sz w:val="24"/>
+          <w:szCs w:val="24"/>
         </w:rPr>
         <w:fldChar w:fldCharType="begin"/>
       </w:r>
       <w:r>
         <w:rPr>
           <w:rFonts w:ascii="Bahnschrift SemiLight SemiConde" w:hAnsi="Bahnschrift SemiLight SemiConde"/>
-          <w:sz w:val="28"/>
-          <w:szCs w:val="28"/>
-        </w:rPr>
-        <w:instrText xml:space="preserve"> TOC \o "1-3" \h \z \u </w:instrText>
-      </w:r>
-      <w:r>
-        <w:rPr>
-          <w:rFonts w:ascii="Bahnschrift SemiLight SemiConde" w:hAnsi="Bahnschrift SemiLight SemiConde"/>
-          <w:sz w:val="28"/>
-          <w:szCs w:val="28"/>
+          <w:sz w:val="24"/>
+          <w:szCs w:val="24"/>
+        </w:rPr>
+        <w:instrText>TOC \o "1-3" \z \u \h</w:instrText>
+      </w:r>
+      <w:r>
+        <w:rPr>
+          <w:rFonts w:ascii="Bahnschrift SemiLight SemiConde" w:hAnsi="Bahnschrift SemiLight SemiConde"/>
+          <w:sz w:val="24"/>
+          <w:szCs w:val="24"/>
         </w:rPr>
         <w:fldChar w:fldCharType="separate"/>
       </w:r>
-      <w:hyperlink w:anchor="_Toc75236669" w:history="1">
-        <w:r>
-          <w:rPr>
-            <w:rFonts w:ascii="Bahnschrift SemiLight SemiConde" w:hAnsi="Bahnschrift SemiLight SemiConde"/>
-            <w:noProof/>
-            <w:sz w:val="28"/>
-            <w:szCs w:val="28"/>
+      <w:hyperlink w:anchor="_Toc865674256">
+        <w:r>
+          <w:rPr>
+            <w:rStyle w:val="Hyperlink"/>
+            <w:rFonts w:ascii="Bahnschrift SemiLight SemiConde" w:hAnsi="Bahnschrift SemiLight SemiConde"/>
+            <w:sz w:val="24"/>
+            <w:szCs w:val="24"/>
           </w:rPr>
           <w:t>1.</w:t>
         </w:r>
         <w:r>
           <w:rPr>
             <w:rFonts w:ascii="Bahnschrift SemiLight SemiConde" w:hAnsi="Bahnschrift SemiLight SemiConde"/>
-            <w:noProof/>
-            <w:sz w:val="28"/>
-            <w:szCs w:val="28"/>
+            <w:sz w:val="24"/>
+            <w:szCs w:val="24"/>
           </w:rPr>
           <w:tab/>
+        </w:r>
+        <w:r>
+          <w:rPr>
+            <w:rStyle w:val="Hyperlink"/>
+            <w:rFonts w:ascii="Bahnschrift SemiLight SemiConde" w:hAnsi="Bahnschrift SemiLight SemiConde"/>
+            <w:sz w:val="24"/>
+            <w:szCs w:val="24"/>
+          </w:rPr>
           <w:t>Введение</w:t>
         </w:r>
         <w:r>
           <w:rPr>
             <w:rFonts w:ascii="Bahnschrift SemiLight SemiConde" w:hAnsi="Bahnschrift SemiLight SemiConde"/>
-            <w:noProof/>
-            <w:webHidden/>
-            <w:sz w:val="28"/>
-            <w:szCs w:val="28"/>
+            <w:sz w:val="24"/>
+            <w:szCs w:val="24"/>
           </w:rPr>
           <w:tab/>
         </w:r>
         <w:r>
           <w:rPr>
             <w:rFonts w:ascii="Bahnschrift SemiLight SemiConde" w:hAnsi="Bahnschrift SemiLight SemiConde"/>
-            <w:noProof/>
-            <w:webHidden/>
-            <w:sz w:val="28"/>
-            <w:szCs w:val="28"/>
+            <w:sz w:val="24"/>
+            <w:szCs w:val="24"/>
           </w:rPr>
           <w:fldChar w:fldCharType="begin"/>
         </w:r>
         <w:r>
           <w:rPr>
             <w:rFonts w:ascii="Bahnschrift SemiLight SemiConde" w:hAnsi="Bahnschrift SemiLight SemiConde"/>
-            <w:noProof/>
-            <w:webHidden/>
-            <w:sz w:val="28"/>
-            <w:szCs w:val="28"/>
-          </w:rPr>
-          <w:instrText xml:space="preserve"> PAGEREF _Toc75236669 \h </w:instrText>
-        </w:r>
-        <w:r>
-          <w:rPr>
-            <w:rFonts w:ascii="Bahnschrift SemiLight SemiConde" w:hAnsi="Bahnschrift SemiLight SemiConde"/>
-            <w:noProof/>
-            <w:webHidden/>
-            <w:sz w:val="28"/>
-            <w:szCs w:val="28"/>
-          </w:rPr>
-        </w:r>
-        <w:r>
-          <w:rPr>
-            <w:rFonts w:ascii="Bahnschrift SemiLight SemiConde" w:hAnsi="Bahnschrift SemiLight SemiConde"/>
-            <w:noProof/>
-            <w:webHidden/>
-            <w:sz w:val="28"/>
-            <w:szCs w:val="28"/>
+            <w:sz w:val="24"/>
+            <w:szCs w:val="24"/>
+          </w:rPr>
+          <w:instrText>PAGEREF _Toc865674256 \h</w:instrText>
+        </w:r>
+        <w:r>
+          <w:rPr>
+            <w:rFonts w:ascii="Bahnschrift SemiLight SemiConde" w:hAnsi="Bahnschrift SemiLight SemiConde"/>
+            <w:sz w:val="24"/>
+            <w:szCs w:val="24"/>
+          </w:rPr>
+        </w:r>
+        <w:r>
+          <w:rPr>
+            <w:rFonts w:ascii="Bahnschrift SemiLight SemiConde" w:hAnsi="Bahnschrift SemiLight SemiConde"/>
+            <w:sz w:val="24"/>
+            <w:szCs w:val="24"/>
           </w:rPr>
           <w:fldChar w:fldCharType="separate"/>
         </w:r>
         <w:r>
           <w:rPr>
-            <w:rFonts w:ascii="Bahnschrift SemiLight SemiConde" w:hAnsi="Bahnschrift SemiLight SemiConde"/>
-            <w:noProof/>
-            <w:webHidden/>
-            <w:sz w:val="28"/>
-            <w:szCs w:val="28"/>
+            <w:rStyle w:val="Hyperlink"/>
+            <w:rFonts w:ascii="Bahnschrift SemiLight SemiConde" w:hAnsi="Bahnschrift SemiLight SemiConde"/>
+            <w:sz w:val="24"/>
+            <w:szCs w:val="24"/>
+          </w:rPr>
+          <w:t>2</w:t>
+        </w:r>
+        <w:r>
+          <w:rPr>
+            <w:rFonts w:ascii="Bahnschrift SemiLight SemiConde" w:hAnsi="Bahnschrift SemiLight SemiConde"/>
+            <w:sz w:val="24"/>
+            <w:szCs w:val="24"/>
+          </w:rPr>
+          <w:fldChar w:fldCharType="end"/>
+        </w:r>
+      </w:hyperlink>
+    </w:p>
+    <w:p>
+      <w:pPr>
+        <w:pStyle w:val="TOC1"/>
+        <w:tabs>
+          <w:tab w:val="left" w:pos="390"/>
+          <w:tab w:val="right" w:leader="dot" w:pos="9330"/>
+        </w:tabs>
+        <w:rPr>
+          <w:rFonts w:ascii="Bahnschrift SemiLight SemiConde" w:hAnsi="Bahnschrift SemiLight SemiConde"/>
+          <w:noProof/>
+          <w:sz w:val="24"/>
+          <w:szCs w:val="24"/>
+        </w:rPr>
+      </w:pPr>
+      <w:hyperlink w:anchor="_Toc1505859943">
+        <w:r>
+          <w:rPr>
+            <w:rStyle w:val="Hyperlink"/>
+            <w:rFonts w:ascii="Bahnschrift SemiLight SemiConde" w:hAnsi="Bahnschrift SemiLight SemiConde"/>
+            <w:sz w:val="24"/>
+            <w:szCs w:val="24"/>
+          </w:rPr>
+          <w:t>2.</w:t>
+        </w:r>
+        <w:r>
+          <w:rPr>
+            <w:rFonts w:ascii="Bahnschrift SemiLight SemiConde" w:hAnsi="Bahnschrift SemiLight SemiConde"/>
+            <w:sz w:val="24"/>
+            <w:szCs w:val="24"/>
+          </w:rPr>
+          <w:tab/>
+        </w:r>
+        <w:r>
+          <w:rPr>
+            <w:rStyle w:val="Hyperlink"/>
+            <w:rFonts w:ascii="Bahnschrift SemiLight SemiConde" w:hAnsi="Bahnschrift SemiLight SemiConde"/>
+            <w:sz w:val="24"/>
+            <w:szCs w:val="24"/>
+          </w:rPr>
+          <w:t>Концепция</w:t>
+        </w:r>
+        <w:r>
+          <w:rPr>
+            <w:rFonts w:ascii="Bahnschrift SemiLight SemiConde" w:hAnsi="Bahnschrift SemiLight SemiConde"/>
+            <w:sz w:val="24"/>
+            <w:szCs w:val="24"/>
+          </w:rPr>
+          <w:tab/>
+        </w:r>
+        <w:r>
+          <w:rPr>
+            <w:rFonts w:ascii="Bahnschrift SemiLight SemiConde" w:hAnsi="Bahnschrift SemiLight SemiConde"/>
+            <w:sz w:val="24"/>
+            <w:szCs w:val="24"/>
+          </w:rPr>
+          <w:fldChar w:fldCharType="begin"/>
+        </w:r>
+        <w:r>
+          <w:rPr>
+            <w:rFonts w:ascii="Bahnschrift SemiLight SemiConde" w:hAnsi="Bahnschrift SemiLight SemiConde"/>
+            <w:sz w:val="24"/>
+            <w:szCs w:val="24"/>
+          </w:rPr>
+          <w:instrText>PAGEREF _Toc1505859943 \h</w:instrText>
+        </w:r>
+        <w:r>
+          <w:rPr>
+            <w:rFonts w:ascii="Bahnschrift SemiLight SemiConde" w:hAnsi="Bahnschrift SemiLight SemiConde"/>
+            <w:sz w:val="24"/>
+            <w:szCs w:val="24"/>
+          </w:rPr>
+        </w:r>
+        <w:r>
+          <w:rPr>
+            <w:rFonts w:ascii="Bahnschrift SemiLight SemiConde" w:hAnsi="Bahnschrift SemiLight SemiConde"/>
+            <w:sz w:val="24"/>
+            <w:szCs w:val="24"/>
+          </w:rPr>
+          <w:fldChar w:fldCharType="separate"/>
+        </w:r>
+        <w:r>
+          <w:rPr>
+            <w:rStyle w:val="Hyperlink"/>
+            <w:rFonts w:ascii="Bahnschrift SemiLight SemiConde" w:hAnsi="Bahnschrift SemiLight SemiConde"/>
+            <w:sz w:val="24"/>
+            <w:szCs w:val="24"/>
+          </w:rPr>
+          <w:t>3</w:t>
+        </w:r>
+        <w:r>
+          <w:rPr>
+            <w:rFonts w:ascii="Bahnschrift SemiLight SemiConde" w:hAnsi="Bahnschrift SemiLight SemiConde"/>
+            <w:sz w:val="24"/>
+            <w:szCs w:val="24"/>
+          </w:rPr>
+          <w:fldChar w:fldCharType="end"/>
+        </w:r>
+      </w:hyperlink>
+    </w:p>
+    <w:p>
+      <w:pPr>
+        <w:pStyle w:val="TOC2"/>
+        <w:tabs>
+          <w:tab w:val="left" w:pos="600"/>
+          <w:tab w:val="right" w:leader="dot" w:pos="9330"/>
+        </w:tabs>
+        <w:rPr>
+          <w:rFonts w:ascii="Bahnschrift SemiLight SemiConde" w:hAnsi="Bahnschrift SemiLight SemiConde"/>
+          <w:noProof/>
+          <w:sz w:val="24"/>
+          <w:szCs w:val="24"/>
+        </w:rPr>
+      </w:pPr>
+      <w:hyperlink w:anchor="_Toc1947377894">
+        <w:r>
+          <w:rPr>
+            <w:rStyle w:val="Hyperlink"/>
+            <w:rFonts w:ascii="Bahnschrift SemiLight SemiConde" w:hAnsi="Bahnschrift SemiLight SemiConde"/>
+            <w:sz w:val="24"/>
+            <w:szCs w:val="24"/>
+          </w:rPr>
+          <w:t>2.1.</w:t>
+        </w:r>
+        <w:r>
+          <w:rPr>
+            <w:rFonts w:ascii="Bahnschrift SemiLight SemiConde" w:hAnsi="Bahnschrift SemiLight SemiConde"/>
+            <w:sz w:val="24"/>
+            <w:szCs w:val="24"/>
+          </w:rPr>
+          <w:tab/>
+        </w:r>
+        <w:r>
+          <w:rPr>
+            <w:rStyle w:val="Hyperlink"/>
+            <w:rFonts w:ascii="Bahnschrift SemiLight SemiConde" w:hAnsi="Bahnschrift SemiLight SemiConde"/>
+            <w:sz w:val="24"/>
+            <w:szCs w:val="24"/>
+          </w:rPr>
+          <w:t>Введение</w:t>
+        </w:r>
+        <w:r>
+          <w:rPr>
+            <w:rFonts w:ascii="Bahnschrift SemiLight SemiConde" w:hAnsi="Bahnschrift SemiLight SemiConde"/>
+            <w:sz w:val="24"/>
+            <w:szCs w:val="24"/>
+          </w:rPr>
+          <w:tab/>
+        </w:r>
+        <w:r>
+          <w:rPr>
+            <w:rFonts w:ascii="Bahnschrift SemiLight SemiConde" w:hAnsi="Bahnschrift SemiLight SemiConde"/>
+            <w:sz w:val="24"/>
+            <w:szCs w:val="24"/>
+          </w:rPr>
+          <w:fldChar w:fldCharType="begin"/>
+        </w:r>
+        <w:r>
+          <w:rPr>
+            <w:rFonts w:ascii="Bahnschrift SemiLight SemiConde" w:hAnsi="Bahnschrift SemiLight SemiConde"/>
+            <w:sz w:val="24"/>
+            <w:szCs w:val="24"/>
+          </w:rPr>
+          <w:instrText>PAGEREF _Toc1947377894 \h</w:instrText>
+        </w:r>
+        <w:r>
+          <w:rPr>
+            <w:rFonts w:ascii="Bahnschrift SemiLight SemiConde" w:hAnsi="Bahnschrift SemiLight SemiConde"/>
+            <w:sz w:val="24"/>
+            <w:szCs w:val="24"/>
+          </w:rPr>
+        </w:r>
+        <w:r>
+          <w:rPr>
+            <w:rFonts w:ascii="Bahnschrift SemiLight SemiConde" w:hAnsi="Bahnschrift SemiLight SemiConde"/>
+            <w:sz w:val="24"/>
+            <w:szCs w:val="24"/>
+          </w:rPr>
+          <w:fldChar w:fldCharType="separate"/>
+        </w:r>
+        <w:r>
+          <w:rPr>
+            <w:rStyle w:val="Hyperlink"/>
+            <w:rFonts w:ascii="Bahnschrift SemiLight SemiConde" w:hAnsi="Bahnschrift SemiLight SemiConde"/>
+            <w:sz w:val="24"/>
+            <w:szCs w:val="24"/>
           </w:rPr>
           <w:t>4</w:t>
         </w:r>
         <w:r>
           <w:rPr>
             <w:rFonts w:ascii="Bahnschrift SemiLight SemiConde" w:hAnsi="Bahnschrift SemiLight SemiConde"/>
-            <w:noProof/>
-            <w:webHidden/>
-            <w:sz w:val="28"/>
-            <w:szCs w:val="28"/>
+            <w:sz w:val="24"/>
+            <w:szCs w:val="24"/>
           </w:rPr>
           <w:fldChar w:fldCharType="end"/>
         </w:r>
@@ -283,104 +475,494 @@
     </w:p>
     <w:p>
       <w:pPr>
-        <w:pStyle w:val="10"/>
-        <w:tabs>
-          <w:tab w:val="left" w:pos="720"/>
-          <w:tab w:val="right" w:leader="dot" w:pos="9344"/>
+        <w:pStyle w:val="TOC2"/>
+        <w:tabs>
+          <w:tab w:val="left" w:pos="600"/>
+          <w:tab w:val="right" w:leader="dot" w:pos="9330"/>
         </w:tabs>
         <w:rPr>
           <w:rFonts w:ascii="Bahnschrift SemiLight SemiConde" w:hAnsi="Bahnschrift SemiLight SemiConde"/>
           <w:noProof/>
-          <w:sz w:val="28"/>
-          <w:szCs w:val="28"/>
-        </w:rPr>
-      </w:pPr>
-      <w:hyperlink w:anchor="_Toc75236670" w:history="1">
-        <w:r>
-          <w:rPr>
-            <w:rFonts w:ascii="Bahnschrift SemiLight SemiConde" w:hAnsi="Bahnschrift SemiLight SemiConde"/>
-            <w:noProof/>
-            <w:sz w:val="28"/>
-            <w:szCs w:val="28"/>
-          </w:rPr>
-          <w:t>2.</w:t>
-        </w:r>
-        <w:r>
-          <w:rPr>
-            <w:rFonts w:ascii="Bahnschrift SemiLight SemiConde" w:hAnsi="Bahnschrift SemiLight SemiConde"/>
-            <w:noProof/>
-            <w:sz w:val="28"/>
-            <w:szCs w:val="28"/>
+          <w:sz w:val="24"/>
+          <w:szCs w:val="24"/>
+        </w:rPr>
+      </w:pPr>
+      <w:hyperlink w:anchor="_Toc519072665">
+        <w:r>
+          <w:rPr>
+            <w:rStyle w:val="Hyperlink"/>
+            <w:rFonts w:ascii="Bahnschrift SemiLight SemiConde" w:hAnsi="Bahnschrift SemiLight SemiConde"/>
+            <w:sz w:val="24"/>
+            <w:szCs w:val="24"/>
+          </w:rPr>
+          <w:t>2.2.</w:t>
+        </w:r>
+        <w:r>
+          <w:rPr>
+            <w:rFonts w:ascii="Bahnschrift SemiLight SemiConde" w:hAnsi="Bahnschrift SemiLight SemiConde"/>
+            <w:sz w:val="24"/>
+            <w:szCs w:val="24"/>
           </w:rPr>
           <w:tab/>
-          <w:t>Концепция</w:t>
-        </w:r>
-        <w:r>
-          <w:rPr>
-            <w:rFonts w:ascii="Bahnschrift SemiLight SemiConde" w:hAnsi="Bahnschrift SemiLight SemiConde"/>
-            <w:noProof/>
-            <w:webHidden/>
-            <w:sz w:val="28"/>
-            <w:szCs w:val="28"/>
+        </w:r>
+        <w:r>
+          <w:rPr>
+            <w:rStyle w:val="Hyperlink"/>
+            <w:rFonts w:ascii="Bahnschrift SemiLight SemiConde" w:hAnsi="Bahnschrift SemiLight SemiConde"/>
+            <w:sz w:val="24"/>
+            <w:szCs w:val="24"/>
+          </w:rPr>
+          <w:t>Жанр и аудитория</w:t>
+        </w:r>
+        <w:r>
+          <w:rPr>
+            <w:rFonts w:ascii="Bahnschrift SemiLight SemiConde" w:hAnsi="Bahnschrift SemiLight SemiConde"/>
+            <w:sz w:val="24"/>
+            <w:szCs w:val="24"/>
           </w:rPr>
           <w:tab/>
         </w:r>
         <w:r>
           <w:rPr>
             <w:rFonts w:ascii="Bahnschrift SemiLight SemiConde" w:hAnsi="Bahnschrift SemiLight SemiConde"/>
-            <w:noProof/>
-            <w:webHidden/>
-            <w:sz w:val="28"/>
-            <w:szCs w:val="28"/>
+            <w:sz w:val="24"/>
+            <w:szCs w:val="24"/>
           </w:rPr>
           <w:fldChar w:fldCharType="begin"/>
         </w:r>
         <w:r>
           <w:rPr>
             <w:rFonts w:ascii="Bahnschrift SemiLight SemiConde" w:hAnsi="Bahnschrift SemiLight SemiConde"/>
-            <w:noProof/>
-            <w:webHidden/>
-            <w:sz w:val="28"/>
-            <w:szCs w:val="28"/>
-          </w:rPr>
-          <w:instrText xml:space="preserve"> PAGEREF _Toc75236670 \h </w:instrText>
-        </w:r>
-        <w:r>
-          <w:rPr>
-            <w:rFonts w:ascii="Bahnschrift SemiLight SemiConde" w:hAnsi="Bahnschrift SemiLight SemiConde"/>
-            <w:noProof/>
-            <w:webHidden/>
-            <w:sz w:val="28"/>
-            <w:szCs w:val="28"/>
-          </w:rPr>
-        </w:r>
-        <w:r>
-          <w:rPr>
-            <w:rFonts w:ascii="Bahnschrift SemiLight SemiConde" w:hAnsi="Bahnschrift SemiLight SemiConde"/>
-            <w:noProof/>
-            <w:webHidden/>
-            <w:sz w:val="28"/>
-            <w:szCs w:val="28"/>
+            <w:sz w:val="24"/>
+            <w:szCs w:val="24"/>
+          </w:rPr>
+          <w:instrText>PAGEREF _Toc519072665 \h</w:instrText>
+        </w:r>
+        <w:r>
+          <w:rPr>
+            <w:rFonts w:ascii="Bahnschrift SemiLight SemiConde" w:hAnsi="Bahnschrift SemiLight SemiConde"/>
+            <w:sz w:val="24"/>
+            <w:szCs w:val="24"/>
+          </w:rPr>
+        </w:r>
+        <w:r>
+          <w:rPr>
+            <w:rFonts w:ascii="Bahnschrift SemiLight SemiConde" w:hAnsi="Bahnschrift SemiLight SemiConde"/>
+            <w:sz w:val="24"/>
+            <w:szCs w:val="24"/>
           </w:rPr>
           <w:fldChar w:fldCharType="separate"/>
         </w:r>
         <w:r>
           <w:rPr>
-            <w:rFonts w:ascii="Bahnschrift SemiLight SemiConde" w:hAnsi="Bahnschrift SemiLight SemiConde"/>
-            <w:noProof/>
-            <w:webHidden/>
-            <w:sz w:val="28"/>
-            <w:szCs w:val="28"/>
+            <w:rStyle w:val="Hyperlink"/>
+            <w:rFonts w:ascii="Bahnschrift SemiLight SemiConde" w:hAnsi="Bahnschrift SemiLight SemiConde"/>
+            <w:sz w:val="24"/>
+            <w:szCs w:val="24"/>
+          </w:rPr>
+          <w:t>4</w:t>
+        </w:r>
+        <w:r>
+          <w:rPr>
+            <w:rFonts w:ascii="Bahnschrift SemiLight SemiConde" w:hAnsi="Bahnschrift SemiLight SemiConde"/>
+            <w:sz w:val="24"/>
+            <w:szCs w:val="24"/>
+          </w:rPr>
+          <w:fldChar w:fldCharType="end"/>
+        </w:r>
+      </w:hyperlink>
+    </w:p>
+    <w:p>
+      <w:pPr>
+        <w:pStyle w:val="TOC2"/>
+        <w:tabs>
+          <w:tab w:val="left" w:pos="600"/>
+          <w:tab w:val="right" w:leader="dot" w:pos="9330"/>
+        </w:tabs>
+        <w:rPr>
+          <w:rFonts w:ascii="Bahnschrift SemiLight SemiConde" w:hAnsi="Bahnschrift SemiLight SemiConde"/>
+          <w:noProof/>
+          <w:sz w:val="24"/>
+          <w:szCs w:val="24"/>
+        </w:rPr>
+      </w:pPr>
+      <w:hyperlink w:anchor="_Toc1913615660">
+        <w:r>
+          <w:rPr>
+            <w:rStyle w:val="Hyperlink"/>
+            <w:rFonts w:ascii="Bahnschrift SemiLight SemiConde" w:hAnsi="Bahnschrift SemiLight SemiConde"/>
+            <w:sz w:val="24"/>
+            <w:szCs w:val="24"/>
+          </w:rPr>
+          <w:t>2.3.</w:t>
+        </w:r>
+        <w:r>
+          <w:rPr>
+            <w:rFonts w:ascii="Bahnschrift SemiLight SemiConde" w:hAnsi="Bahnschrift SemiLight SemiConde"/>
+            <w:sz w:val="24"/>
+            <w:szCs w:val="24"/>
+          </w:rPr>
+          <w:tab/>
+        </w:r>
+        <w:r>
+          <w:rPr>
+            <w:rStyle w:val="Hyperlink"/>
+            <w:rFonts w:ascii="Bahnschrift SemiLight SemiConde" w:hAnsi="Bahnschrift SemiLight SemiConde"/>
+            <w:sz w:val="24"/>
+            <w:szCs w:val="24"/>
+          </w:rPr>
+          <w:t>Основные особенности игры</w:t>
+        </w:r>
+        <w:r>
+          <w:rPr>
+            <w:rFonts w:ascii="Bahnschrift SemiLight SemiConde" w:hAnsi="Bahnschrift SemiLight SemiConde"/>
+            <w:sz w:val="24"/>
+            <w:szCs w:val="24"/>
+          </w:rPr>
+          <w:tab/>
+        </w:r>
+        <w:r>
+          <w:rPr>
+            <w:rFonts w:ascii="Bahnschrift SemiLight SemiConde" w:hAnsi="Bahnschrift SemiLight SemiConde"/>
+            <w:sz w:val="24"/>
+            <w:szCs w:val="24"/>
+          </w:rPr>
+          <w:fldChar w:fldCharType="begin"/>
+        </w:r>
+        <w:r>
+          <w:rPr>
+            <w:rFonts w:ascii="Bahnschrift SemiLight SemiConde" w:hAnsi="Bahnschrift SemiLight SemiConde"/>
+            <w:sz w:val="24"/>
+            <w:szCs w:val="24"/>
+          </w:rPr>
+          <w:instrText>PAGEREF _Toc1913615660 \h</w:instrText>
+        </w:r>
+        <w:r>
+          <w:rPr>
+            <w:rFonts w:ascii="Bahnschrift SemiLight SemiConde" w:hAnsi="Bahnschrift SemiLight SemiConde"/>
+            <w:sz w:val="24"/>
+            <w:szCs w:val="24"/>
+          </w:rPr>
+        </w:r>
+        <w:r>
+          <w:rPr>
+            <w:rFonts w:ascii="Bahnschrift SemiLight SemiConde" w:hAnsi="Bahnschrift SemiLight SemiConde"/>
+            <w:sz w:val="24"/>
+            <w:szCs w:val="24"/>
+          </w:rPr>
+          <w:fldChar w:fldCharType="separate"/>
+        </w:r>
+        <w:r>
+          <w:rPr>
+            <w:rStyle w:val="Hyperlink"/>
+            <w:rFonts w:ascii="Bahnschrift SemiLight SemiConde" w:hAnsi="Bahnschrift SemiLight SemiConde"/>
+            <w:sz w:val="24"/>
+            <w:szCs w:val="24"/>
+          </w:rPr>
+          <w:t>4</w:t>
+        </w:r>
+        <w:r>
+          <w:rPr>
+            <w:rFonts w:ascii="Bahnschrift SemiLight SemiConde" w:hAnsi="Bahnschrift SemiLight SemiConde"/>
+            <w:sz w:val="24"/>
+            <w:szCs w:val="24"/>
+          </w:rPr>
+          <w:fldChar w:fldCharType="end"/>
+        </w:r>
+      </w:hyperlink>
+    </w:p>
+    <w:p>
+      <w:pPr>
+        <w:pStyle w:val="TOC2"/>
+        <w:tabs>
+          <w:tab w:val="left" w:pos="600"/>
+          <w:tab w:val="right" w:leader="dot" w:pos="9330"/>
+        </w:tabs>
+        <w:rPr>
+          <w:rFonts w:ascii="Bahnschrift SemiLight SemiConde" w:hAnsi="Bahnschrift SemiLight SemiConde"/>
+          <w:noProof/>
+          <w:sz w:val="24"/>
+          <w:szCs w:val="24"/>
+        </w:rPr>
+      </w:pPr>
+      <w:hyperlink w:anchor="_Toc696309031">
+        <w:r>
+          <w:rPr>
+            <w:rStyle w:val="Hyperlink"/>
+            <w:rFonts w:ascii="Bahnschrift SemiLight SemiConde" w:hAnsi="Bahnschrift SemiLight SemiConde"/>
+            <w:sz w:val="24"/>
+            <w:szCs w:val="24"/>
+          </w:rPr>
+          <w:t>2.4.</w:t>
+        </w:r>
+        <w:r>
+          <w:rPr>
+            <w:rFonts w:ascii="Bahnschrift SemiLight SemiConde" w:hAnsi="Bahnschrift SemiLight SemiConde"/>
+            <w:sz w:val="24"/>
+            <w:szCs w:val="24"/>
+          </w:rPr>
+          <w:tab/>
+        </w:r>
+        <w:r>
+          <w:rPr>
+            <w:rStyle w:val="Hyperlink"/>
+            <w:rFonts w:ascii="Bahnschrift SemiLight SemiConde" w:hAnsi="Bahnschrift SemiLight SemiConde"/>
+            <w:sz w:val="24"/>
+            <w:szCs w:val="24"/>
+          </w:rPr>
+          <w:t>Описание игры</w:t>
+        </w:r>
+        <w:r>
+          <w:rPr>
+            <w:rFonts w:ascii="Bahnschrift SemiLight SemiConde" w:hAnsi="Bahnschrift SemiLight SemiConde"/>
+            <w:sz w:val="24"/>
+            <w:szCs w:val="24"/>
+          </w:rPr>
+          <w:tab/>
+        </w:r>
+        <w:r>
+          <w:rPr>
+            <w:rFonts w:ascii="Bahnschrift SemiLight SemiConde" w:hAnsi="Bahnschrift SemiLight SemiConde"/>
+            <w:sz w:val="24"/>
+            <w:szCs w:val="24"/>
+          </w:rPr>
+          <w:fldChar w:fldCharType="begin"/>
+        </w:r>
+        <w:r>
+          <w:rPr>
+            <w:rFonts w:ascii="Bahnschrift SemiLight SemiConde" w:hAnsi="Bahnschrift SemiLight SemiConde"/>
+            <w:sz w:val="24"/>
+            <w:szCs w:val="24"/>
+          </w:rPr>
+          <w:instrText>PAGEREF _Toc696309031 \h</w:instrText>
+        </w:r>
+        <w:r>
+          <w:rPr>
+            <w:rFonts w:ascii="Bahnschrift SemiLight SemiConde" w:hAnsi="Bahnschrift SemiLight SemiConde"/>
+            <w:sz w:val="24"/>
+            <w:szCs w:val="24"/>
+          </w:rPr>
+        </w:r>
+        <w:r>
+          <w:rPr>
+            <w:rFonts w:ascii="Bahnschrift SemiLight SemiConde" w:hAnsi="Bahnschrift SemiLight SemiConde"/>
+            <w:sz w:val="24"/>
+            <w:szCs w:val="24"/>
+          </w:rPr>
+          <w:fldChar w:fldCharType="separate"/>
+        </w:r>
+        <w:r>
+          <w:rPr>
+            <w:rStyle w:val="Hyperlink"/>
+            <w:rFonts w:ascii="Bahnschrift SemiLight SemiConde" w:hAnsi="Bahnschrift SemiLight SemiConde"/>
+            <w:sz w:val="24"/>
+            <w:szCs w:val="24"/>
+          </w:rPr>
+          <w:t>4</w:t>
+        </w:r>
+        <w:r>
+          <w:rPr>
+            <w:rFonts w:ascii="Bahnschrift SemiLight SemiConde" w:hAnsi="Bahnschrift SemiLight SemiConde"/>
+            <w:sz w:val="24"/>
+            <w:szCs w:val="24"/>
+          </w:rPr>
+          <w:fldChar w:fldCharType="end"/>
+        </w:r>
+      </w:hyperlink>
+    </w:p>
+    <w:p>
+      <w:pPr>
+        <w:pStyle w:val="TOC2"/>
+        <w:tabs>
+          <w:tab w:val="left" w:pos="600"/>
+          <w:tab w:val="right" w:leader="dot" w:pos="9330"/>
+        </w:tabs>
+        <w:rPr>
+          <w:rFonts w:ascii="Bahnschrift SemiLight SemiConde" w:hAnsi="Bahnschrift SemiLight SemiConde"/>
+          <w:noProof/>
+          <w:sz w:val="24"/>
+          <w:szCs w:val="24"/>
+        </w:rPr>
+      </w:pPr>
+      <w:hyperlink w:anchor="_Toc1449258860">
+        <w:r>
+          <w:rPr>
+            <w:rStyle w:val="Hyperlink"/>
+            <w:rFonts w:ascii="Bahnschrift SemiLight SemiConde" w:hAnsi="Bahnschrift SemiLight SemiConde"/>
+            <w:sz w:val="24"/>
+            <w:szCs w:val="24"/>
+          </w:rPr>
+          <w:t>2.5.</w:t>
+        </w:r>
+        <w:r>
+          <w:rPr>
+            <w:rFonts w:ascii="Bahnschrift SemiLight SemiConde" w:hAnsi="Bahnschrift SemiLight SemiConde"/>
+            <w:sz w:val="24"/>
+            <w:szCs w:val="24"/>
+          </w:rPr>
+          <w:tab/>
+        </w:r>
+        <w:r>
+          <w:rPr>
+            <w:rStyle w:val="Hyperlink"/>
+            <w:rFonts w:ascii="Bahnschrift SemiLight SemiConde" w:hAnsi="Bahnschrift SemiLight SemiConde"/>
+            <w:sz w:val="24"/>
+            <w:szCs w:val="24"/>
+          </w:rPr>
+          <w:t>Платформа</w:t>
+        </w:r>
+        <w:r>
+          <w:rPr>
+            <w:rFonts w:ascii="Bahnschrift SemiLight SemiConde" w:hAnsi="Bahnschrift SemiLight SemiConde"/>
+            <w:sz w:val="24"/>
+            <w:szCs w:val="24"/>
+          </w:rPr>
+          <w:tab/>
+        </w:r>
+        <w:r>
+          <w:rPr>
+            <w:rFonts w:ascii="Bahnschrift SemiLight SemiConde" w:hAnsi="Bahnschrift SemiLight SemiConde"/>
+            <w:sz w:val="24"/>
+            <w:szCs w:val="24"/>
+          </w:rPr>
+          <w:fldChar w:fldCharType="begin"/>
+        </w:r>
+        <w:r>
+          <w:rPr>
+            <w:rFonts w:ascii="Bahnschrift SemiLight SemiConde" w:hAnsi="Bahnschrift SemiLight SemiConde"/>
+            <w:sz w:val="24"/>
+            <w:szCs w:val="24"/>
+          </w:rPr>
+          <w:instrText>PAGEREF _Toc1449258860 \h</w:instrText>
+        </w:r>
+        <w:r>
+          <w:rPr>
+            <w:rFonts w:ascii="Bahnschrift SemiLight SemiConde" w:hAnsi="Bahnschrift SemiLight SemiConde"/>
+            <w:sz w:val="24"/>
+            <w:szCs w:val="24"/>
+          </w:rPr>
+        </w:r>
+        <w:r>
+          <w:rPr>
+            <w:rFonts w:ascii="Bahnschrift SemiLight SemiConde" w:hAnsi="Bahnschrift SemiLight SemiConde"/>
+            <w:sz w:val="24"/>
+            <w:szCs w:val="24"/>
+          </w:rPr>
+          <w:fldChar w:fldCharType="separate"/>
+        </w:r>
+        <w:r>
+          <w:rPr>
+            <w:rStyle w:val="Hyperlink"/>
+            <w:rFonts w:ascii="Bahnschrift SemiLight SemiConde" w:hAnsi="Bahnschrift SemiLight SemiConde"/>
+            <w:sz w:val="24"/>
+            <w:szCs w:val="24"/>
+          </w:rPr>
+          <w:t>4</w:t>
+        </w:r>
+        <w:r>
+          <w:rPr>
+            <w:rFonts w:ascii="Bahnschrift SemiLight SemiConde" w:hAnsi="Bahnschrift SemiLight SemiConde"/>
+            <w:sz w:val="24"/>
+            <w:szCs w:val="24"/>
+          </w:rPr>
+          <w:fldChar w:fldCharType="end"/>
+        </w:r>
+      </w:hyperlink>
+    </w:p>
+    <w:p>
+      <w:pPr>
+        <w:pStyle w:val="TOC1"/>
+        <w:tabs>
+          <w:tab w:val="left" w:pos="390"/>
+          <w:tab w:val="right" w:leader="dot" w:pos="9330"/>
+        </w:tabs>
+        <w:rPr>
+          <w:rFonts w:ascii="Bahnschrift SemiLight SemiConde" w:hAnsi="Bahnschrift SemiLight SemiConde"/>
+          <w:noProof/>
+          <w:sz w:val="24"/>
+          <w:szCs w:val="24"/>
+        </w:rPr>
+      </w:pPr>
+      <w:hyperlink w:anchor="_Toc1699793943">
+        <w:r>
+          <w:rPr>
+            <w:rStyle w:val="Hyperlink"/>
+            <w:rFonts w:ascii="Bahnschrift SemiLight SemiConde" w:hAnsi="Bahnschrift SemiLight SemiConde"/>
+            <w:sz w:val="24"/>
+            <w:szCs w:val="24"/>
+          </w:rPr>
+          <w:t>3.</w:t>
+        </w:r>
+        <w:r>
+          <w:rPr>
+            <w:rFonts w:ascii="Bahnschrift SemiLight SemiConde" w:hAnsi="Bahnschrift SemiLight SemiConde"/>
+            <w:sz w:val="24"/>
+            <w:szCs w:val="24"/>
+          </w:rPr>
+          <w:tab/>
+        </w:r>
+        <w:r>
+          <w:rPr>
+            <w:rStyle w:val="Hyperlink"/>
+            <w:rFonts w:ascii="Bahnschrift SemiLight SemiConde" w:hAnsi="Bahnschrift SemiLight SemiConde"/>
+            <w:sz w:val="24"/>
+            <w:szCs w:val="24"/>
+          </w:rPr>
+          <w:t>Игровой процесс и сюжет</w:t>
+        </w:r>
+        <w:r>
+          <w:rPr>
+            <w:rFonts w:ascii="Bahnschrift SemiLight SemiConde" w:hAnsi="Bahnschrift SemiLight SemiConde"/>
+            <w:sz w:val="24"/>
+            <w:szCs w:val="24"/>
+          </w:rPr>
+          <w:tab/>
+        </w:r>
+        <w:r>
+          <w:rPr>
+            <w:rFonts w:ascii="Bahnschrift SemiLight SemiConde" w:hAnsi="Bahnschrift SemiLight SemiConde"/>
+            <w:sz w:val="24"/>
+            <w:szCs w:val="24"/>
+          </w:rPr>
+          <w:fldChar w:fldCharType="begin"/>
+        </w:r>
+        <w:r>
+          <w:rPr>
+            <w:rFonts w:ascii="Bahnschrift SemiLight SemiConde" w:hAnsi="Bahnschrift SemiLight SemiConde"/>
+            <w:sz w:val="24"/>
+            <w:szCs w:val="24"/>
+          </w:rPr>
+          <w:instrText>PAGEREF _Toc1699793943 \h</w:instrText>
+        </w:r>
+        <w:r>
+          <w:rPr>
+            <w:rFonts w:ascii="Bahnschrift SemiLight SemiConde" w:hAnsi="Bahnschrift SemiLight SemiConde"/>
+            <w:sz w:val="24"/>
+            <w:szCs w:val="24"/>
+          </w:rPr>
+        </w:r>
+        <w:r>
+          <w:rPr>
+            <w:rFonts w:ascii="Bahnschrift SemiLight SemiConde" w:hAnsi="Bahnschrift SemiLight SemiConde"/>
+            <w:sz w:val="24"/>
+            <w:szCs w:val="24"/>
+          </w:rPr>
+          <w:fldChar w:fldCharType="separate"/>
+        </w:r>
+        <w:r>
+          <w:rPr>
+            <w:rStyle w:val="Hyperlink"/>
+            <w:rFonts w:ascii="Bahnschrift SemiLight SemiConde" w:hAnsi="Bahnschrift SemiLight SemiConde"/>
+            <w:sz w:val="24"/>
+            <w:szCs w:val="24"/>
           </w:rPr>
           <w:t>5</w:t>
         </w:r>
         <w:r>
           <w:rPr>
             <w:rFonts w:ascii="Bahnschrift SemiLight SemiConde" w:hAnsi="Bahnschrift SemiLight SemiConde"/>
-            <w:noProof/>
-            <w:webHidden/>
-            <w:sz w:val="28"/>
-            <w:szCs w:val="28"/>
+            <w:sz w:val="24"/>
+            <w:szCs w:val="24"/>
           </w:rPr>
           <w:fldChar w:fldCharType="end"/>
         </w:r>
@@ -388,104 +970,98 @@
     </w:p>
     <w:p>
       <w:pPr>
-        <w:pStyle w:val="20"/>
-        <w:tabs>
-          <w:tab w:val="left" w:pos="960"/>
-          <w:tab w:val="right" w:leader="dot" w:pos="9344"/>
+        <w:pStyle w:val="TOC2"/>
+        <w:tabs>
+          <w:tab w:val="left" w:pos="600"/>
+          <w:tab w:val="right" w:leader="dot" w:pos="9330"/>
         </w:tabs>
         <w:rPr>
           <w:rFonts w:ascii="Bahnschrift SemiLight SemiConde" w:hAnsi="Bahnschrift SemiLight SemiConde"/>
           <w:noProof/>
-          <w:sz w:val="28"/>
-          <w:szCs w:val="28"/>
-        </w:rPr>
-      </w:pPr>
-      <w:hyperlink w:anchor="_Toc75236671" w:history="1">
-        <w:r>
-          <w:rPr>
-            <w:rFonts w:ascii="Bahnschrift SemiLight SemiConde" w:hAnsi="Bahnschrift SemiLight SemiConde"/>
-            <w:noProof/>
-            <w:sz w:val="28"/>
-            <w:szCs w:val="28"/>
-          </w:rPr>
-          <w:t>2.1.</w:t>
-        </w:r>
-        <w:r>
-          <w:rPr>
-            <w:rFonts w:ascii="Bahnschrift SemiLight SemiConde" w:hAnsi="Bahnschrift SemiLight SemiConde"/>
-            <w:noProof/>
-            <w:sz w:val="28"/>
-            <w:szCs w:val="28"/>
+          <w:sz w:val="24"/>
+          <w:szCs w:val="24"/>
+        </w:rPr>
+      </w:pPr>
+      <w:hyperlink w:anchor="_Toc907180071">
+        <w:r>
+          <w:rPr>
+            <w:rStyle w:val="Hyperlink"/>
+            <w:rFonts w:ascii="Bahnschrift SemiLight SemiConde" w:hAnsi="Bahnschrift SemiLight SemiConde"/>
+            <w:sz w:val="24"/>
+            <w:szCs w:val="24"/>
+          </w:rPr>
+          <w:t>3.1.</w:t>
+        </w:r>
+        <w:r>
+          <w:rPr>
+            <w:rFonts w:ascii="Bahnschrift SemiLight SemiConde" w:hAnsi="Bahnschrift SemiLight SemiConde"/>
+            <w:sz w:val="24"/>
+            <w:szCs w:val="24"/>
           </w:rPr>
           <w:tab/>
-          <w:t>Введение</w:t>
-        </w:r>
-        <w:r>
-          <w:rPr>
-            <w:rFonts w:ascii="Bahnschrift SemiLight SemiConde" w:hAnsi="Bahnschrift SemiLight SemiConde"/>
-            <w:noProof/>
-            <w:webHidden/>
-            <w:sz w:val="28"/>
-            <w:szCs w:val="28"/>
+        </w:r>
+        <w:r>
+          <w:rPr>
+            <w:rStyle w:val="Hyperlink"/>
+            <w:rFonts w:ascii="Bahnschrift SemiLight SemiConde" w:hAnsi="Bahnschrift SemiLight SemiConde"/>
+            <w:sz w:val="24"/>
+            <w:szCs w:val="24"/>
+          </w:rPr>
+          <w:t>Принципы игры</w:t>
+        </w:r>
+        <w:r>
+          <w:rPr>
+            <w:rFonts w:ascii="Bahnschrift SemiLight SemiConde" w:hAnsi="Bahnschrift SemiLight SemiConde"/>
+            <w:sz w:val="24"/>
+            <w:szCs w:val="24"/>
           </w:rPr>
           <w:tab/>
         </w:r>
         <w:r>
           <w:rPr>
             <w:rFonts w:ascii="Bahnschrift SemiLight SemiConde" w:hAnsi="Bahnschrift SemiLight SemiConde"/>
-            <w:noProof/>
-            <w:webHidden/>
-            <w:sz w:val="28"/>
-            <w:szCs w:val="28"/>
+            <w:sz w:val="24"/>
+            <w:szCs w:val="24"/>
           </w:rPr>
           <w:fldChar w:fldCharType="begin"/>
         </w:r>
         <w:r>
           <w:rPr>
             <w:rFonts w:ascii="Bahnschrift SemiLight SemiConde" w:hAnsi="Bahnschrift SemiLight SemiConde"/>
-            <w:noProof/>
-            <w:webHidden/>
-            <w:sz w:val="28"/>
-            <w:szCs w:val="28"/>
-          </w:rPr>
-          <w:instrText xml:space="preserve"> PAGEREF _Toc75236671 \h </w:instrText>
-        </w:r>
-        <w:r>
-          <w:rPr>
-            <w:rFonts w:ascii="Bahnschrift SemiLight SemiConde" w:hAnsi="Bahnschrift SemiLight SemiConde"/>
-            <w:noProof/>
-            <w:webHidden/>
-            <w:sz w:val="28"/>
-            <w:szCs w:val="28"/>
-          </w:rPr>
-        </w:r>
-        <w:r>
-          <w:rPr>
-            <w:rFonts w:ascii="Bahnschrift SemiLight SemiConde" w:hAnsi="Bahnschrift SemiLight SemiConde"/>
-            <w:noProof/>
-            <w:webHidden/>
-            <w:sz w:val="28"/>
-            <w:szCs w:val="28"/>
+            <w:sz w:val="24"/>
+            <w:szCs w:val="24"/>
+          </w:rPr>
+          <w:instrText>PAGEREF _Toc907180071 \h</w:instrText>
+        </w:r>
+        <w:r>
+          <w:rPr>
+            <w:rFonts w:ascii="Bahnschrift SemiLight SemiConde" w:hAnsi="Bahnschrift SemiLight SemiConde"/>
+            <w:sz w:val="24"/>
+            <w:szCs w:val="24"/>
+          </w:rPr>
+        </w:r>
+        <w:r>
+          <w:rPr>
+            <w:rFonts w:ascii="Bahnschrift SemiLight SemiConde" w:hAnsi="Bahnschrift SemiLight SemiConde"/>
+            <w:sz w:val="24"/>
+            <w:szCs w:val="24"/>
           </w:rPr>
           <w:fldChar w:fldCharType="separate"/>
         </w:r>
         <w:r>
           <w:rPr>
-            <w:rFonts w:ascii="Bahnschrift SemiLight SemiConde" w:hAnsi="Bahnschrift SemiLight SemiConde"/>
-            <w:noProof/>
-            <w:webHidden/>
-            <w:sz w:val="28"/>
-            <w:szCs w:val="28"/>
-          </w:rPr>
-          <w:t>5</w:t>
-        </w:r>
-        <w:r>
-          <w:rPr>
-            <w:rFonts w:ascii="Bahnschrift SemiLight SemiConde" w:hAnsi="Bahnschrift SemiLight SemiConde"/>
-            <w:noProof/>
-            <w:webHidden/>
-            <w:sz w:val="28"/>
-            <w:szCs w:val="28"/>
+            <w:rStyle w:val="Hyperlink"/>
+            <w:rFonts w:ascii="Bahnschrift SemiLight SemiConde" w:hAnsi="Bahnschrift SemiLight SemiConde"/>
+            <w:sz w:val="24"/>
+            <w:szCs w:val="24"/>
+          </w:rPr>
+          <w:t>6</w:t>
+        </w:r>
+        <w:r>
+          <w:rPr>
+            <w:rFonts w:ascii="Bahnschrift SemiLight SemiConde" w:hAnsi="Bahnschrift SemiLight SemiConde"/>
+            <w:sz w:val="24"/>
+            <w:szCs w:val="24"/>
           </w:rPr>
           <w:fldChar w:fldCharType="end"/>
         </w:r>
@@ -493,104 +1069,98 @@
     </w:p>
     <w:p>
       <w:pPr>
-        <w:pStyle w:val="20"/>
-        <w:tabs>
-          <w:tab w:val="left" w:pos="960"/>
-          <w:tab w:val="right" w:leader="dot" w:pos="9344"/>
+        <w:pStyle w:val="TOC3"/>
+        <w:tabs>
+          <w:tab w:val="left" w:pos="1200"/>
+          <w:tab w:val="right" w:leader="dot" w:pos="9330"/>
         </w:tabs>
         <w:rPr>
           <w:rFonts w:ascii="Bahnschrift SemiLight SemiConde" w:hAnsi="Bahnschrift SemiLight SemiConde"/>
           <w:noProof/>
-          <w:sz w:val="28"/>
-          <w:szCs w:val="28"/>
-        </w:rPr>
-      </w:pPr>
-      <w:hyperlink w:anchor="_Toc75236672" w:history="1">
-        <w:r>
-          <w:rPr>
-            <w:rFonts w:ascii="Bahnschrift SemiLight SemiConde" w:hAnsi="Bahnschrift SemiLight SemiConde"/>
-            <w:noProof/>
-            <w:sz w:val="28"/>
-            <w:szCs w:val="28"/>
-          </w:rPr>
-          <w:t>2.2.</w:t>
-        </w:r>
-        <w:r>
-          <w:rPr>
-            <w:rFonts w:ascii="Bahnschrift SemiLight SemiConde" w:hAnsi="Bahnschrift SemiLight SemiConde"/>
-            <w:noProof/>
-            <w:sz w:val="28"/>
-            <w:szCs w:val="28"/>
+          <w:sz w:val="24"/>
+          <w:szCs w:val="24"/>
+        </w:rPr>
+      </w:pPr>
+      <w:hyperlink w:anchor="_Toc761503504">
+        <w:r>
+          <w:rPr>
+            <w:rStyle w:val="Hyperlink"/>
+            <w:rFonts w:ascii="Bahnschrift SemiLight SemiConde" w:hAnsi="Bahnschrift SemiLight SemiConde"/>
+            <w:sz w:val="24"/>
+            <w:szCs w:val="24"/>
+          </w:rPr>
+          <w:t>3.1.1.</w:t>
+        </w:r>
+        <w:r>
+          <w:rPr>
+            <w:rFonts w:ascii="Bahnschrift SemiLight SemiConde" w:hAnsi="Bahnschrift SemiLight SemiConde"/>
+            <w:sz w:val="24"/>
+            <w:szCs w:val="24"/>
           </w:rPr>
           <w:tab/>
-          <w:t>Жанр и аудитория</w:t>
-        </w:r>
-        <w:r>
-          <w:rPr>
-            <w:rFonts w:ascii="Bahnschrift SemiLight SemiConde" w:hAnsi="Bahnschrift SemiLight SemiConde"/>
-            <w:noProof/>
-            <w:webHidden/>
-            <w:sz w:val="28"/>
-            <w:szCs w:val="28"/>
+        </w:r>
+        <w:r>
+          <w:rPr>
+            <w:rStyle w:val="Hyperlink"/>
+            <w:rFonts w:ascii="Bahnschrift SemiLight SemiConde" w:hAnsi="Bahnschrift SemiLight SemiConde"/>
+            <w:sz w:val="24"/>
+            <w:szCs w:val="24"/>
+          </w:rPr>
+          <w:t>Эмоции игроков</w:t>
+        </w:r>
+        <w:r>
+          <w:rPr>
+            <w:rFonts w:ascii="Bahnschrift SemiLight SemiConde" w:hAnsi="Bahnschrift SemiLight SemiConde"/>
+            <w:sz w:val="24"/>
+            <w:szCs w:val="24"/>
           </w:rPr>
           <w:tab/>
         </w:r>
         <w:r>
           <w:rPr>
             <w:rFonts w:ascii="Bahnschrift SemiLight SemiConde" w:hAnsi="Bahnschrift SemiLight SemiConde"/>
-            <w:noProof/>
-            <w:webHidden/>
-            <w:sz w:val="28"/>
-            <w:szCs w:val="28"/>
+            <w:sz w:val="24"/>
+            <w:szCs w:val="24"/>
           </w:rPr>
           <w:fldChar w:fldCharType="begin"/>
         </w:r>
         <w:r>
           <w:rPr>
             <w:rFonts w:ascii="Bahnschrift SemiLight SemiConde" w:hAnsi="Bahnschrift SemiLight SemiConde"/>
-            <w:noProof/>
-            <w:webHidden/>
-            <w:sz w:val="28"/>
-            <w:szCs w:val="28"/>
-          </w:rPr>
-          <w:instrText xml:space="preserve"> PAGEREF _Toc75236672 \h </w:instrText>
-        </w:r>
-        <w:r>
-          <w:rPr>
-            <w:rFonts w:ascii="Bahnschrift SemiLight SemiConde" w:hAnsi="Bahnschrift SemiLight SemiConde"/>
-            <w:noProof/>
-            <w:webHidden/>
-            <w:sz w:val="28"/>
-            <w:szCs w:val="28"/>
-          </w:rPr>
-        </w:r>
-        <w:r>
-          <w:rPr>
-            <w:rFonts w:ascii="Bahnschrift SemiLight SemiConde" w:hAnsi="Bahnschrift SemiLight SemiConde"/>
-            <w:noProof/>
-            <w:webHidden/>
-            <w:sz w:val="28"/>
-            <w:szCs w:val="28"/>
+            <w:sz w:val="24"/>
+            <w:szCs w:val="24"/>
+          </w:rPr>
+          <w:instrText>PAGEREF _Toc761503504 \h</w:instrText>
+        </w:r>
+        <w:r>
+          <w:rPr>
+            <w:rFonts w:ascii="Bahnschrift SemiLight SemiConde" w:hAnsi="Bahnschrift SemiLight SemiConde"/>
+            <w:sz w:val="24"/>
+            <w:szCs w:val="24"/>
+          </w:rPr>
+        </w:r>
+        <w:r>
+          <w:rPr>
+            <w:rFonts w:ascii="Bahnschrift SemiLight SemiConde" w:hAnsi="Bahnschrift SemiLight SemiConde"/>
+            <w:sz w:val="24"/>
+            <w:szCs w:val="24"/>
           </w:rPr>
           <w:fldChar w:fldCharType="separate"/>
         </w:r>
         <w:r>
           <w:rPr>
-            <w:rFonts w:ascii="Bahnschrift SemiLight SemiConde" w:hAnsi="Bahnschrift SemiLight SemiConde"/>
-            <w:noProof/>
-            <w:webHidden/>
-            <w:sz w:val="28"/>
-            <w:szCs w:val="28"/>
-          </w:rPr>
-          <w:t>5</w:t>
-        </w:r>
-        <w:r>
-          <w:rPr>
-            <w:rFonts w:ascii="Bahnschrift SemiLight SemiConde" w:hAnsi="Bahnschrift SemiLight SemiConde"/>
-            <w:noProof/>
-            <w:webHidden/>
-            <w:sz w:val="28"/>
-            <w:szCs w:val="28"/>
+            <w:rStyle w:val="Hyperlink"/>
+            <w:rFonts w:ascii="Bahnschrift SemiLight SemiConde" w:hAnsi="Bahnschrift SemiLight SemiConde"/>
+            <w:sz w:val="24"/>
+            <w:szCs w:val="24"/>
+          </w:rPr>
+          <w:t>6</w:t>
+        </w:r>
+        <w:r>
+          <w:rPr>
+            <w:rFonts w:ascii="Bahnschrift SemiLight SemiConde" w:hAnsi="Bahnschrift SemiLight SemiConde"/>
+            <w:sz w:val="24"/>
+            <w:szCs w:val="24"/>
           </w:rPr>
           <w:fldChar w:fldCharType="end"/>
         </w:r>
@@ -598,104 +1168,98 @@
     </w:p>
     <w:p>
       <w:pPr>
-        <w:pStyle w:val="20"/>
-        <w:tabs>
-          <w:tab w:val="left" w:pos="960"/>
-          <w:tab w:val="right" w:leader="dot" w:pos="9344"/>
+        <w:pStyle w:val="TOC3"/>
+        <w:tabs>
+          <w:tab w:val="left" w:pos="1200"/>
+          <w:tab w:val="right" w:leader="dot" w:pos="9330"/>
         </w:tabs>
         <w:rPr>
           <w:rFonts w:ascii="Bahnschrift SemiLight SemiConde" w:hAnsi="Bahnschrift SemiLight SemiConde"/>
           <w:noProof/>
-          <w:sz w:val="28"/>
-          <w:szCs w:val="28"/>
-        </w:rPr>
-      </w:pPr>
-      <w:hyperlink w:anchor="_Toc75236673" w:history="1">
-        <w:r>
-          <w:rPr>
-            <w:rFonts w:ascii="Bahnschrift SemiLight SemiConde" w:hAnsi="Bahnschrift SemiLight SemiConde"/>
-            <w:noProof/>
-            <w:sz w:val="28"/>
-            <w:szCs w:val="28"/>
-          </w:rPr>
-          <w:t>2.3.</w:t>
-        </w:r>
-        <w:r>
-          <w:rPr>
-            <w:rFonts w:ascii="Bahnschrift SemiLight SemiConde" w:hAnsi="Bahnschrift SemiLight SemiConde"/>
-            <w:noProof/>
-            <w:sz w:val="28"/>
-            <w:szCs w:val="28"/>
+          <w:sz w:val="24"/>
+          <w:szCs w:val="24"/>
+        </w:rPr>
+      </w:pPr>
+      <w:hyperlink w:anchor="_Toc513893272">
+        <w:r>
+          <w:rPr>
+            <w:rStyle w:val="Hyperlink"/>
+            <w:rFonts w:ascii="Bahnschrift SemiLight SemiConde" w:hAnsi="Bahnschrift SemiLight SemiConde"/>
+            <w:sz w:val="24"/>
+            <w:szCs w:val="24"/>
+          </w:rPr>
+          <w:t>3.1.2.</w:t>
+        </w:r>
+        <w:r>
+          <w:rPr>
+            <w:rFonts w:ascii="Bahnschrift SemiLight SemiConde" w:hAnsi="Bahnschrift SemiLight SemiConde"/>
+            <w:sz w:val="24"/>
+            <w:szCs w:val="24"/>
           </w:rPr>
           <w:tab/>
-          <w:t>Основные особенности игры</w:t>
-        </w:r>
-        <w:r>
-          <w:rPr>
-            <w:rFonts w:ascii="Bahnschrift SemiLight SemiConde" w:hAnsi="Bahnschrift SemiLight SemiConde"/>
-            <w:noProof/>
-            <w:webHidden/>
-            <w:sz w:val="28"/>
-            <w:szCs w:val="28"/>
+        </w:r>
+        <w:r>
+          <w:rPr>
+            <w:rStyle w:val="Hyperlink"/>
+            <w:rFonts w:ascii="Bahnschrift SemiLight SemiConde" w:hAnsi="Bahnschrift SemiLight SemiConde"/>
+            <w:sz w:val="24"/>
+            <w:szCs w:val="24"/>
+          </w:rPr>
+          <w:t>Условия выигрыша и проигрыша</w:t>
+        </w:r>
+        <w:r>
+          <w:rPr>
+            <w:rFonts w:ascii="Bahnschrift SemiLight SemiConde" w:hAnsi="Bahnschrift SemiLight SemiConde"/>
+            <w:sz w:val="24"/>
+            <w:szCs w:val="24"/>
           </w:rPr>
           <w:tab/>
         </w:r>
         <w:r>
           <w:rPr>
             <w:rFonts w:ascii="Bahnschrift SemiLight SemiConde" w:hAnsi="Bahnschrift SemiLight SemiConde"/>
-            <w:noProof/>
-            <w:webHidden/>
-            <w:sz w:val="28"/>
-            <w:szCs w:val="28"/>
+            <w:sz w:val="24"/>
+            <w:szCs w:val="24"/>
           </w:rPr>
           <w:fldChar w:fldCharType="begin"/>
         </w:r>
         <w:r>
           <w:rPr>
             <w:rFonts w:ascii="Bahnschrift SemiLight SemiConde" w:hAnsi="Bahnschrift SemiLight SemiConde"/>
-            <w:noProof/>
-            <w:webHidden/>
-            <w:sz w:val="28"/>
-            <w:szCs w:val="28"/>
-          </w:rPr>
-          <w:instrText xml:space="preserve"> PAGEREF _Toc75236673 \h </w:instrText>
-        </w:r>
-        <w:r>
-          <w:rPr>
-            <w:rFonts w:ascii="Bahnschrift SemiLight SemiConde" w:hAnsi="Bahnschrift SemiLight SemiConde"/>
-            <w:noProof/>
-            <w:webHidden/>
-            <w:sz w:val="28"/>
-            <w:szCs w:val="28"/>
-          </w:rPr>
-        </w:r>
-        <w:r>
-          <w:rPr>
-            <w:rFonts w:ascii="Bahnschrift SemiLight SemiConde" w:hAnsi="Bahnschrift SemiLight SemiConde"/>
-            <w:noProof/>
-            <w:webHidden/>
-            <w:sz w:val="28"/>
-            <w:szCs w:val="28"/>
+            <w:sz w:val="24"/>
+            <w:szCs w:val="24"/>
+          </w:rPr>
+          <w:instrText>PAGEREF _Toc513893272 \h</w:instrText>
+        </w:r>
+        <w:r>
+          <w:rPr>
+            <w:rFonts w:ascii="Bahnschrift SemiLight SemiConde" w:hAnsi="Bahnschrift SemiLight SemiConde"/>
+            <w:sz w:val="24"/>
+            <w:szCs w:val="24"/>
+          </w:rPr>
+        </w:r>
+        <w:r>
+          <w:rPr>
+            <w:rFonts w:ascii="Bahnschrift SemiLight SemiConde" w:hAnsi="Bahnschrift SemiLight SemiConde"/>
+            <w:sz w:val="24"/>
+            <w:szCs w:val="24"/>
           </w:rPr>
           <w:fldChar w:fldCharType="separate"/>
         </w:r>
         <w:r>
           <w:rPr>
-            <w:rFonts w:ascii="Bahnschrift SemiLight SemiConde" w:hAnsi="Bahnschrift SemiLight SemiConde"/>
-            <w:noProof/>
-            <w:webHidden/>
-            <w:sz w:val="28"/>
-            <w:szCs w:val="28"/>
-          </w:rPr>
-          <w:t>5</w:t>
-        </w:r>
-        <w:r>
-          <w:rPr>
-            <w:rFonts w:ascii="Bahnschrift SemiLight SemiConde" w:hAnsi="Bahnschrift SemiLight SemiConde"/>
-            <w:noProof/>
-            <w:webHidden/>
-            <w:sz w:val="28"/>
-            <w:szCs w:val="28"/>
+            <w:rStyle w:val="Hyperlink"/>
+            <w:rFonts w:ascii="Bahnschrift SemiLight SemiConde" w:hAnsi="Bahnschrift SemiLight SemiConde"/>
+            <w:sz w:val="24"/>
+            <w:szCs w:val="24"/>
+          </w:rPr>
+          <w:t>6</w:t>
+        </w:r>
+        <w:r>
+          <w:rPr>
+            <w:rFonts w:ascii="Bahnschrift SemiLight SemiConde" w:hAnsi="Bahnschrift SemiLight SemiConde"/>
+            <w:sz w:val="24"/>
+            <w:szCs w:val="24"/>
           </w:rPr>
           <w:fldChar w:fldCharType="end"/>
         </w:r>
@@ -703,104 +1267,98 @@
     </w:p>
     <w:p>
       <w:pPr>
-        <w:pStyle w:val="20"/>
-        <w:tabs>
-          <w:tab w:val="left" w:pos="960"/>
-          <w:tab w:val="right" w:leader="dot" w:pos="9344"/>
+        <w:pStyle w:val="TOC3"/>
+        <w:tabs>
+          <w:tab w:val="left" w:pos="1200"/>
+          <w:tab w:val="right" w:leader="dot" w:pos="9330"/>
         </w:tabs>
         <w:rPr>
           <w:rFonts w:ascii="Bahnschrift SemiLight SemiConde" w:hAnsi="Bahnschrift SemiLight SemiConde"/>
           <w:noProof/>
-          <w:sz w:val="28"/>
-          <w:szCs w:val="28"/>
-        </w:rPr>
-      </w:pPr>
-      <w:hyperlink w:anchor="_Toc75236674" w:history="1">
-        <w:r>
-          <w:rPr>
-            <w:rFonts w:ascii="Bahnschrift SemiLight SemiConde" w:hAnsi="Bahnschrift SemiLight SemiConde"/>
-            <w:noProof/>
-            <w:sz w:val="28"/>
-            <w:szCs w:val="28"/>
-          </w:rPr>
-          <w:t>2.4.</w:t>
-        </w:r>
-        <w:r>
-          <w:rPr>
-            <w:rFonts w:ascii="Bahnschrift SemiLight SemiConde" w:hAnsi="Bahnschrift SemiLight SemiConde"/>
-            <w:noProof/>
-            <w:sz w:val="28"/>
-            <w:szCs w:val="28"/>
+          <w:sz w:val="24"/>
+          <w:szCs w:val="24"/>
+        </w:rPr>
+      </w:pPr>
+      <w:hyperlink w:anchor="_Toc293016319">
+        <w:r>
+          <w:rPr>
+            <w:rStyle w:val="Hyperlink"/>
+            <w:rFonts w:ascii="Bahnschrift SemiLight SemiConde" w:hAnsi="Bahnschrift SemiLight SemiConde"/>
+            <w:sz w:val="24"/>
+            <w:szCs w:val="24"/>
+          </w:rPr>
+          <w:t>3.1.3.</w:t>
+        </w:r>
+        <w:r>
+          <w:rPr>
+            <w:rFonts w:ascii="Bahnschrift SemiLight SemiConde" w:hAnsi="Bahnschrift SemiLight SemiConde"/>
+            <w:sz w:val="24"/>
+            <w:szCs w:val="24"/>
           </w:rPr>
           <w:tab/>
-          <w:t>Описание игры</w:t>
-        </w:r>
-        <w:r>
-          <w:rPr>
-            <w:rFonts w:ascii="Bahnschrift SemiLight SemiConde" w:hAnsi="Bahnschrift SemiLight SemiConde"/>
-            <w:noProof/>
-            <w:webHidden/>
-            <w:sz w:val="28"/>
-            <w:szCs w:val="28"/>
+        </w:r>
+        <w:r>
+          <w:rPr>
+            <w:rStyle w:val="Hyperlink"/>
+            <w:rFonts w:ascii="Bahnschrift SemiLight SemiConde" w:hAnsi="Bahnschrift SemiLight SemiConde"/>
+            <w:sz w:val="24"/>
+            <w:szCs w:val="24"/>
+          </w:rPr>
+          <w:t>Суть игрового процесса</w:t>
+        </w:r>
+        <w:r>
+          <w:rPr>
+            <w:rFonts w:ascii="Bahnschrift SemiLight SemiConde" w:hAnsi="Bahnschrift SemiLight SemiConde"/>
+            <w:sz w:val="24"/>
+            <w:szCs w:val="24"/>
           </w:rPr>
           <w:tab/>
         </w:r>
         <w:r>
           <w:rPr>
             <w:rFonts w:ascii="Bahnschrift SemiLight SemiConde" w:hAnsi="Bahnschrift SemiLight SemiConde"/>
-            <w:noProof/>
-            <w:webHidden/>
-            <w:sz w:val="28"/>
-            <w:szCs w:val="28"/>
+            <w:sz w:val="24"/>
+            <w:szCs w:val="24"/>
           </w:rPr>
           <w:fldChar w:fldCharType="begin"/>
         </w:r>
         <w:r>
           <w:rPr>
             <w:rFonts w:ascii="Bahnschrift SemiLight SemiConde" w:hAnsi="Bahnschrift SemiLight SemiConde"/>
-            <w:noProof/>
-            <w:webHidden/>
-            <w:sz w:val="28"/>
-            <w:szCs w:val="28"/>
-          </w:rPr>
-          <w:instrText xml:space="preserve"> PAGEREF _Toc75236674 \h </w:instrText>
-        </w:r>
-        <w:r>
-          <w:rPr>
-            <w:rFonts w:ascii="Bahnschrift SemiLight SemiConde" w:hAnsi="Bahnschrift SemiLight SemiConde"/>
-            <w:noProof/>
-            <w:webHidden/>
-            <w:sz w:val="28"/>
-            <w:szCs w:val="28"/>
-          </w:rPr>
-        </w:r>
-        <w:r>
-          <w:rPr>
-            <w:rFonts w:ascii="Bahnschrift SemiLight SemiConde" w:hAnsi="Bahnschrift SemiLight SemiConde"/>
-            <w:noProof/>
-            <w:webHidden/>
-            <w:sz w:val="28"/>
-            <w:szCs w:val="28"/>
+            <w:sz w:val="24"/>
+            <w:szCs w:val="24"/>
+          </w:rPr>
+          <w:instrText>PAGEREF _Toc293016319 \h</w:instrText>
+        </w:r>
+        <w:r>
+          <w:rPr>
+            <w:rFonts w:ascii="Bahnschrift SemiLight SemiConde" w:hAnsi="Bahnschrift SemiLight SemiConde"/>
+            <w:sz w:val="24"/>
+            <w:szCs w:val="24"/>
+          </w:rPr>
+        </w:r>
+        <w:r>
+          <w:rPr>
+            <w:rFonts w:ascii="Bahnschrift SemiLight SemiConde" w:hAnsi="Bahnschrift SemiLight SemiConde"/>
+            <w:sz w:val="24"/>
+            <w:szCs w:val="24"/>
           </w:rPr>
           <w:fldChar w:fldCharType="separate"/>
         </w:r>
         <w:r>
           <w:rPr>
-            <w:rFonts w:ascii="Bahnschrift SemiLight SemiConde" w:hAnsi="Bahnschrift SemiLight SemiConde"/>
-            <w:noProof/>
-            <w:webHidden/>
-            <w:sz w:val="28"/>
-            <w:szCs w:val="28"/>
-          </w:rPr>
-          <w:t>5</w:t>
-        </w:r>
-        <w:r>
-          <w:rPr>
-            <w:rFonts w:ascii="Bahnschrift SemiLight SemiConde" w:hAnsi="Bahnschrift SemiLight SemiConde"/>
-            <w:noProof/>
-            <w:webHidden/>
-            <w:sz w:val="28"/>
-            <w:szCs w:val="28"/>
+            <w:rStyle w:val="Hyperlink"/>
+            <w:rFonts w:ascii="Bahnschrift SemiLight SemiConde" w:hAnsi="Bahnschrift SemiLight SemiConde"/>
+            <w:sz w:val="24"/>
+            <w:szCs w:val="24"/>
+          </w:rPr>
+          <w:t>6</w:t>
+        </w:r>
+        <w:r>
+          <w:rPr>
+            <w:rFonts w:ascii="Bahnschrift SemiLight SemiConde" w:hAnsi="Bahnschrift SemiLight SemiConde"/>
+            <w:sz w:val="24"/>
+            <w:szCs w:val="24"/>
           </w:rPr>
           <w:fldChar w:fldCharType="end"/>
         </w:r>
@@ -808,122 +1366,98 @@
     </w:p>
     <w:p>
       <w:pPr>
-        <w:pStyle w:val="20"/>
-        <w:tabs>
-          <w:tab w:val="left" w:pos="960"/>
-          <w:tab w:val="right" w:leader="dot" w:pos="9344"/>
+        <w:pStyle w:val="TOC3"/>
+        <w:tabs>
+          <w:tab w:val="left" w:pos="1200"/>
+          <w:tab w:val="right" w:leader="dot" w:pos="9330"/>
         </w:tabs>
         <w:rPr>
           <w:rFonts w:ascii="Bahnschrift SemiLight SemiConde" w:hAnsi="Bahnschrift SemiLight SemiConde"/>
           <w:noProof/>
-          <w:sz w:val="28"/>
-          <w:szCs w:val="28"/>
-        </w:rPr>
-      </w:pPr>
-      <w:hyperlink w:anchor="_Toc75236676" w:history="1">
-        <w:r>
-          <w:rPr>
-            <w:rFonts w:ascii="Bahnschrift SemiLight SemiConde" w:hAnsi="Bahnschrift SemiLight SemiConde"/>
-            <w:noProof/>
-            <w:sz w:val="28"/>
-            <w:szCs w:val="28"/>
-          </w:rPr>
-          <w:t>2.</w:t>
-        </w:r>
-        <w:r>
-          <w:rPr>
-            <w:rFonts w:ascii="Bahnschrift SemiLight SemiConde" w:hAnsi="Bahnschrift SemiLight SemiConde"/>
-            <w:noProof/>
-            <w:sz w:val="28"/>
-            <w:szCs w:val="28"/>
-          </w:rPr>
-          <w:t>5</w:t>
-        </w:r>
-        <w:r>
-          <w:rPr>
-            <w:rFonts w:ascii="Bahnschrift SemiLight SemiConde" w:hAnsi="Bahnschrift SemiLight SemiConde"/>
-            <w:noProof/>
-            <w:sz w:val="28"/>
-            <w:szCs w:val="28"/>
-          </w:rPr>
-          <w:t>.</w:t>
-        </w:r>
-        <w:r>
-          <w:rPr>
-            <w:rFonts w:ascii="Bahnschrift SemiLight SemiConde" w:hAnsi="Bahnschrift SemiLight SemiConde"/>
-            <w:noProof/>
-            <w:sz w:val="28"/>
-            <w:szCs w:val="28"/>
+          <w:sz w:val="24"/>
+          <w:szCs w:val="24"/>
+        </w:rPr>
+      </w:pPr>
+      <w:hyperlink w:anchor="_Toc1320021395">
+        <w:r>
+          <w:rPr>
+            <w:rStyle w:val="Hyperlink"/>
+            <w:rFonts w:ascii="Bahnschrift SemiLight SemiConde" w:hAnsi="Bahnschrift SemiLight SemiConde"/>
+            <w:sz w:val="24"/>
+            <w:szCs w:val="24"/>
+          </w:rPr>
+          <w:t>3.1.4.</w:t>
+        </w:r>
+        <w:r>
+          <w:rPr>
+            <w:rFonts w:ascii="Bahnschrift SemiLight SemiConde" w:hAnsi="Bahnschrift SemiLight SemiConde"/>
+            <w:sz w:val="24"/>
+            <w:szCs w:val="24"/>
           </w:rPr>
           <w:tab/>
-          <w:t>Платформа</w:t>
-        </w:r>
-        <w:r>
-          <w:rPr>
-            <w:rFonts w:ascii="Bahnschrift SemiLight SemiConde" w:hAnsi="Bahnschrift SemiLight SemiConde"/>
-            <w:noProof/>
-            <w:webHidden/>
-            <w:sz w:val="28"/>
-            <w:szCs w:val="28"/>
+        </w:r>
+        <w:r>
+          <w:rPr>
+            <w:rStyle w:val="Hyperlink"/>
+            <w:rFonts w:ascii="Bahnschrift SemiLight SemiConde" w:hAnsi="Bahnschrift SemiLight SemiConde"/>
+            <w:sz w:val="24"/>
+            <w:szCs w:val="24"/>
+          </w:rPr>
+          <w:t>Ход игры и сюжет</w:t>
+        </w:r>
+        <w:r>
+          <w:rPr>
+            <w:rFonts w:ascii="Bahnschrift SemiLight SemiConde" w:hAnsi="Bahnschrift SemiLight SemiConde"/>
+            <w:sz w:val="24"/>
+            <w:szCs w:val="24"/>
           </w:rPr>
           <w:tab/>
         </w:r>
         <w:r>
           <w:rPr>
             <w:rFonts w:ascii="Bahnschrift SemiLight SemiConde" w:hAnsi="Bahnschrift SemiLight SemiConde"/>
-            <w:noProof/>
-            <w:webHidden/>
-            <w:sz w:val="28"/>
-            <w:szCs w:val="28"/>
+            <w:sz w:val="24"/>
+            <w:szCs w:val="24"/>
           </w:rPr>
           <w:fldChar w:fldCharType="begin"/>
         </w:r>
         <w:r>
           <w:rPr>
             <w:rFonts w:ascii="Bahnschrift SemiLight SemiConde" w:hAnsi="Bahnschrift SemiLight SemiConde"/>
-            <w:noProof/>
-            <w:webHidden/>
-            <w:sz w:val="28"/>
-            <w:szCs w:val="28"/>
-          </w:rPr>
-          <w:instrText xml:space="preserve"> PAGEREF _Toc75236676 \h </w:instrText>
-        </w:r>
-        <w:r>
-          <w:rPr>
-            <w:rFonts w:ascii="Bahnschrift SemiLight SemiConde" w:hAnsi="Bahnschrift SemiLight SemiConde"/>
-            <w:noProof/>
-            <w:webHidden/>
-            <w:sz w:val="28"/>
-            <w:szCs w:val="28"/>
-          </w:rPr>
-        </w:r>
-        <w:r>
-          <w:rPr>
-            <w:rFonts w:ascii="Bahnschrift SemiLight SemiConde" w:hAnsi="Bahnschrift SemiLight SemiConde"/>
-            <w:noProof/>
-            <w:webHidden/>
-            <w:sz w:val="28"/>
-            <w:szCs w:val="28"/>
+            <w:sz w:val="24"/>
+            <w:szCs w:val="24"/>
+          </w:rPr>
+          <w:instrText>PAGEREF _Toc1320021395 \h</w:instrText>
+        </w:r>
+        <w:r>
+          <w:rPr>
+            <w:rFonts w:ascii="Bahnschrift SemiLight SemiConde" w:hAnsi="Bahnschrift SemiLight SemiConde"/>
+            <w:sz w:val="24"/>
+            <w:szCs w:val="24"/>
+          </w:rPr>
+        </w:r>
+        <w:r>
+          <w:rPr>
+            <w:rFonts w:ascii="Bahnschrift SemiLight SemiConde" w:hAnsi="Bahnschrift SemiLight SemiConde"/>
+            <w:sz w:val="24"/>
+            <w:szCs w:val="24"/>
           </w:rPr>
           <w:fldChar w:fldCharType="separate"/>
         </w:r>
         <w:r>
           <w:rPr>
-            <w:rFonts w:ascii="Bahnschrift SemiLight SemiConde" w:hAnsi="Bahnschrift SemiLight SemiConde"/>
-            <w:noProof/>
-            <w:webHidden/>
-            <w:sz w:val="28"/>
-            <w:szCs w:val="28"/>
-          </w:rPr>
-          <w:t>5</w:t>
-        </w:r>
-        <w:r>
-          <w:rPr>
-            <w:rFonts w:ascii="Bahnschrift SemiLight SemiConde" w:hAnsi="Bahnschrift SemiLight SemiConde"/>
-            <w:noProof/>
-            <w:webHidden/>
-            <w:sz w:val="28"/>
-            <w:szCs w:val="28"/>
+            <w:rStyle w:val="Hyperlink"/>
+            <w:rFonts w:ascii="Bahnschrift SemiLight SemiConde" w:hAnsi="Bahnschrift SemiLight SemiConde"/>
+            <w:sz w:val="24"/>
+            <w:szCs w:val="24"/>
+          </w:rPr>
+          <w:t>6</w:t>
+        </w:r>
+        <w:r>
+          <w:rPr>
+            <w:rFonts w:ascii="Bahnschrift SemiLight SemiConde" w:hAnsi="Bahnschrift SemiLight SemiConde"/>
+            <w:sz w:val="24"/>
+            <w:szCs w:val="24"/>
           </w:rPr>
           <w:fldChar w:fldCharType="end"/>
         </w:r>
@@ -931,104 +1465,99 @@
     </w:p>
     <w:p>
       <w:pPr>
-        <w:pStyle w:val="10"/>
-        <w:tabs>
-          <w:tab w:val="left" w:pos="720"/>
-          <w:tab w:val="right" w:leader="dot" w:pos="9344"/>
+        <w:pStyle w:val="TOC2"/>
+        <w:tabs>
+          <w:tab w:val="left" w:pos="600"/>
+          <w:tab w:val="right" w:leader="dot" w:pos="9330"/>
         </w:tabs>
         <w:rPr>
           <w:rFonts w:ascii="Bahnschrift SemiLight SemiConde" w:hAnsi="Bahnschrift SemiLight SemiConde"/>
           <w:noProof/>
-          <w:sz w:val="28"/>
-          <w:szCs w:val="28"/>
-        </w:rPr>
-      </w:pPr>
-      <w:hyperlink w:anchor="_Toc75236677" w:history="1">
-        <w:r>
-          <w:rPr>
-            <w:rFonts w:ascii="Bahnschrift SemiLight SemiConde" w:hAnsi="Bahnschrift SemiLight SemiConde"/>
-            <w:noProof/>
-            <w:sz w:val="28"/>
-            <w:szCs w:val="28"/>
-          </w:rPr>
-          <w:t>3.</w:t>
-        </w:r>
-        <w:r>
-          <w:rPr>
-            <w:rFonts w:ascii="Bahnschrift SemiLight SemiConde" w:hAnsi="Bahnschrift SemiLight SemiConde"/>
-            <w:noProof/>
-            <w:sz w:val="28"/>
-            <w:szCs w:val="28"/>
+          <w:sz w:val="24"/>
+          <w:szCs w:val="24"/>
+          <w:lang w:val="en-US"/>
+        </w:rPr>
+      </w:pPr>
+      <w:hyperlink w:anchor="_Toc1976248264">
+        <w:r>
+          <w:rPr>
+            <w:rStyle w:val="Hyperlink"/>
+            <w:rFonts w:ascii="Bahnschrift SemiLight SemiConde" w:hAnsi="Bahnschrift SemiLight SemiConde"/>
+            <w:sz w:val="24"/>
+            <w:szCs w:val="24"/>
+          </w:rPr>
+          <w:t>3.2.</w:t>
+        </w:r>
+        <w:r>
+          <w:rPr>
+            <w:rFonts w:ascii="Bahnschrift SemiLight SemiConde" w:hAnsi="Bahnschrift SemiLight SemiConde"/>
+            <w:sz w:val="24"/>
+            <w:szCs w:val="24"/>
           </w:rPr>
           <w:tab/>
-          <w:t>Функциональная спецификация</w:t>
-        </w:r>
-        <w:r>
-          <w:rPr>
-            <w:rFonts w:ascii="Bahnschrift SemiLight SemiConde" w:hAnsi="Bahnschrift SemiLight SemiConde"/>
-            <w:noProof/>
-            <w:webHidden/>
-            <w:sz w:val="28"/>
-            <w:szCs w:val="28"/>
+        </w:r>
+        <w:r>
+          <w:rPr>
+            <w:rStyle w:val="Hyperlink"/>
+            <w:rFonts w:ascii="Bahnschrift SemiLight SemiConde" w:hAnsi="Bahnschrift SemiLight SemiConde"/>
+            <w:sz w:val="24"/>
+            <w:szCs w:val="24"/>
+          </w:rPr>
+          <w:t>Механики и взаимодействия</w:t>
+        </w:r>
+        <w:r>
+          <w:rPr>
+            <w:rFonts w:ascii="Bahnschrift SemiLight SemiConde" w:hAnsi="Bahnschrift SemiLight SemiConde"/>
+            <w:sz w:val="24"/>
+            <w:szCs w:val="24"/>
           </w:rPr>
           <w:tab/>
         </w:r>
         <w:r>
           <w:rPr>
             <w:rFonts w:ascii="Bahnschrift SemiLight SemiConde" w:hAnsi="Bahnschrift SemiLight SemiConde"/>
-            <w:noProof/>
-            <w:webHidden/>
-            <w:sz w:val="28"/>
-            <w:szCs w:val="28"/>
+            <w:sz w:val="24"/>
+            <w:szCs w:val="24"/>
           </w:rPr>
           <w:fldChar w:fldCharType="begin"/>
         </w:r>
         <w:r>
           <w:rPr>
             <w:rFonts w:ascii="Bahnschrift SemiLight SemiConde" w:hAnsi="Bahnschrift SemiLight SemiConde"/>
-            <w:noProof/>
-            <w:webHidden/>
-            <w:sz w:val="28"/>
-            <w:szCs w:val="28"/>
-          </w:rPr>
-          <w:instrText xml:space="preserve"> PAGEREF _Toc75236677 \h </w:instrText>
-        </w:r>
-        <w:r>
-          <w:rPr>
-            <w:rFonts w:ascii="Bahnschrift SemiLight SemiConde" w:hAnsi="Bahnschrift SemiLight SemiConde"/>
-            <w:noProof/>
-            <w:webHidden/>
-            <w:sz w:val="28"/>
-            <w:szCs w:val="28"/>
-          </w:rPr>
-        </w:r>
-        <w:r>
-          <w:rPr>
-            <w:rFonts w:ascii="Bahnschrift SemiLight SemiConde" w:hAnsi="Bahnschrift SemiLight SemiConde"/>
-            <w:noProof/>
-            <w:webHidden/>
-            <w:sz w:val="28"/>
-            <w:szCs w:val="28"/>
+            <w:sz w:val="24"/>
+            <w:szCs w:val="24"/>
+          </w:rPr>
+          <w:instrText>PAGEREF _Toc1976248264 \h</w:instrText>
+        </w:r>
+        <w:r>
+          <w:rPr>
+            <w:rFonts w:ascii="Bahnschrift SemiLight SemiConde" w:hAnsi="Bahnschrift SemiLight SemiConde"/>
+            <w:sz w:val="24"/>
+            <w:szCs w:val="24"/>
+          </w:rPr>
+        </w:r>
+        <w:r>
+          <w:rPr>
+            <w:rFonts w:ascii="Bahnschrift SemiLight SemiConde" w:hAnsi="Bahnschrift SemiLight SemiConde"/>
+            <w:sz w:val="24"/>
+            <w:szCs w:val="24"/>
           </w:rPr>
           <w:fldChar w:fldCharType="separate"/>
         </w:r>
         <w:r>
           <w:rPr>
-            <w:rFonts w:ascii="Bahnschrift SemiLight SemiConde" w:hAnsi="Bahnschrift SemiLight SemiConde"/>
-            <w:noProof/>
-            <w:webHidden/>
-            <w:sz w:val="28"/>
-            <w:szCs w:val="28"/>
+            <w:rStyle w:val="Hyperlink"/>
+            <w:rFonts w:ascii="Bahnschrift SemiLight SemiConde" w:hAnsi="Bahnschrift SemiLight SemiConde"/>
+            <w:sz w:val="24"/>
+            <w:szCs w:val="24"/>
           </w:rPr>
           <w:t>7</w:t>
         </w:r>
         <w:r>
           <w:rPr>
             <w:rFonts w:ascii="Bahnschrift SemiLight SemiConde" w:hAnsi="Bahnschrift SemiLight SemiConde"/>
-            <w:noProof/>
-            <w:webHidden/>
-            <w:sz w:val="28"/>
-            <w:szCs w:val="28"/>
+            <w:sz w:val="24"/>
+            <w:szCs w:val="24"/>
           </w:rPr>
           <w:fldChar w:fldCharType="end"/>
         </w:r>
@@ -1036,104 +1565,98 @@
     </w:p>
     <w:p>
       <w:pPr>
-        <w:pStyle w:val="20"/>
-        <w:tabs>
-          <w:tab w:val="left" w:pos="960"/>
-          <w:tab w:val="right" w:leader="dot" w:pos="9344"/>
+        <w:pStyle w:val="TOC2"/>
+        <w:tabs>
+          <w:tab w:val="left" w:pos="600"/>
+          <w:tab w:val="right" w:leader="dot" w:pos="9330"/>
         </w:tabs>
         <w:rPr>
           <w:rFonts w:ascii="Bahnschrift SemiLight SemiConde" w:hAnsi="Bahnschrift SemiLight SemiConde"/>
           <w:noProof/>
-          <w:sz w:val="28"/>
-          <w:szCs w:val="28"/>
-        </w:rPr>
-      </w:pPr>
-      <w:hyperlink w:anchor="_Toc75236678" w:history="1">
-        <w:r>
-          <w:rPr>
-            <w:rFonts w:ascii="Bahnschrift SemiLight SemiConde" w:hAnsi="Bahnschrift SemiLight SemiConde"/>
-            <w:noProof/>
-            <w:sz w:val="28"/>
-            <w:szCs w:val="28"/>
-          </w:rPr>
-          <w:t>3.1.</w:t>
-        </w:r>
-        <w:r>
-          <w:rPr>
-            <w:rFonts w:ascii="Bahnschrift SemiLight SemiConde" w:hAnsi="Bahnschrift SemiLight SemiConde"/>
-            <w:noProof/>
-            <w:sz w:val="28"/>
-            <w:szCs w:val="28"/>
+          <w:sz w:val="24"/>
+          <w:szCs w:val="24"/>
+        </w:rPr>
+      </w:pPr>
+      <w:hyperlink w:anchor="_Toc811376590">
+        <w:r>
+          <w:rPr>
+            <w:rStyle w:val="Hyperlink"/>
+            <w:rFonts w:ascii="Bahnschrift SemiLight SemiConde" w:hAnsi="Bahnschrift SemiLight SemiConde"/>
+            <w:sz w:val="24"/>
+            <w:szCs w:val="24"/>
+          </w:rPr>
+          <w:t>3.3.</w:t>
+        </w:r>
+        <w:r>
+          <w:rPr>
+            <w:rFonts w:ascii="Bahnschrift SemiLight SemiConde" w:hAnsi="Bahnschrift SemiLight SemiConde"/>
+            <w:sz w:val="24"/>
+            <w:szCs w:val="24"/>
           </w:rPr>
           <w:tab/>
-          <w:t>Принципы игры</w:t>
-        </w:r>
-        <w:r>
-          <w:rPr>
-            <w:rFonts w:ascii="Bahnschrift SemiLight SemiConde" w:hAnsi="Bahnschrift SemiLight SemiConde"/>
-            <w:noProof/>
-            <w:webHidden/>
-            <w:sz w:val="28"/>
-            <w:szCs w:val="28"/>
+        </w:r>
+        <w:r>
+          <w:rPr>
+            <w:rStyle w:val="Hyperlink"/>
+            <w:rFonts w:ascii="Bahnschrift SemiLight SemiConde" w:hAnsi="Bahnschrift SemiLight SemiConde"/>
+            <w:sz w:val="24"/>
+            <w:szCs w:val="24"/>
+          </w:rPr>
+          <w:t>Персонаж игрока</w:t>
+        </w:r>
+        <w:r>
+          <w:rPr>
+            <w:rFonts w:ascii="Bahnschrift SemiLight SemiConde" w:hAnsi="Bahnschrift SemiLight SemiConde"/>
+            <w:sz w:val="24"/>
+            <w:szCs w:val="24"/>
           </w:rPr>
           <w:tab/>
         </w:r>
         <w:r>
           <w:rPr>
             <w:rFonts w:ascii="Bahnschrift SemiLight SemiConde" w:hAnsi="Bahnschrift SemiLight SemiConde"/>
-            <w:noProof/>
-            <w:webHidden/>
-            <w:sz w:val="28"/>
-            <w:szCs w:val="28"/>
+            <w:sz w:val="24"/>
+            <w:szCs w:val="24"/>
           </w:rPr>
           <w:fldChar w:fldCharType="begin"/>
         </w:r>
         <w:r>
           <w:rPr>
             <w:rFonts w:ascii="Bahnschrift SemiLight SemiConde" w:hAnsi="Bahnschrift SemiLight SemiConde"/>
-            <w:noProof/>
-            <w:webHidden/>
-            <w:sz w:val="28"/>
-            <w:szCs w:val="28"/>
-          </w:rPr>
-          <w:instrText xml:space="preserve"> PAGEREF _Toc75236678 \h </w:instrText>
-        </w:r>
-        <w:r>
-          <w:rPr>
-            <w:rFonts w:ascii="Bahnschrift SemiLight SemiConde" w:hAnsi="Bahnschrift SemiLight SemiConde"/>
-            <w:noProof/>
-            <w:webHidden/>
-            <w:sz w:val="28"/>
-            <w:szCs w:val="28"/>
-          </w:rPr>
-        </w:r>
-        <w:r>
-          <w:rPr>
-            <w:rFonts w:ascii="Bahnschrift SemiLight SemiConde" w:hAnsi="Bahnschrift SemiLight SemiConde"/>
-            <w:noProof/>
-            <w:webHidden/>
-            <w:sz w:val="28"/>
-            <w:szCs w:val="28"/>
+            <w:sz w:val="24"/>
+            <w:szCs w:val="24"/>
+          </w:rPr>
+          <w:instrText>PAGEREF _Toc811376590 \h</w:instrText>
+        </w:r>
+        <w:r>
+          <w:rPr>
+            <w:rFonts w:ascii="Bahnschrift SemiLight SemiConde" w:hAnsi="Bahnschrift SemiLight SemiConde"/>
+            <w:sz w:val="24"/>
+            <w:szCs w:val="24"/>
+          </w:rPr>
+        </w:r>
+        <w:r>
+          <w:rPr>
+            <w:rFonts w:ascii="Bahnschrift SemiLight SemiConde" w:hAnsi="Bahnschrift SemiLight SemiConde"/>
+            <w:sz w:val="24"/>
+            <w:szCs w:val="24"/>
           </w:rPr>
           <w:fldChar w:fldCharType="separate"/>
         </w:r>
         <w:r>
           <w:rPr>
-            <w:rFonts w:ascii="Bahnschrift SemiLight SemiConde" w:hAnsi="Bahnschrift SemiLight SemiConde"/>
-            <w:noProof/>
-            <w:webHidden/>
-            <w:sz w:val="28"/>
-            <w:szCs w:val="28"/>
-          </w:rPr>
-          <w:t>7</w:t>
-        </w:r>
-        <w:r>
-          <w:rPr>
-            <w:rFonts w:ascii="Bahnschrift SemiLight SemiConde" w:hAnsi="Bahnschrift SemiLight SemiConde"/>
-            <w:noProof/>
-            <w:webHidden/>
-            <w:sz w:val="28"/>
-            <w:szCs w:val="28"/>
+            <w:rStyle w:val="Hyperlink"/>
+            <w:rFonts w:ascii="Bahnschrift SemiLight SemiConde" w:hAnsi="Bahnschrift SemiLight SemiConde"/>
+            <w:sz w:val="24"/>
+            <w:szCs w:val="24"/>
+          </w:rPr>
+          <w:t>8</w:t>
+        </w:r>
+        <w:r>
+          <w:rPr>
+            <w:rFonts w:ascii="Bahnschrift SemiLight SemiConde" w:hAnsi="Bahnschrift SemiLight SemiConde"/>
+            <w:sz w:val="24"/>
+            <w:szCs w:val="24"/>
           </w:rPr>
           <w:fldChar w:fldCharType="end"/>
         </w:r>
@@ -1141,104 +1664,98 @@
     </w:p>
     <w:p>
       <w:pPr>
-        <w:pStyle w:val="30"/>
-        <w:tabs>
-          <w:tab w:val="left" w:pos="1440"/>
-          <w:tab w:val="right" w:leader="dot" w:pos="9344"/>
+        <w:pStyle w:val="TOC2"/>
+        <w:tabs>
+          <w:tab w:val="left" w:pos="600"/>
+          <w:tab w:val="right" w:leader="dot" w:pos="9330"/>
         </w:tabs>
         <w:rPr>
           <w:rFonts w:ascii="Bahnschrift SemiLight SemiConde" w:hAnsi="Bahnschrift SemiLight SemiConde"/>
           <w:noProof/>
-          <w:sz w:val="28"/>
-          <w:szCs w:val="28"/>
-        </w:rPr>
-      </w:pPr>
-      <w:hyperlink w:anchor="_Toc75236679" w:history="1">
-        <w:r>
-          <w:rPr>
-            <w:rFonts w:ascii="Bahnschrift SemiLight SemiConde" w:hAnsi="Bahnschrift SemiLight SemiConde"/>
-            <w:noProof/>
-            <w:sz w:val="28"/>
-            <w:szCs w:val="28"/>
-          </w:rPr>
-          <w:t>3.1.1.</w:t>
-        </w:r>
-        <w:r>
-          <w:rPr>
-            <w:rFonts w:ascii="Bahnschrift SemiLight SemiConde" w:hAnsi="Bahnschrift SemiLight SemiConde"/>
-            <w:noProof/>
-            <w:sz w:val="28"/>
-            <w:szCs w:val="28"/>
+          <w:sz w:val="24"/>
+          <w:szCs w:val="24"/>
+        </w:rPr>
+      </w:pPr>
+      <w:hyperlink w:anchor="_Toc762425175">
+        <w:r>
+          <w:rPr>
+            <w:rStyle w:val="Hyperlink"/>
+            <w:rFonts w:ascii="Bahnschrift SemiLight SemiConde" w:hAnsi="Bahnschrift SemiLight SemiConde"/>
+            <w:sz w:val="24"/>
+            <w:szCs w:val="24"/>
+          </w:rPr>
+          <w:t>3.4.</w:t>
+        </w:r>
+        <w:r>
+          <w:rPr>
+            <w:rFonts w:ascii="Bahnschrift SemiLight SemiConde" w:hAnsi="Bahnschrift SemiLight SemiConde"/>
+            <w:sz w:val="24"/>
+            <w:szCs w:val="24"/>
           </w:rPr>
           <w:tab/>
-          <w:t>Суть игрового процесса</w:t>
-        </w:r>
-        <w:r>
-          <w:rPr>
-            <w:rFonts w:ascii="Bahnschrift SemiLight SemiConde" w:hAnsi="Bahnschrift SemiLight SemiConde"/>
-            <w:noProof/>
-            <w:webHidden/>
-            <w:sz w:val="28"/>
-            <w:szCs w:val="28"/>
+        </w:r>
+        <w:r>
+          <w:rPr>
+            <w:rStyle w:val="Hyperlink"/>
+            <w:rFonts w:ascii="Bahnschrift SemiLight SemiConde" w:hAnsi="Bahnschrift SemiLight SemiConde"/>
+            <w:sz w:val="24"/>
+            <w:szCs w:val="24"/>
+          </w:rPr>
+          <w:t>Блок-схема игры</w:t>
+        </w:r>
+        <w:r>
+          <w:rPr>
+            <w:rFonts w:ascii="Bahnschrift SemiLight SemiConde" w:hAnsi="Bahnschrift SemiLight SemiConde"/>
+            <w:sz w:val="24"/>
+            <w:szCs w:val="24"/>
           </w:rPr>
           <w:tab/>
         </w:r>
         <w:r>
           <w:rPr>
             <w:rFonts w:ascii="Bahnschrift SemiLight SemiConde" w:hAnsi="Bahnschrift SemiLight SemiConde"/>
-            <w:noProof/>
-            <w:webHidden/>
-            <w:sz w:val="28"/>
-            <w:szCs w:val="28"/>
+            <w:sz w:val="24"/>
+            <w:szCs w:val="24"/>
           </w:rPr>
           <w:fldChar w:fldCharType="begin"/>
         </w:r>
         <w:r>
           <w:rPr>
             <w:rFonts w:ascii="Bahnschrift SemiLight SemiConde" w:hAnsi="Bahnschrift SemiLight SemiConde"/>
-            <w:noProof/>
-            <w:webHidden/>
-            <w:sz w:val="28"/>
-            <w:szCs w:val="28"/>
-          </w:rPr>
-          <w:instrText xml:space="preserve"> PAGEREF _Toc75236679 \h </w:instrText>
-        </w:r>
-        <w:r>
-          <w:rPr>
-            <w:rFonts w:ascii="Bahnschrift SemiLight SemiConde" w:hAnsi="Bahnschrift SemiLight SemiConde"/>
-            <w:noProof/>
-            <w:webHidden/>
-            <w:sz w:val="28"/>
-            <w:szCs w:val="28"/>
-          </w:rPr>
-        </w:r>
-        <w:r>
-          <w:rPr>
-            <w:rFonts w:ascii="Bahnschrift SemiLight SemiConde" w:hAnsi="Bahnschrift SemiLight SemiConde"/>
-            <w:noProof/>
-            <w:webHidden/>
-            <w:sz w:val="28"/>
-            <w:szCs w:val="28"/>
+            <w:sz w:val="24"/>
+            <w:szCs w:val="24"/>
+          </w:rPr>
+          <w:instrText>PAGEREF _Toc762425175 \h</w:instrText>
+        </w:r>
+        <w:r>
+          <w:rPr>
+            <w:rFonts w:ascii="Bahnschrift SemiLight SemiConde" w:hAnsi="Bahnschrift SemiLight SemiConde"/>
+            <w:sz w:val="24"/>
+            <w:szCs w:val="24"/>
+          </w:rPr>
+        </w:r>
+        <w:r>
+          <w:rPr>
+            <w:rFonts w:ascii="Bahnschrift SemiLight SemiConde" w:hAnsi="Bahnschrift SemiLight SemiConde"/>
+            <w:sz w:val="24"/>
+            <w:szCs w:val="24"/>
           </w:rPr>
           <w:fldChar w:fldCharType="separate"/>
         </w:r>
         <w:r>
           <w:rPr>
-            <w:rFonts w:ascii="Bahnschrift SemiLight SemiConde" w:hAnsi="Bahnschrift SemiLight SemiConde"/>
-            <w:noProof/>
-            <w:webHidden/>
-            <w:sz w:val="28"/>
-            <w:szCs w:val="28"/>
-          </w:rPr>
-          <w:t>7</w:t>
-        </w:r>
-        <w:r>
-          <w:rPr>
-            <w:rFonts w:ascii="Bahnschrift SemiLight SemiConde" w:hAnsi="Bahnschrift SemiLight SemiConde"/>
-            <w:noProof/>
-            <w:webHidden/>
-            <w:sz w:val="28"/>
-            <w:szCs w:val="28"/>
+            <w:rStyle w:val="Hyperlink"/>
+            <w:rFonts w:ascii="Bahnschrift SemiLight SemiConde" w:hAnsi="Bahnschrift SemiLight SemiConde"/>
+            <w:sz w:val="24"/>
+            <w:szCs w:val="24"/>
+          </w:rPr>
+          <w:t>8</w:t>
+        </w:r>
+        <w:r>
+          <w:rPr>
+            <w:rFonts w:ascii="Bahnschrift SemiLight SemiConde" w:hAnsi="Bahnschrift SemiLight SemiConde"/>
+            <w:sz w:val="24"/>
+            <w:szCs w:val="24"/>
           </w:rPr>
           <w:fldChar w:fldCharType="end"/>
         </w:r>
@@ -1246,104 +1763,98 @@
     </w:p>
     <w:p>
       <w:pPr>
-        <w:pStyle w:val="30"/>
-        <w:tabs>
-          <w:tab w:val="left" w:pos="1440"/>
-          <w:tab w:val="right" w:leader="dot" w:pos="9344"/>
+        <w:pStyle w:val="TOC2"/>
+        <w:tabs>
+          <w:tab w:val="left" w:pos="600"/>
+          <w:tab w:val="right" w:leader="dot" w:pos="9330"/>
         </w:tabs>
         <w:rPr>
           <w:rFonts w:ascii="Bahnschrift SemiLight SemiConde" w:hAnsi="Bahnschrift SemiLight SemiConde"/>
           <w:noProof/>
-          <w:sz w:val="28"/>
-          <w:szCs w:val="28"/>
-        </w:rPr>
-      </w:pPr>
-      <w:hyperlink w:anchor="_Toc75236680" w:history="1">
-        <w:r>
-          <w:rPr>
-            <w:rFonts w:ascii="Bahnschrift SemiLight SemiConde" w:hAnsi="Bahnschrift SemiLight SemiConde"/>
-            <w:noProof/>
-            <w:sz w:val="28"/>
-            <w:szCs w:val="28"/>
-          </w:rPr>
-          <w:t>3.1.2.</w:t>
-        </w:r>
-        <w:r>
-          <w:rPr>
-            <w:rFonts w:ascii="Bahnschrift SemiLight SemiConde" w:hAnsi="Bahnschrift SemiLight SemiConde"/>
-            <w:noProof/>
-            <w:sz w:val="28"/>
-            <w:szCs w:val="28"/>
+          <w:sz w:val="24"/>
+          <w:szCs w:val="24"/>
+        </w:rPr>
+      </w:pPr>
+      <w:hyperlink w:anchor="_Toc1308924802">
+        <w:r>
+          <w:rPr>
+            <w:rStyle w:val="Hyperlink"/>
+            <w:rFonts w:ascii="Bahnschrift SemiLight SemiConde" w:hAnsi="Bahnschrift SemiLight SemiConde"/>
+            <w:sz w:val="24"/>
+            <w:szCs w:val="24"/>
+          </w:rPr>
+          <w:t>3.5.</w:t>
+        </w:r>
+        <w:r>
+          <w:rPr>
+            <w:rFonts w:ascii="Bahnschrift SemiLight SemiConde" w:hAnsi="Bahnschrift SemiLight SemiConde"/>
+            <w:sz w:val="24"/>
+            <w:szCs w:val="24"/>
           </w:rPr>
           <w:tab/>
-          <w:t>Ход игры и сюжет</w:t>
-        </w:r>
-        <w:r>
-          <w:rPr>
-            <w:rFonts w:ascii="Bahnschrift SemiLight SemiConde" w:hAnsi="Bahnschrift SemiLight SemiConde"/>
-            <w:noProof/>
-            <w:webHidden/>
-            <w:sz w:val="28"/>
-            <w:szCs w:val="28"/>
+        </w:r>
+        <w:r>
+          <w:rPr>
+            <w:rStyle w:val="Hyperlink"/>
+            <w:rFonts w:ascii="Bahnschrift SemiLight SemiConde" w:hAnsi="Bahnschrift SemiLight SemiConde"/>
+            <w:sz w:val="24"/>
+            <w:szCs w:val="24"/>
+          </w:rPr>
+          <w:t>Визуальный стиль</w:t>
+        </w:r>
+        <w:r>
+          <w:rPr>
+            <w:rFonts w:ascii="Bahnschrift SemiLight SemiConde" w:hAnsi="Bahnschrift SemiLight SemiConde"/>
+            <w:sz w:val="24"/>
+            <w:szCs w:val="24"/>
           </w:rPr>
           <w:tab/>
         </w:r>
         <w:r>
           <w:rPr>
             <w:rFonts w:ascii="Bahnschrift SemiLight SemiConde" w:hAnsi="Bahnschrift SemiLight SemiConde"/>
-            <w:noProof/>
-            <w:webHidden/>
-            <w:sz w:val="28"/>
-            <w:szCs w:val="28"/>
+            <w:sz w:val="24"/>
+            <w:szCs w:val="24"/>
           </w:rPr>
           <w:fldChar w:fldCharType="begin"/>
         </w:r>
         <w:r>
           <w:rPr>
             <w:rFonts w:ascii="Bahnschrift SemiLight SemiConde" w:hAnsi="Bahnschrift SemiLight SemiConde"/>
-            <w:noProof/>
-            <w:webHidden/>
-            <w:sz w:val="28"/>
-            <w:szCs w:val="28"/>
-          </w:rPr>
-          <w:instrText xml:space="preserve"> PAGEREF _Toc75236680 \h </w:instrText>
-        </w:r>
-        <w:r>
-          <w:rPr>
-            <w:rFonts w:ascii="Bahnschrift SemiLight SemiConde" w:hAnsi="Bahnschrift SemiLight SemiConde"/>
-            <w:noProof/>
-            <w:webHidden/>
-            <w:sz w:val="28"/>
-            <w:szCs w:val="28"/>
-          </w:rPr>
-        </w:r>
-        <w:r>
-          <w:rPr>
-            <w:rFonts w:ascii="Bahnschrift SemiLight SemiConde" w:hAnsi="Bahnschrift SemiLight SemiConde"/>
-            <w:noProof/>
-            <w:webHidden/>
-            <w:sz w:val="28"/>
-            <w:szCs w:val="28"/>
+            <w:sz w:val="24"/>
+            <w:szCs w:val="24"/>
+          </w:rPr>
+          <w:instrText>PAGEREF _Toc1308924802 \h</w:instrText>
+        </w:r>
+        <w:r>
+          <w:rPr>
+            <w:rFonts w:ascii="Bahnschrift SemiLight SemiConde" w:hAnsi="Bahnschrift SemiLight SemiConde"/>
+            <w:sz w:val="24"/>
+            <w:szCs w:val="24"/>
+          </w:rPr>
+        </w:r>
+        <w:r>
+          <w:rPr>
+            <w:rFonts w:ascii="Bahnschrift SemiLight SemiConde" w:hAnsi="Bahnschrift SemiLight SemiConde"/>
+            <w:sz w:val="24"/>
+            <w:szCs w:val="24"/>
           </w:rPr>
           <w:fldChar w:fldCharType="separate"/>
         </w:r>
         <w:r>
           <w:rPr>
-            <w:rFonts w:ascii="Bahnschrift SemiLight SemiConde" w:hAnsi="Bahnschrift SemiLight SemiConde"/>
-            <w:noProof/>
-            <w:webHidden/>
-            <w:sz w:val="28"/>
-            <w:szCs w:val="28"/>
-          </w:rPr>
-          <w:t>7</w:t>
-        </w:r>
-        <w:r>
-          <w:rPr>
-            <w:rFonts w:ascii="Bahnschrift SemiLight SemiConde" w:hAnsi="Bahnschrift SemiLight SemiConde"/>
-            <w:noProof/>
-            <w:webHidden/>
-            <w:sz w:val="28"/>
-            <w:szCs w:val="28"/>
+            <w:rStyle w:val="Hyperlink"/>
+            <w:rFonts w:ascii="Bahnschrift SemiLight SemiConde" w:hAnsi="Bahnschrift SemiLight SemiConde"/>
+            <w:sz w:val="24"/>
+            <w:szCs w:val="24"/>
+          </w:rPr>
+          <w:t>8</w:t>
+        </w:r>
+        <w:r>
+          <w:rPr>
+            <w:rFonts w:ascii="Bahnschrift SemiLight SemiConde" w:hAnsi="Bahnschrift SemiLight SemiConde"/>
+            <w:sz w:val="24"/>
+            <w:szCs w:val="24"/>
           </w:rPr>
           <w:fldChar w:fldCharType="end"/>
         </w:r>
@@ -1351,104 +1862,99 @@
     </w:p>
     <w:p>
       <w:pPr>
-        <w:pStyle w:val="20"/>
-        <w:tabs>
-          <w:tab w:val="left" w:pos="960"/>
-          <w:tab w:val="right" w:leader="dot" w:pos="9344"/>
+        <w:pStyle w:val="TOC3"/>
+        <w:tabs>
+          <w:tab w:val="left" w:pos="1200"/>
+          <w:tab w:val="right" w:leader="dot" w:pos="9330"/>
         </w:tabs>
         <w:rPr>
           <w:rFonts w:ascii="Bahnschrift SemiLight SemiConde" w:hAnsi="Bahnschrift SemiLight SemiConde"/>
           <w:noProof/>
-          <w:sz w:val="28"/>
-          <w:szCs w:val="28"/>
-        </w:rPr>
-      </w:pPr>
-      <w:hyperlink w:anchor="_Toc75236681" w:history="1">
-        <w:r>
-          <w:rPr>
-            <w:rFonts w:ascii="Bahnschrift SemiLight SemiConde" w:hAnsi="Bahnschrift SemiLight SemiConde"/>
-            <w:noProof/>
-            <w:sz w:val="28"/>
-            <w:szCs w:val="28"/>
-          </w:rPr>
-          <w:t>3.2.</w:t>
-        </w:r>
-        <w:r>
-          <w:rPr>
-            <w:rFonts w:ascii="Bahnschrift SemiLight SemiConde" w:hAnsi="Bahnschrift SemiLight SemiConde"/>
-            <w:noProof/>
-            <w:sz w:val="28"/>
-            <w:szCs w:val="28"/>
+          <w:sz w:val="24"/>
+          <w:szCs w:val="24"/>
+          <w:lang w:val="en-US"/>
+        </w:rPr>
+      </w:pPr>
+      <w:hyperlink w:anchor="_Toc154057902">
+        <w:r>
+          <w:rPr>
+            <w:rStyle w:val="Hyperlink"/>
+            <w:rFonts w:ascii="Bahnschrift SemiLight SemiConde" w:hAnsi="Bahnschrift SemiLight SemiConde"/>
+            <w:sz w:val="24"/>
+            <w:szCs w:val="24"/>
+          </w:rPr>
+          <w:t>3.5.1.</w:t>
+        </w:r>
+        <w:r>
+          <w:rPr>
+            <w:rFonts w:ascii="Bahnschrift SemiLight SemiConde" w:hAnsi="Bahnschrift SemiLight SemiConde"/>
+            <w:sz w:val="24"/>
+            <w:szCs w:val="24"/>
           </w:rPr>
           <w:tab/>
-          <w:t>Физическая модель</w:t>
-        </w:r>
-        <w:r>
-          <w:rPr>
-            <w:rFonts w:ascii="Bahnschrift SemiLight SemiConde" w:hAnsi="Bahnschrift SemiLight SemiConde"/>
-            <w:noProof/>
-            <w:webHidden/>
-            <w:sz w:val="28"/>
-            <w:szCs w:val="28"/>
+        </w:r>
+        <w:r>
+          <w:rPr>
+            <w:rStyle w:val="Hyperlink"/>
+            <w:rFonts w:ascii="Bahnschrift SemiLight SemiConde" w:hAnsi="Bahnschrift SemiLight SemiConde"/>
+            <w:sz w:val="24"/>
+            <w:szCs w:val="24"/>
+          </w:rPr>
+          <w:t>Общее описание</w:t>
+        </w:r>
+        <w:r>
+          <w:rPr>
+            <w:rFonts w:ascii="Bahnschrift SemiLight SemiConde" w:hAnsi="Bahnschrift SemiLight SemiConde"/>
+            <w:sz w:val="24"/>
+            <w:szCs w:val="24"/>
           </w:rPr>
           <w:tab/>
         </w:r>
         <w:r>
           <w:rPr>
             <w:rFonts w:ascii="Bahnschrift SemiLight SemiConde" w:hAnsi="Bahnschrift SemiLight SemiConde"/>
-            <w:noProof/>
-            <w:webHidden/>
-            <w:sz w:val="28"/>
-            <w:szCs w:val="28"/>
+            <w:sz w:val="24"/>
+            <w:szCs w:val="24"/>
           </w:rPr>
           <w:fldChar w:fldCharType="begin"/>
         </w:r>
         <w:r>
           <w:rPr>
             <w:rFonts w:ascii="Bahnschrift SemiLight SemiConde" w:hAnsi="Bahnschrift SemiLight SemiConde"/>
-            <w:noProof/>
-            <w:webHidden/>
-            <w:sz w:val="28"/>
-            <w:szCs w:val="28"/>
-          </w:rPr>
-          <w:instrText xml:space="preserve"> PAGEREF _Toc75236681 \h </w:instrText>
-        </w:r>
-        <w:r>
-          <w:rPr>
-            <w:rFonts w:ascii="Bahnschrift SemiLight SemiConde" w:hAnsi="Bahnschrift SemiLight SemiConde"/>
-            <w:noProof/>
-            <w:webHidden/>
-            <w:sz w:val="28"/>
-            <w:szCs w:val="28"/>
-          </w:rPr>
-        </w:r>
-        <w:r>
-          <w:rPr>
-            <w:rFonts w:ascii="Bahnschrift SemiLight SemiConde" w:hAnsi="Bahnschrift SemiLight SemiConde"/>
-            <w:noProof/>
-            <w:webHidden/>
-            <w:sz w:val="28"/>
-            <w:szCs w:val="28"/>
+            <w:sz w:val="24"/>
+            <w:szCs w:val="24"/>
+          </w:rPr>
+          <w:instrText>PAGEREF _Toc154057902 \h</w:instrText>
+        </w:r>
+        <w:r>
+          <w:rPr>
+            <w:rFonts w:ascii="Bahnschrift SemiLight SemiConde" w:hAnsi="Bahnschrift SemiLight SemiConde"/>
+            <w:sz w:val="24"/>
+            <w:szCs w:val="24"/>
+          </w:rPr>
+        </w:r>
+        <w:r>
+          <w:rPr>
+            <w:rFonts w:ascii="Bahnschrift SemiLight SemiConde" w:hAnsi="Bahnschrift SemiLight SemiConde"/>
+            <w:sz w:val="24"/>
+            <w:szCs w:val="24"/>
           </w:rPr>
           <w:fldChar w:fldCharType="separate"/>
         </w:r>
         <w:r>
           <w:rPr>
-            <w:rFonts w:ascii="Bahnschrift SemiLight SemiConde" w:hAnsi="Bahnschrift SemiLight SemiConde"/>
-            <w:noProof/>
-            <w:webHidden/>
-            <w:sz w:val="28"/>
-            <w:szCs w:val="28"/>
-          </w:rPr>
-          <w:t>7</w:t>
-        </w:r>
-        <w:r>
-          <w:rPr>
-            <w:rFonts w:ascii="Bahnschrift SemiLight SemiConde" w:hAnsi="Bahnschrift SemiLight SemiConde"/>
-            <w:noProof/>
-            <w:webHidden/>
-            <w:sz w:val="28"/>
-            <w:szCs w:val="28"/>
+            <w:rStyle w:val="Hyperlink"/>
+            <w:rFonts w:ascii="Bahnschrift SemiLight SemiConde" w:hAnsi="Bahnschrift SemiLight SemiConde"/>
+            <w:sz w:val="24"/>
+            <w:szCs w:val="24"/>
+          </w:rPr>
+          <w:t>8</w:t>
+        </w:r>
+        <w:r>
+          <w:rPr>
+            <w:rFonts w:ascii="Bahnschrift SemiLight SemiConde" w:hAnsi="Bahnschrift SemiLight SemiConde"/>
+            <w:sz w:val="24"/>
+            <w:szCs w:val="24"/>
           </w:rPr>
           <w:fldChar w:fldCharType="end"/>
         </w:r>
@@ -1456,104 +1962,98 @@
     </w:p>
     <w:p>
       <w:pPr>
-        <w:pStyle w:val="20"/>
-        <w:tabs>
-          <w:tab w:val="left" w:pos="960"/>
-          <w:tab w:val="right" w:leader="dot" w:pos="9344"/>
+        <w:pStyle w:val="TOC2"/>
+        <w:tabs>
+          <w:tab w:val="left" w:pos="600"/>
+          <w:tab w:val="right" w:leader="dot" w:pos="9330"/>
         </w:tabs>
         <w:rPr>
           <w:rFonts w:ascii="Bahnschrift SemiLight SemiConde" w:hAnsi="Bahnschrift SemiLight SemiConde"/>
           <w:noProof/>
-          <w:sz w:val="28"/>
-          <w:szCs w:val="28"/>
-        </w:rPr>
-      </w:pPr>
-      <w:hyperlink w:anchor="_Toc75236682" w:history="1">
-        <w:r>
-          <w:rPr>
-            <w:rFonts w:ascii="Bahnschrift SemiLight SemiConde" w:hAnsi="Bahnschrift SemiLight SemiConde"/>
-            <w:noProof/>
-            <w:sz w:val="28"/>
-            <w:szCs w:val="28"/>
-          </w:rPr>
-          <w:t>3.3.</w:t>
-        </w:r>
-        <w:r>
-          <w:rPr>
-            <w:rFonts w:ascii="Bahnschrift SemiLight SemiConde" w:hAnsi="Bahnschrift SemiLight SemiConde"/>
-            <w:noProof/>
-            <w:sz w:val="28"/>
-            <w:szCs w:val="28"/>
+          <w:sz w:val="24"/>
+          <w:szCs w:val="24"/>
+        </w:rPr>
+      </w:pPr>
+      <w:hyperlink w:anchor="_Toc565299550">
+        <w:r>
+          <w:rPr>
+            <w:rStyle w:val="Hyperlink"/>
+            <w:rFonts w:ascii="Bahnschrift SemiLight SemiConde" w:hAnsi="Bahnschrift SemiLight SemiConde"/>
+            <w:sz w:val="24"/>
+            <w:szCs w:val="24"/>
+          </w:rPr>
+          <w:t>3.6.</w:t>
+        </w:r>
+        <w:r>
+          <w:rPr>
+            <w:rFonts w:ascii="Bahnschrift SemiLight SemiConde" w:hAnsi="Bahnschrift SemiLight SemiConde"/>
+            <w:sz w:val="24"/>
+            <w:szCs w:val="24"/>
           </w:rPr>
           <w:tab/>
-          <w:t>Персонаж игрока</w:t>
-        </w:r>
-        <w:r>
-          <w:rPr>
-            <w:rFonts w:ascii="Bahnschrift SemiLight SemiConde" w:hAnsi="Bahnschrift SemiLight SemiConde"/>
-            <w:noProof/>
-            <w:webHidden/>
-            <w:sz w:val="28"/>
-            <w:szCs w:val="28"/>
+        </w:r>
+        <w:r>
+          <w:rPr>
+            <w:rStyle w:val="Hyperlink"/>
+            <w:rFonts w:ascii="Bahnschrift SemiLight SemiConde" w:hAnsi="Bahnschrift SemiLight SemiConde"/>
+            <w:sz w:val="24"/>
+            <w:szCs w:val="24"/>
+          </w:rPr>
+          <w:t>Звуки и музыка</w:t>
+        </w:r>
+        <w:r>
+          <w:rPr>
+            <w:rFonts w:ascii="Bahnschrift SemiLight SemiConde" w:hAnsi="Bahnschrift SemiLight SemiConde"/>
+            <w:sz w:val="24"/>
+            <w:szCs w:val="24"/>
           </w:rPr>
           <w:tab/>
         </w:r>
         <w:r>
           <w:rPr>
             <w:rFonts w:ascii="Bahnschrift SemiLight SemiConde" w:hAnsi="Bahnschrift SemiLight SemiConde"/>
-            <w:noProof/>
-            <w:webHidden/>
-            <w:sz w:val="28"/>
-            <w:szCs w:val="28"/>
+            <w:sz w:val="24"/>
+            <w:szCs w:val="24"/>
           </w:rPr>
           <w:fldChar w:fldCharType="begin"/>
         </w:r>
         <w:r>
           <w:rPr>
             <w:rFonts w:ascii="Bahnschrift SemiLight SemiConde" w:hAnsi="Bahnschrift SemiLight SemiConde"/>
-            <w:noProof/>
-            <w:webHidden/>
-            <w:sz w:val="28"/>
-            <w:szCs w:val="28"/>
-          </w:rPr>
-          <w:instrText xml:space="preserve"> PAGEREF _Toc75236682 \h </w:instrText>
-        </w:r>
-        <w:r>
-          <w:rPr>
-            <w:rFonts w:ascii="Bahnschrift SemiLight SemiConde" w:hAnsi="Bahnschrift SemiLight SemiConde"/>
-            <w:noProof/>
-            <w:webHidden/>
-            <w:sz w:val="28"/>
-            <w:szCs w:val="28"/>
-          </w:rPr>
-        </w:r>
-        <w:r>
-          <w:rPr>
-            <w:rFonts w:ascii="Bahnschrift SemiLight SemiConde" w:hAnsi="Bahnschrift SemiLight SemiConde"/>
-            <w:noProof/>
-            <w:webHidden/>
-            <w:sz w:val="28"/>
-            <w:szCs w:val="28"/>
+            <w:sz w:val="24"/>
+            <w:szCs w:val="24"/>
+          </w:rPr>
+          <w:instrText>PAGEREF _Toc565299550 \h</w:instrText>
+        </w:r>
+        <w:r>
+          <w:rPr>
+            <w:rFonts w:ascii="Bahnschrift SemiLight SemiConde" w:hAnsi="Bahnschrift SemiLight SemiConde"/>
+            <w:sz w:val="24"/>
+            <w:szCs w:val="24"/>
+          </w:rPr>
+        </w:r>
+        <w:r>
+          <w:rPr>
+            <w:rFonts w:ascii="Bahnschrift SemiLight SemiConde" w:hAnsi="Bahnschrift SemiLight SemiConde"/>
+            <w:sz w:val="24"/>
+            <w:szCs w:val="24"/>
           </w:rPr>
           <w:fldChar w:fldCharType="separate"/>
         </w:r>
         <w:r>
           <w:rPr>
-            <w:rFonts w:ascii="Bahnschrift SemiLight SemiConde" w:hAnsi="Bahnschrift SemiLight SemiConde"/>
-            <w:noProof/>
-            <w:webHidden/>
-            <w:sz w:val="28"/>
-            <w:szCs w:val="28"/>
-          </w:rPr>
-          <w:t>7</w:t>
-        </w:r>
-        <w:r>
-          <w:rPr>
-            <w:rFonts w:ascii="Bahnschrift SemiLight SemiConde" w:hAnsi="Bahnschrift SemiLight SemiConde"/>
-            <w:noProof/>
-            <w:webHidden/>
-            <w:sz w:val="28"/>
-            <w:szCs w:val="28"/>
+            <w:rStyle w:val="Hyperlink"/>
+            <w:rFonts w:ascii="Bahnschrift SemiLight SemiConde" w:hAnsi="Bahnschrift SemiLight SemiConde"/>
+            <w:sz w:val="24"/>
+            <w:szCs w:val="24"/>
+          </w:rPr>
+          <w:t>8</w:t>
+        </w:r>
+        <w:r>
+          <w:rPr>
+            <w:rFonts w:ascii="Bahnschrift SemiLight SemiConde" w:hAnsi="Bahnschrift SemiLight SemiConde"/>
+            <w:sz w:val="24"/>
+            <w:szCs w:val="24"/>
           </w:rPr>
           <w:fldChar w:fldCharType="end"/>
         </w:r>
@@ -1561,576 +2061,106 @@
     </w:p>
     <w:p>
       <w:pPr>
-        <w:pStyle w:val="20"/>
-        <w:tabs>
-          <w:tab w:val="left" w:pos="960"/>
-          <w:tab w:val="right" w:leader="dot" w:pos="9344"/>
-        </w:tabs>
-        <w:rPr>
-          <w:rFonts w:ascii="Bahnschrift SemiLight SemiConde" w:hAnsi="Bahnschrift SemiLight SemiConde"/>
-          <w:noProof/>
-          <w:sz w:val="28"/>
-          <w:szCs w:val="28"/>
-          <w:lang w:val="en-US"/>
-        </w:rPr>
-      </w:pPr>
-      <w:hyperlink w:anchor="_Toc75236683" w:history="1">
-        <w:r>
-          <w:rPr>
-            <w:rFonts w:ascii="Bahnschrift SemiLight SemiConde" w:hAnsi="Bahnschrift SemiLight SemiConde"/>
-            <w:noProof/>
-            <w:sz w:val="28"/>
-            <w:szCs w:val="28"/>
-          </w:rPr>
-          <w:t>3.4.</w:t>
-        </w:r>
-        <w:r>
-          <w:rPr>
-            <w:rFonts w:ascii="Bahnschrift SemiLight SemiConde" w:hAnsi="Bahnschrift SemiLight SemiConde"/>
-            <w:noProof/>
-            <w:sz w:val="28"/>
-            <w:szCs w:val="28"/>
+        <w:pStyle w:val="TOC3"/>
+        <w:tabs>
+          <w:tab w:val="left" w:pos="1200"/>
+          <w:tab w:val="right" w:leader="dot" w:pos="9330"/>
+        </w:tabs>
+        <w:rPr>
+          <w:rFonts w:ascii="Bahnschrift SemiLight SemiConde" w:hAnsi="Bahnschrift SemiLight SemiConde"/>
+          <w:sz w:val="24"/>
+          <w:szCs w:val="24"/>
+        </w:rPr>
+      </w:pPr>
+      <w:hyperlink w:anchor="_Toc724824158">
+        <w:r>
+          <w:rPr>
+            <w:rStyle w:val="Hyperlink"/>
+            <w:rFonts w:ascii="Bahnschrift SemiLight SemiConde" w:hAnsi="Bahnschrift SemiLight SemiConde"/>
+            <w:sz w:val="24"/>
+            <w:szCs w:val="24"/>
+          </w:rPr>
+          <w:t>3.6.1.</w:t>
+        </w:r>
+        <w:r>
+          <w:rPr>
+            <w:rFonts w:ascii="Bahnschrift SemiLight SemiConde" w:hAnsi="Bahnschrift SemiLight SemiConde"/>
+            <w:sz w:val="24"/>
+            <w:szCs w:val="24"/>
           </w:rPr>
           <w:tab/>
         </w:r>
         <w:r>
           <w:rPr>
-            <w:rFonts w:ascii="Bahnschrift SemiLight SemiConde" w:hAnsi="Bahnschrift SemiLight SemiConde"/>
-            <w:noProof/>
-            <w:sz w:val="28"/>
-            <w:szCs w:val="28"/>
-          </w:rPr>
-          <w:t>Блок-схема иг</w:t>
-        </w:r>
-        <w:r>
-          <w:rPr>
-            <w:rFonts w:ascii="Bahnschrift SemiLight SemiConde" w:hAnsi="Bahnschrift SemiLight SemiConde"/>
-            <w:noProof/>
-            <w:sz w:val="28"/>
-            <w:szCs w:val="28"/>
-          </w:rPr>
-          <w:t>рового цикла</w:t>
-        </w:r>
-        <w:r>
-          <w:rPr>
-            <w:rFonts w:ascii="Bahnschrift SemiLight SemiConde" w:hAnsi="Bahnschrift SemiLight SemiConde"/>
-            <w:noProof/>
-            <w:webHidden/>
-            <w:sz w:val="28"/>
-            <w:szCs w:val="28"/>
+            <w:rStyle w:val="Hyperlink"/>
+            <w:rFonts w:ascii="Bahnschrift SemiLight SemiConde" w:hAnsi="Bahnschrift SemiLight SemiConde"/>
+            <w:sz w:val="24"/>
+            <w:szCs w:val="24"/>
+          </w:rPr>
+          <w:t>Общее описание</w:t>
+        </w:r>
+        <w:r>
+          <w:rPr>
+            <w:rFonts w:ascii="Bahnschrift SemiLight SemiConde" w:hAnsi="Bahnschrift SemiLight SemiConde"/>
+            <w:sz w:val="24"/>
+            <w:szCs w:val="24"/>
           </w:rPr>
           <w:tab/>
         </w:r>
         <w:r>
           <w:rPr>
             <w:rFonts w:ascii="Bahnschrift SemiLight SemiConde" w:hAnsi="Bahnschrift SemiLight SemiConde"/>
-            <w:noProof/>
-            <w:webHidden/>
-            <w:sz w:val="28"/>
-            <w:szCs w:val="28"/>
+            <w:sz w:val="24"/>
+            <w:szCs w:val="24"/>
           </w:rPr>
           <w:fldChar w:fldCharType="begin"/>
         </w:r>
         <w:r>
           <w:rPr>
             <w:rFonts w:ascii="Bahnschrift SemiLight SemiConde" w:hAnsi="Bahnschrift SemiLight SemiConde"/>
-            <w:noProof/>
-            <w:webHidden/>
-            <w:sz w:val="28"/>
-            <w:szCs w:val="28"/>
-          </w:rPr>
-          <w:instrText xml:space="preserve"> PAGEREF _Toc75236683 \h </w:instrText>
-        </w:r>
-        <w:r>
-          <w:rPr>
-            <w:rFonts w:ascii="Bahnschrift SemiLight SemiConde" w:hAnsi="Bahnschrift SemiLight SemiConde"/>
-            <w:noProof/>
-            <w:webHidden/>
-            <w:sz w:val="28"/>
-            <w:szCs w:val="28"/>
-          </w:rPr>
-        </w:r>
-        <w:r>
-          <w:rPr>
-            <w:rFonts w:ascii="Bahnschrift SemiLight SemiConde" w:hAnsi="Bahnschrift SemiLight SemiConde"/>
-            <w:noProof/>
-            <w:webHidden/>
-            <w:sz w:val="28"/>
-            <w:szCs w:val="28"/>
+            <w:sz w:val="24"/>
+            <w:szCs w:val="24"/>
+          </w:rPr>
+          <w:instrText>PAGEREF _Toc724824158 \h</w:instrText>
+        </w:r>
+        <w:r>
+          <w:rPr>
+            <w:rFonts w:ascii="Bahnschrift SemiLight SemiConde" w:hAnsi="Bahnschrift SemiLight SemiConde"/>
+            <w:sz w:val="24"/>
+            <w:szCs w:val="24"/>
+          </w:rPr>
+        </w:r>
+        <w:r>
+          <w:rPr>
+            <w:rFonts w:ascii="Bahnschrift SemiLight SemiConde" w:hAnsi="Bahnschrift SemiLight SemiConde"/>
+            <w:sz w:val="24"/>
+            <w:szCs w:val="24"/>
           </w:rPr>
           <w:fldChar w:fldCharType="separate"/>
         </w:r>
         <w:r>
           <w:rPr>
-            <w:rFonts w:ascii="Bahnschrift SemiLight SemiConde" w:hAnsi="Bahnschrift SemiLight SemiConde"/>
-            <w:noProof/>
-            <w:webHidden/>
-            <w:sz w:val="28"/>
-            <w:szCs w:val="28"/>
-          </w:rPr>
-          <w:t>7</w:t>
-        </w:r>
-        <w:r>
-          <w:rPr>
-            <w:rFonts w:ascii="Bahnschrift SemiLight SemiConde" w:hAnsi="Bahnschrift SemiLight SemiConde"/>
-            <w:noProof/>
-            <w:webHidden/>
-            <w:sz w:val="28"/>
-            <w:szCs w:val="28"/>
+            <w:rStyle w:val="Hyperlink"/>
+            <w:rFonts w:ascii="Bahnschrift SemiLight SemiConde" w:hAnsi="Bahnschrift SemiLight SemiConde"/>
+            <w:sz w:val="24"/>
+            <w:szCs w:val="24"/>
+          </w:rPr>
+          <w:t>9</w:t>
+        </w:r>
+        <w:r>
+          <w:rPr>
+            <w:rFonts w:ascii="Bahnschrift SemiLight SemiConde" w:hAnsi="Bahnschrift SemiLight SemiConde"/>
+            <w:sz w:val="24"/>
+            <w:szCs w:val="24"/>
           </w:rPr>
           <w:fldChar w:fldCharType="end"/>
         </w:r>
       </w:hyperlink>
-    </w:p>
-    <w:p>
-      <w:pPr>
-        <w:pStyle w:val="20"/>
-        <w:tabs>
-          <w:tab w:val="left" w:pos="960"/>
-          <w:tab w:val="right" w:leader="dot" w:pos="9344"/>
-        </w:tabs>
-        <w:rPr>
-          <w:rFonts w:ascii="Bahnschrift SemiLight SemiConde" w:hAnsi="Bahnschrift SemiLight SemiConde"/>
-          <w:noProof/>
-          <w:sz w:val="28"/>
-          <w:szCs w:val="28"/>
-        </w:rPr>
-      </w:pPr>
-      <w:hyperlink w:anchor="_Toc75236690" w:history="1">
-        <w:r>
-          <w:rPr>
-            <w:rFonts w:ascii="Bahnschrift SemiLight SemiConde" w:hAnsi="Bahnschrift SemiLight SemiConde"/>
-            <w:noProof/>
-            <w:sz w:val="28"/>
-            <w:szCs w:val="28"/>
-          </w:rPr>
-          <w:t>3.8.</w:t>
-        </w:r>
-        <w:r>
-          <w:rPr>
-            <w:rFonts w:ascii="Bahnschrift SemiLight SemiConde" w:hAnsi="Bahnschrift SemiLight SemiConde"/>
-            <w:noProof/>
-            <w:sz w:val="28"/>
-            <w:szCs w:val="28"/>
-          </w:rPr>
-          <w:tab/>
-          <w:t>Графика и видео</w:t>
-        </w:r>
-        <w:r>
-          <w:rPr>
-            <w:rFonts w:ascii="Bahnschrift SemiLight SemiConde" w:hAnsi="Bahnschrift SemiLight SemiConde"/>
-            <w:noProof/>
-            <w:webHidden/>
-            <w:sz w:val="28"/>
-            <w:szCs w:val="28"/>
-          </w:rPr>
-          <w:tab/>
-        </w:r>
-        <w:r>
-          <w:rPr>
-            <w:rFonts w:ascii="Bahnschrift SemiLight SemiConde" w:hAnsi="Bahnschrift SemiLight SemiConde"/>
-            <w:noProof/>
-            <w:webHidden/>
-            <w:sz w:val="28"/>
-            <w:szCs w:val="28"/>
-          </w:rPr>
-          <w:fldChar w:fldCharType="begin"/>
-        </w:r>
-        <w:r>
-          <w:rPr>
-            <w:rFonts w:ascii="Bahnschrift SemiLight SemiConde" w:hAnsi="Bahnschrift SemiLight SemiConde"/>
-            <w:noProof/>
-            <w:webHidden/>
-            <w:sz w:val="28"/>
-            <w:szCs w:val="28"/>
-          </w:rPr>
-          <w:instrText xml:space="preserve"> PAGEREF _Toc75236690 \h </w:instrText>
-        </w:r>
-        <w:r>
-          <w:rPr>
-            <w:rFonts w:ascii="Bahnschrift SemiLight SemiConde" w:hAnsi="Bahnschrift SemiLight SemiConde"/>
-            <w:noProof/>
-            <w:webHidden/>
-            <w:sz w:val="28"/>
-            <w:szCs w:val="28"/>
-          </w:rPr>
-        </w:r>
-        <w:r>
-          <w:rPr>
-            <w:rFonts w:ascii="Bahnschrift SemiLight SemiConde" w:hAnsi="Bahnschrift SemiLight SemiConde"/>
-            <w:noProof/>
-            <w:webHidden/>
-            <w:sz w:val="28"/>
-            <w:szCs w:val="28"/>
-          </w:rPr>
-          <w:fldChar w:fldCharType="separate"/>
-        </w:r>
-        <w:r>
-          <w:rPr>
-            <w:rFonts w:ascii="Bahnschrift SemiLight SemiConde" w:hAnsi="Bahnschrift SemiLight SemiConde"/>
-            <w:noProof/>
-            <w:webHidden/>
-            <w:sz w:val="28"/>
-            <w:szCs w:val="28"/>
-          </w:rPr>
-          <w:t>8</w:t>
-        </w:r>
-        <w:r>
-          <w:rPr>
-            <w:rFonts w:ascii="Bahnschrift SemiLight SemiConde" w:hAnsi="Bahnschrift SemiLight SemiConde"/>
-            <w:noProof/>
-            <w:webHidden/>
-            <w:sz w:val="28"/>
-            <w:szCs w:val="28"/>
-          </w:rPr>
-          <w:fldChar w:fldCharType="end"/>
-        </w:r>
-      </w:hyperlink>
-    </w:p>
-    <w:p>
-      <w:pPr>
-        <w:pStyle w:val="30"/>
-        <w:tabs>
-          <w:tab w:val="left" w:pos="1440"/>
-          <w:tab w:val="right" w:leader="dot" w:pos="9344"/>
-        </w:tabs>
-        <w:rPr>
-          <w:rFonts w:ascii="Bahnschrift SemiLight SemiConde" w:hAnsi="Bahnschrift SemiLight SemiConde"/>
-          <w:noProof/>
-          <w:sz w:val="28"/>
-          <w:szCs w:val="28"/>
-        </w:rPr>
-      </w:pPr>
-      <w:hyperlink w:anchor="_Toc75236691" w:history="1">
-        <w:r>
-          <w:rPr>
-            <w:rFonts w:ascii="Bahnschrift SemiLight SemiConde" w:hAnsi="Bahnschrift SemiLight SemiConde"/>
-            <w:noProof/>
-            <w:sz w:val="28"/>
-            <w:szCs w:val="28"/>
-          </w:rPr>
-          <w:t>3.8.1.</w:t>
-        </w:r>
-        <w:r>
-          <w:rPr>
-            <w:rFonts w:ascii="Bahnschrift SemiLight SemiConde" w:hAnsi="Bahnschrift SemiLight SemiConde"/>
-            <w:noProof/>
-            <w:sz w:val="28"/>
-            <w:szCs w:val="28"/>
-          </w:rPr>
-          <w:tab/>
-          <w:t>Общее описание</w:t>
-        </w:r>
-        <w:r>
-          <w:rPr>
-            <w:rFonts w:ascii="Bahnschrift SemiLight SemiConde" w:hAnsi="Bahnschrift SemiLight SemiConde"/>
-            <w:noProof/>
-            <w:webHidden/>
-            <w:sz w:val="28"/>
-            <w:szCs w:val="28"/>
-          </w:rPr>
-          <w:tab/>
-        </w:r>
-        <w:r>
-          <w:rPr>
-            <w:rFonts w:ascii="Bahnschrift SemiLight SemiConde" w:hAnsi="Bahnschrift SemiLight SemiConde"/>
-            <w:noProof/>
-            <w:webHidden/>
-            <w:sz w:val="28"/>
-            <w:szCs w:val="28"/>
-          </w:rPr>
-          <w:fldChar w:fldCharType="begin"/>
-        </w:r>
-        <w:r>
-          <w:rPr>
-            <w:rFonts w:ascii="Bahnschrift SemiLight SemiConde" w:hAnsi="Bahnschrift SemiLight SemiConde"/>
-            <w:noProof/>
-            <w:webHidden/>
-            <w:sz w:val="28"/>
-            <w:szCs w:val="28"/>
-          </w:rPr>
-          <w:instrText xml:space="preserve"> PAGEREF _Toc75236691 \h </w:instrText>
-        </w:r>
-        <w:r>
-          <w:rPr>
-            <w:rFonts w:ascii="Bahnschrift SemiLight SemiConde" w:hAnsi="Bahnschrift SemiLight SemiConde"/>
-            <w:noProof/>
-            <w:webHidden/>
-            <w:sz w:val="28"/>
-            <w:szCs w:val="28"/>
-          </w:rPr>
-        </w:r>
-        <w:r>
-          <w:rPr>
-            <w:rFonts w:ascii="Bahnschrift SemiLight SemiConde" w:hAnsi="Bahnschrift SemiLight SemiConde"/>
-            <w:noProof/>
-            <w:webHidden/>
-            <w:sz w:val="28"/>
-            <w:szCs w:val="28"/>
-          </w:rPr>
-          <w:fldChar w:fldCharType="separate"/>
-        </w:r>
-        <w:r>
-          <w:rPr>
-            <w:rFonts w:ascii="Bahnschrift SemiLight SemiConde" w:hAnsi="Bahnschrift SemiLight SemiConde"/>
-            <w:noProof/>
-            <w:webHidden/>
-            <w:sz w:val="28"/>
-            <w:szCs w:val="28"/>
-          </w:rPr>
-          <w:t>9</w:t>
-        </w:r>
-        <w:r>
-          <w:rPr>
-            <w:rFonts w:ascii="Bahnschrift SemiLight SemiConde" w:hAnsi="Bahnschrift SemiLight SemiConde"/>
-            <w:noProof/>
-            <w:webHidden/>
-            <w:sz w:val="28"/>
-            <w:szCs w:val="28"/>
-          </w:rPr>
-          <w:fldChar w:fldCharType="end"/>
-        </w:r>
-      </w:hyperlink>
-    </w:p>
-    <w:p>
-      <w:pPr>
-        <w:pStyle w:val="20"/>
-        <w:tabs>
-          <w:tab w:val="left" w:pos="960"/>
-          <w:tab w:val="right" w:leader="dot" w:pos="9344"/>
-        </w:tabs>
-        <w:rPr>
-          <w:rFonts w:ascii="Bahnschrift SemiLight SemiConde" w:hAnsi="Bahnschrift SemiLight SemiConde"/>
-          <w:noProof/>
-          <w:sz w:val="28"/>
-          <w:szCs w:val="28"/>
-        </w:rPr>
-      </w:pPr>
-      <w:hyperlink w:anchor="_Toc75236695" w:history="1">
-        <w:r>
-          <w:rPr>
-            <w:rFonts w:ascii="Bahnschrift SemiLight SemiConde" w:hAnsi="Bahnschrift SemiLight SemiConde"/>
-            <w:noProof/>
-            <w:sz w:val="28"/>
-            <w:szCs w:val="28"/>
-          </w:rPr>
-          <w:t>3.9.</w:t>
-        </w:r>
-        <w:r>
-          <w:rPr>
-            <w:rFonts w:ascii="Bahnschrift SemiLight SemiConde" w:hAnsi="Bahnschrift SemiLight SemiConde"/>
-            <w:noProof/>
-            <w:sz w:val="28"/>
-            <w:szCs w:val="28"/>
-          </w:rPr>
-          <w:tab/>
-          <w:t>Звуки и музыка</w:t>
-        </w:r>
-        <w:r>
-          <w:rPr>
-            <w:rFonts w:ascii="Bahnschrift SemiLight SemiConde" w:hAnsi="Bahnschrift SemiLight SemiConde"/>
-            <w:noProof/>
-            <w:webHidden/>
-            <w:sz w:val="28"/>
-            <w:szCs w:val="28"/>
-          </w:rPr>
-          <w:tab/>
-        </w:r>
-        <w:r>
-          <w:rPr>
-            <w:rFonts w:ascii="Bahnschrift SemiLight SemiConde" w:hAnsi="Bahnschrift SemiLight SemiConde"/>
-            <w:noProof/>
-            <w:webHidden/>
-            <w:sz w:val="28"/>
-            <w:szCs w:val="28"/>
-          </w:rPr>
-          <w:fldChar w:fldCharType="begin"/>
-        </w:r>
-        <w:r>
-          <w:rPr>
-            <w:rFonts w:ascii="Bahnschrift SemiLight SemiConde" w:hAnsi="Bahnschrift SemiLight SemiConde"/>
-            <w:noProof/>
-            <w:webHidden/>
-            <w:sz w:val="28"/>
-            <w:szCs w:val="28"/>
-          </w:rPr>
-          <w:instrText xml:space="preserve"> PAGEREF _Toc75236695 \h </w:instrText>
-        </w:r>
-        <w:r>
-          <w:rPr>
-            <w:rFonts w:ascii="Bahnschrift SemiLight SemiConde" w:hAnsi="Bahnschrift SemiLight SemiConde"/>
-            <w:noProof/>
-            <w:webHidden/>
-            <w:sz w:val="28"/>
-            <w:szCs w:val="28"/>
-          </w:rPr>
-        </w:r>
-        <w:r>
-          <w:rPr>
-            <w:rFonts w:ascii="Bahnschrift SemiLight SemiConde" w:hAnsi="Bahnschrift SemiLight SemiConde"/>
-            <w:noProof/>
-            <w:webHidden/>
-            <w:sz w:val="28"/>
-            <w:szCs w:val="28"/>
-          </w:rPr>
-          <w:fldChar w:fldCharType="separate"/>
-        </w:r>
-        <w:r>
-          <w:rPr>
-            <w:rFonts w:ascii="Bahnschrift SemiLight SemiConde" w:hAnsi="Bahnschrift SemiLight SemiConde"/>
-            <w:noProof/>
-            <w:webHidden/>
-            <w:sz w:val="28"/>
-            <w:szCs w:val="28"/>
-          </w:rPr>
-          <w:t>9</w:t>
-        </w:r>
-        <w:r>
-          <w:rPr>
-            <w:rFonts w:ascii="Bahnschrift SemiLight SemiConde" w:hAnsi="Bahnschrift SemiLight SemiConde"/>
-            <w:noProof/>
-            <w:webHidden/>
-            <w:sz w:val="28"/>
-            <w:szCs w:val="28"/>
-          </w:rPr>
-          <w:fldChar w:fldCharType="end"/>
-        </w:r>
-      </w:hyperlink>
-    </w:p>
-    <w:p>
-      <w:pPr>
-        <w:pStyle w:val="30"/>
-        <w:tabs>
-          <w:tab w:val="left" w:pos="1440"/>
-          <w:tab w:val="right" w:leader="dot" w:pos="9344"/>
-        </w:tabs>
-        <w:rPr>
-          <w:rFonts w:ascii="Bahnschrift SemiLight SemiConde" w:hAnsi="Bahnschrift SemiLight SemiConde"/>
-          <w:noProof/>
-          <w:sz w:val="28"/>
-          <w:szCs w:val="28"/>
-          <w:lang w:val="en-US"/>
-        </w:rPr>
-      </w:pPr>
-      <w:hyperlink w:anchor="_Toc75236696" w:history="1">
-        <w:r>
-          <w:rPr>
-            <w:rFonts w:ascii="Bahnschrift SemiLight SemiConde" w:hAnsi="Bahnschrift SemiLight SemiConde"/>
-            <w:noProof/>
-            <w:sz w:val="28"/>
-            <w:szCs w:val="28"/>
-          </w:rPr>
-          <w:t>3.9.1.</w:t>
-        </w:r>
-        <w:r>
-          <w:rPr>
-            <w:rFonts w:ascii="Bahnschrift SemiLight SemiConde" w:hAnsi="Bahnschrift SemiLight SemiConde"/>
-            <w:noProof/>
-            <w:sz w:val="28"/>
-            <w:szCs w:val="28"/>
-          </w:rPr>
-          <w:tab/>
-          <w:t>Общее описание</w:t>
-        </w:r>
-        <w:r>
-          <w:rPr>
-            <w:rFonts w:ascii="Bahnschrift SemiLight SemiConde" w:hAnsi="Bahnschrift SemiLight SemiConde"/>
-            <w:noProof/>
-            <w:webHidden/>
-            <w:sz w:val="28"/>
-            <w:szCs w:val="28"/>
-          </w:rPr>
-          <w:tab/>
-        </w:r>
-        <w:r>
-          <w:rPr>
-            <w:rFonts w:ascii="Bahnschrift SemiLight SemiConde" w:hAnsi="Bahnschrift SemiLight SemiConde"/>
-            <w:noProof/>
-            <w:webHidden/>
-            <w:sz w:val="28"/>
-            <w:szCs w:val="28"/>
-          </w:rPr>
-          <w:fldChar w:fldCharType="begin"/>
-        </w:r>
-        <w:r>
-          <w:rPr>
-            <w:rFonts w:ascii="Bahnschrift SemiLight SemiConde" w:hAnsi="Bahnschrift SemiLight SemiConde"/>
-            <w:noProof/>
-            <w:webHidden/>
-            <w:sz w:val="28"/>
-            <w:szCs w:val="28"/>
-          </w:rPr>
-          <w:instrText xml:space="preserve"> PAGEREF _Toc75236696 \h </w:instrText>
-        </w:r>
-        <w:r>
-          <w:rPr>
-            <w:rFonts w:ascii="Bahnschrift SemiLight SemiConde" w:hAnsi="Bahnschrift SemiLight SemiConde"/>
-            <w:noProof/>
-            <w:webHidden/>
-            <w:sz w:val="28"/>
-            <w:szCs w:val="28"/>
-          </w:rPr>
-        </w:r>
-        <w:r>
-          <w:rPr>
-            <w:rFonts w:ascii="Bahnschrift SemiLight SemiConde" w:hAnsi="Bahnschrift SemiLight SemiConde"/>
-            <w:noProof/>
-            <w:webHidden/>
-            <w:sz w:val="28"/>
-            <w:szCs w:val="28"/>
-          </w:rPr>
-          <w:fldChar w:fldCharType="separate"/>
-        </w:r>
-        <w:r>
-          <w:rPr>
-            <w:rFonts w:ascii="Bahnschrift SemiLight SemiConde" w:hAnsi="Bahnschrift SemiLight SemiConde"/>
-            <w:noProof/>
-            <w:webHidden/>
-            <w:sz w:val="28"/>
-            <w:szCs w:val="28"/>
-          </w:rPr>
-          <w:t>9</w:t>
-        </w:r>
-        <w:r>
-          <w:rPr>
-            <w:rFonts w:ascii="Bahnschrift SemiLight SemiConde" w:hAnsi="Bahnschrift SemiLight SemiConde"/>
-            <w:noProof/>
-            <w:webHidden/>
-            <w:sz w:val="28"/>
-            <w:szCs w:val="28"/>
-          </w:rPr>
-          <w:fldChar w:fldCharType="end"/>
-        </w:r>
-      </w:hyperlink>
-    </w:p>
-    <w:p>
-      <w:pPr>
-        <w:pStyle w:val="10"/>
-        <w:tabs>
-          <w:tab w:val="left" w:pos="720"/>
-          <w:tab w:val="right" w:leader="dot" w:pos="9344"/>
-        </w:tabs>
-        <w:rPr>
-          <w:rFonts w:ascii="Bahnschrift SemiLight SemiConde" w:hAnsi="Bahnschrift SemiLight SemiConde"/>
-          <w:noProof/>
-          <w:sz w:val="28"/>
-          <w:szCs w:val="28"/>
-        </w:rPr>
-      </w:pPr>
-    </w:p>
-    <w:p>
-      <w:pPr>
-        <w:rPr>
-          <w:rFonts w:ascii="Bahnschrift SemiLight SemiConde" w:hAnsi="Bahnschrift SemiLight SemiConde"/>
-          <w:sz w:val="28"/>
-          <w:szCs w:val="28"/>
-        </w:rPr>
-      </w:pPr>
-      <w:r>
-        <w:rPr>
-          <w:rFonts w:ascii="Bahnschrift SemiLight SemiConde" w:hAnsi="Bahnschrift SemiLight SemiConde"/>
-          <w:sz w:val="28"/>
-          <w:szCs w:val="28"/>
+      <w:r>
+        <w:rPr>
+          <w:rFonts w:ascii="Bahnschrift SemiLight SemiConde" w:hAnsi="Bahnschrift SemiLight SemiConde"/>
+          <w:sz w:val="24"/>
+          <w:szCs w:val="24"/>
         </w:rPr>
         <w:fldChar w:fldCharType="end"/>
       </w:r>
@@ -2146,20 +2176,28 @@
     </w:p>
     <w:p>
       <w:pPr>
-        <w:pStyle w:val="1"/>
+        <w:rPr>
+          <w:rFonts w:ascii="Bahnschrift SemiLight SemiConde" w:hAnsi="Bahnschrift SemiLight SemiConde"/>
+          <w:sz w:val="28"/>
+          <w:szCs w:val="28"/>
+        </w:rPr>
+      </w:pPr>
+    </w:p>
+    <w:p>
+      <w:pPr>
+        <w:pStyle w:val="Heading1"/>
         <w:rPr>
           <w:rFonts w:ascii="Bahnschrift SemiLight SemiConde" w:hAnsi="Bahnschrift SemiLight SemiConde"/>
           <w:sz w:val="32"/>
         </w:rPr>
       </w:pPr>
       <w:bookmarkStart w:id="0" w:name="_Ref46212530"/>
-      <w:bookmarkStart w:id="1" w:name="_Toc75236669"/>
+      <w:bookmarkStart w:id="1" w:name="_Toc865674256"/>
       <w:r>
         <w:rPr>
           <w:rFonts w:ascii="Bahnschrift SemiLight SemiConde" w:hAnsi="Bahnschrift SemiLight SemiConde"/>
           <w:sz w:val="32"/>
         </w:rPr>
-        <w:lastRenderedPageBreak/>
         <w:t>Введение</w:t>
       </w:r>
       <w:bookmarkEnd w:id="0"/>
@@ -2167,10 +2205,10 @@
     </w:p>
     <w:p>
       <w:pPr>
-        <w:pStyle w:val="a9"/>
+        <w:pStyle w:val="a2"/>
         <w:numPr>
           <w:ilvl w:val="0"/>
-          <w:numId w:val="5"/>
+          <w:numId w:val="8"/>
         </w:numPr>
         <w:rPr>
           <w:rFonts w:ascii="Bahnschrift SemiLight SemiConde" w:hAnsi="Bahnschrift SemiLight SemiConde"/>
@@ -2188,14 +2226,80 @@
           <w:sz w:val="28"/>
           <w:szCs w:val="28"/>
         </w:rPr>
-        <w:t>Проект разрабатывается по мотивам культового романа «Fallout Equestria», автором которого является kkat. Оригинальное произведение доступно по ссылке: https://www.equestriadaily.com/2011/04/story-fallout-equestria.html</w:t>
+        <w:t>Проект разрабатывается по мотивам культового романа «</w:t>
+      </w:r>
+      <w:proofErr w:type="spellStart"/>
+      <w:r>
+        <w:rPr>
+          <w:rFonts w:ascii="Bahnschrift SemiLight SemiConde" w:hAnsi="Bahnschrift SemiLight SemiConde"/>
+          <w:i w:val="0"/>
+          <w:color w:val="auto"/>
+          <w:sz w:val="28"/>
+          <w:szCs w:val="28"/>
+        </w:rPr>
+        <w:t>Fallout</w:t>
+      </w:r>
+      <w:proofErr w:type="spellEnd"/>
+      <w:r>
+        <w:rPr>
+          <w:rFonts w:ascii="Bahnschrift SemiLight SemiConde" w:hAnsi="Bahnschrift SemiLight SemiConde"/>
+          <w:i w:val="0"/>
+          <w:color w:val="auto"/>
+          <w:sz w:val="28"/>
+          <w:szCs w:val="28"/>
+        </w:rPr>
+        <w:t xml:space="preserve"> </w:t>
+      </w:r>
+      <w:proofErr w:type="spellStart"/>
+      <w:r>
+        <w:rPr>
+          <w:rFonts w:ascii="Bahnschrift SemiLight SemiConde" w:hAnsi="Bahnschrift SemiLight SemiConde"/>
+          <w:i w:val="0"/>
+          <w:color w:val="auto"/>
+          <w:sz w:val="28"/>
+          <w:szCs w:val="28"/>
+        </w:rPr>
+        <w:t>Equestria</w:t>
+      </w:r>
+      <w:proofErr w:type="spellEnd"/>
+      <w:r>
+        <w:rPr>
+          <w:rFonts w:ascii="Bahnschrift SemiLight SemiConde" w:hAnsi="Bahnschrift SemiLight SemiConde"/>
+          <w:i w:val="0"/>
+          <w:color w:val="auto"/>
+          <w:sz w:val="28"/>
+          <w:szCs w:val="28"/>
+        </w:rPr>
+        <w:t xml:space="preserve">», автором которого является </w:t>
+      </w:r>
+      <w:proofErr w:type="spellStart"/>
+      <w:r>
+        <w:rPr>
+          <w:rFonts w:ascii="Bahnschrift SemiLight SemiConde" w:hAnsi="Bahnschrift SemiLight SemiConde"/>
+          <w:i w:val="0"/>
+          <w:color w:val="auto"/>
+          <w:sz w:val="28"/>
+          <w:szCs w:val="28"/>
+        </w:rPr>
+        <w:t>kkat</w:t>
+      </w:r>
+      <w:proofErr w:type="spellEnd"/>
+      <w:r>
+        <w:rPr>
+          <w:rFonts w:ascii="Bahnschrift SemiLight SemiConde" w:hAnsi="Bahnschrift SemiLight SemiConde"/>
+          <w:i w:val="0"/>
+          <w:color w:val="auto"/>
+          <w:sz w:val="28"/>
+          <w:szCs w:val="28"/>
+        </w:rPr>
+        <w:t>. Оригинальное произведение доступно по ссылке: https://www.equestriadaily.com/2011/04/story-fallout-equestria.html</w:t>
       </w:r>
     </w:p>
     <w:p>
       <w:pPr>
         <w:numPr>
           <w:ilvl w:val="0"/>
-          <w:numId w:val="5"/>
+          <w:numId w:val="8"/>
         </w:numPr>
         <w:rPr>
           <w:rFonts w:ascii="Bahnschrift SemiLight SemiConde" w:hAnsi="Bahnschrift SemiLight SemiConde"/>
@@ -2214,20 +2318,19 @@
     </w:p>
     <w:p>
       <w:pPr>
-        <w:pStyle w:val="1"/>
+        <w:pStyle w:val="Heading1"/>
         <w:rPr>
           <w:rFonts w:ascii="Bahnschrift SemiLight SemiConde" w:hAnsi="Bahnschrift SemiLight SemiConde"/>
           <w:sz w:val="32"/>
         </w:rPr>
       </w:pPr>
       <w:bookmarkStart w:id="2" w:name="_Ref46203453"/>
-      <w:bookmarkStart w:id="3" w:name="_Toc75236670"/>
+      <w:bookmarkStart w:id="3" w:name="_Toc1505859943"/>
       <w:r>
         <w:rPr>
           <w:rFonts w:ascii="Bahnschrift SemiLight SemiConde" w:hAnsi="Bahnschrift SemiLight SemiConde"/>
           <w:sz w:val="32"/>
         </w:rPr>
-        <w:lastRenderedPageBreak/>
         <w:t>Концепция</w:t>
       </w:r>
       <w:bookmarkEnd w:id="2"/>
@@ -2235,14 +2338,14 @@
     </w:p>
     <w:p>
       <w:pPr>
-        <w:pStyle w:val="2"/>
+        <w:pStyle w:val="Heading2"/>
         <w:rPr>
           <w:rFonts w:ascii="Bahnschrift SemiLight SemiConde" w:hAnsi="Bahnschrift SemiLight SemiConde"/>
           <w:sz w:val="32"/>
           <w:szCs w:val="32"/>
         </w:rPr>
       </w:pPr>
-      <w:bookmarkStart w:id="4" w:name="_Toc75236671"/>
+      <w:bookmarkStart w:id="4" w:name="_Toc1947377894"/>
       <w:r>
         <w:rPr>
           <w:rFonts w:ascii="Bahnschrift SemiLight SemiConde" w:hAnsi="Bahnschrift SemiLight SemiConde"/>
@@ -2255,7 +2358,7 @@
     </w:p>
     <w:p>
       <w:pPr>
-        <w:pStyle w:val="a9"/>
+        <w:pStyle w:val="a2"/>
         <w:rPr>
           <w:rFonts w:ascii="Bahnschrift SemiLight SemiConde" w:hAnsi="Bahnschrift SemiLight SemiConde"/>
           <w:i w:val="0"/>
@@ -2287,14 +2390,14 @@
     </w:p>
     <w:p>
       <w:pPr>
-        <w:pStyle w:val="2"/>
+        <w:pStyle w:val="Heading2"/>
         <w:rPr>
           <w:rFonts w:ascii="Bahnschrift SemiLight SemiConde" w:hAnsi="Bahnschrift SemiLight SemiConde"/>
           <w:sz w:val="32"/>
           <w:szCs w:val="32"/>
         </w:rPr>
       </w:pPr>
-      <w:bookmarkStart w:id="5" w:name="_Toc75236672"/>
+      <w:bookmarkStart w:id="5" w:name="_Toc519072665"/>
       <w:r>
         <w:rPr>
           <w:rFonts w:ascii="Bahnschrift SemiLight SemiConde" w:hAnsi="Bahnschrift SemiLight SemiConde"/>
@@ -2307,273 +2410,104 @@
     </w:p>
     <w:p>
       <w:pPr>
-        <w:pStyle w:val="a9"/>
-        <w:numPr>
-          <w:ilvl w:val="0"/>
-          <w:numId w:val="10"/>
-        </w:numPr>
-        <w:rPr>
-          <w:rFonts w:ascii="Bahnschrift SemiLight SemiConde" w:hAnsi="Bahnschrift SemiLight SemiConde"/>
-          <w:i w:val="0"/>
-          <w:iCs/>
-          <w:color w:val="auto"/>
-          <w:sz w:val="28"/>
-          <w:szCs w:val="28"/>
-          <w:lang w:val="en-US"/>
-        </w:rPr>
-      </w:pPr>
-      <w:r>
-        <w:rPr>
-          <w:rFonts w:ascii="Bahnschrift SemiLight SemiConde" w:hAnsi="Bahnschrift SemiLight SemiConde"/>
-          <w:i w:val="0"/>
-          <w:color w:val="auto"/>
-          <w:sz w:val="28"/>
-          <w:szCs w:val="28"/>
-        </w:rPr>
-        <w:t>Жанр</w:t>
-      </w:r>
-      <w:r>
-        <w:rPr>
-          <w:rFonts w:ascii="Bahnschrift SemiLight SemiConde" w:hAnsi="Bahnschrift SemiLight SemiConde"/>
-          <w:i w:val="0"/>
-          <w:color w:val="auto"/>
-          <w:sz w:val="28"/>
-          <w:szCs w:val="28"/>
-          <w:lang w:val="en-US"/>
-        </w:rPr>
-        <w:t xml:space="preserve">: </w:t>
-      </w:r>
-      <w:r>
-        <w:rPr>
-          <w:rFonts w:ascii="Bahnschrift SemiLight SemiConde" w:hAnsi="Bahnschrift SemiLight SemiConde"/>
-          <w:i w:val="0"/>
-          <w:color w:val="auto"/>
-          <w:sz w:val="28"/>
-          <w:szCs w:val="28"/>
-        </w:rPr>
-        <w:t>Текстовый</w:t>
-      </w:r>
-      <w:r>
-        <w:rPr>
-          <w:rFonts w:ascii="Bahnschrift SemiLight SemiConde" w:hAnsi="Bahnschrift SemiLight SemiConde"/>
-          <w:i w:val="0"/>
-          <w:color w:val="auto"/>
-          <w:sz w:val="28"/>
-          <w:szCs w:val="28"/>
-          <w:lang w:val="en-US"/>
-        </w:rPr>
-        <w:t xml:space="preserve"> RPG, Dark, Adventure</w:t>
-      </w:r>
-    </w:p>
-    <w:p>
-      <w:pPr>
-        <w:pStyle w:val="a9"/>
-        <w:numPr>
-          <w:ilvl w:val="0"/>
-          <w:numId w:val="10"/>
-        </w:numPr>
-        <w:rPr>
-          <w:rFonts w:ascii="Bahnschrift SemiLight SemiConde" w:hAnsi="Bahnschrift SemiLight SemiConde"/>
-          <w:i w:val="0"/>
-          <w:color w:val="auto"/>
-          <w:sz w:val="28"/>
-          <w:szCs w:val="28"/>
-          <w:lang w:val="en-US"/>
-        </w:rPr>
-      </w:pPr>
-      <w:r>
-        <w:rPr>
-          <w:rFonts w:ascii="Bahnschrift SemiLight SemiConde" w:hAnsi="Bahnschrift SemiLight SemiConde"/>
-          <w:i w:val="0"/>
-          <w:color w:val="auto"/>
-          <w:sz w:val="28"/>
-          <w:szCs w:val="28"/>
-        </w:rPr>
-        <w:t>Возрастная группа</w:t>
-      </w:r>
-      <w:r>
-        <w:rPr>
-          <w:rFonts w:ascii="Bahnschrift SemiLight SemiConde" w:hAnsi="Bahnschrift SemiLight SemiConde"/>
-          <w:i w:val="0"/>
-          <w:color w:val="auto"/>
-          <w:sz w:val="28"/>
-          <w:szCs w:val="28"/>
-          <w:lang w:val="en-US"/>
-        </w:rPr>
-        <w:t>: 16+</w:t>
-      </w:r>
-    </w:p>
-    <w:p>
-      <w:pPr>
-        <w:numPr>
-          <w:ilvl w:val="0"/>
-          <w:numId w:val="10"/>
-        </w:numPr>
-        <w:rPr>
-          <w:rFonts w:ascii="Bahnschrift SemiLight SemiConde" w:hAnsi="Bahnschrift SemiLight SemiConde"/>
-          <w:sz w:val="28"/>
-          <w:szCs w:val="28"/>
-        </w:rPr>
-      </w:pPr>
-      <w:r>
-        <w:rPr>
-          <w:rFonts w:ascii="Bahnschrift SemiLight SemiConde" w:hAnsi="Bahnschrift SemiLight SemiConde"/>
-          <w:sz w:val="28"/>
-          <w:szCs w:val="28"/>
-        </w:rPr>
-        <w:t xml:space="preserve">Целевая аудитория: Поклонники вселенной </w:t>
-      </w:r>
-      <w:r>
-        <w:rPr>
-          <w:rFonts w:ascii="Bahnschrift SemiLight SemiConde" w:hAnsi="Bahnschrift SemiLight SemiConde"/>
-          <w:sz w:val="28"/>
-          <w:szCs w:val="28"/>
-          <w:lang w:val="en-US"/>
-        </w:rPr>
-        <w:t>Fallout</w:t>
-      </w:r>
-      <w:r>
-        <w:rPr>
-          <w:rFonts w:ascii="Bahnschrift SemiLight SemiConde" w:hAnsi="Bahnschrift SemiLight SemiConde"/>
-          <w:sz w:val="28"/>
-          <w:szCs w:val="28"/>
-        </w:rPr>
-        <w:t xml:space="preserve">: </w:t>
-      </w:r>
-      <w:r>
-        <w:rPr>
-          <w:rFonts w:ascii="Bahnschrift SemiLight SemiConde" w:hAnsi="Bahnschrift SemiLight SemiConde"/>
-          <w:sz w:val="28"/>
-          <w:szCs w:val="28"/>
-          <w:lang w:val="en-US"/>
-        </w:rPr>
-        <w:t>Equestria</w:t>
-      </w:r>
-    </w:p>
-    <w:p>
-      <w:pPr>
-        <w:pStyle w:val="2"/>
-        <w:rPr>
-          <w:rFonts w:ascii="Bahnschrift SemiLight SemiConde" w:hAnsi="Bahnschrift SemiLight SemiConde"/>
-          <w:sz w:val="32"/>
-          <w:szCs w:val="32"/>
-        </w:rPr>
-      </w:pPr>
-      <w:bookmarkStart w:id="6" w:name="_Toc75236673"/>
-      <w:r>
-        <w:rPr>
-          <w:rFonts w:ascii="Bahnschrift SemiLight SemiConde" w:hAnsi="Bahnschrift SemiLight SemiConde"/>
-          <w:sz w:val="32"/>
-          <w:szCs w:val="32"/>
-        </w:rPr>
-        <w:t>Основные особенности игры</w:t>
-      </w:r>
-      <w:bookmarkEnd w:id="6"/>
-    </w:p>
-    <w:p>
-      <w:pPr>
-        <w:pStyle w:val="a9"/>
-        <w:rPr>
-          <w:rFonts w:ascii="Bahnschrift SemiLight SemiConde" w:hAnsi="Bahnschrift SemiLight SemiConde"/>
-          <w:i w:val="0"/>
-          <w:color w:val="auto"/>
-          <w:sz w:val="28"/>
-          <w:szCs w:val="28"/>
-        </w:rPr>
-      </w:pPr>
-      <w:r>
-        <w:rPr>
-          <w:rFonts w:ascii="Bahnschrift SemiLight SemiConde" w:hAnsi="Bahnschrift SemiLight SemiConde"/>
-          <w:i w:val="0"/>
-          <w:color w:val="auto"/>
-          <w:sz w:val="28"/>
-          <w:szCs w:val="28"/>
-        </w:rPr>
-        <w:t>В отличие от Fallout Equestria: Remains — наиболее крупного проекта в сообществе, уже вышедшего в Steam, — наша игра делает основной упор на нарративную составляющую. Главным приоритетом становится глубокая сюжетная линия, система выборов и ощутимые последствия решений игрока, что являлось зоной роста для предшественника.</w:t>
-      </w:r>
-    </w:p>
-    <w:p>
-      <w:pPr>
-        <w:rPr>
-          <w:rFonts w:ascii="Bahnschrift SemiLight SemiConde" w:hAnsi="Bahnschrift SemiLight SemiConde"/>
-          <w:sz w:val="28"/>
-          <w:szCs w:val="28"/>
-          <w:u w:val="single"/>
-        </w:rPr>
-      </w:pPr>
-      <w:r>
-        <w:rPr>
-          <w:rFonts w:ascii="Bahnschrift SemiLight SemiConde" w:hAnsi="Bahnschrift SemiLight SemiConde"/>
-          <w:sz w:val="28"/>
-          <w:szCs w:val="28"/>
-          <w:u w:val="single"/>
-        </w:rPr>
-        <w:t xml:space="preserve">Особенности игры: </w:t>
-      </w:r>
-    </w:p>
-    <w:p>
-      <w:pPr>
-        <w:pStyle w:val="af0"/>
+        <w:pStyle w:val="a2"/>
         <w:numPr>
           <w:ilvl w:val="0"/>
           <w:numId w:val="13"/>
         </w:numPr>
         <w:rPr>
           <w:rFonts w:ascii="Bahnschrift SemiLight SemiConde" w:hAnsi="Bahnschrift SemiLight SemiConde"/>
-          <w:sz w:val="28"/>
-          <w:szCs w:val="28"/>
-        </w:rPr>
-      </w:pPr>
-      <w:r>
-        <w:rPr>
-          <w:rFonts w:ascii="Bahnschrift SemiLight SemiConde" w:hAnsi="Bahnschrift SemiLight SemiConde"/>
-          <w:sz w:val="28"/>
-          <w:szCs w:val="28"/>
-        </w:rPr>
-        <w:t>глубокая и развлетвленная сюжетная линия</w:t>
-      </w:r>
-    </w:p>
-    <w:p>
-      <w:pPr>
-        <w:pStyle w:val="af0"/>
+          <w:i w:val="0"/>
+          <w:iCs/>
+          <w:color w:val="auto"/>
+          <w:sz w:val="28"/>
+          <w:szCs w:val="28"/>
+          <w:lang w:val="en-US"/>
+        </w:rPr>
+      </w:pPr>
+      <w:r>
+        <w:rPr>
+          <w:rFonts w:ascii="Bahnschrift SemiLight SemiConde" w:hAnsi="Bahnschrift SemiLight SemiConde"/>
+          <w:i w:val="0"/>
+          <w:color w:val="auto"/>
+          <w:sz w:val="28"/>
+          <w:szCs w:val="28"/>
+        </w:rPr>
+        <w:t>Жанр</w:t>
+      </w:r>
+      <w:r>
+        <w:rPr>
+          <w:rFonts w:ascii="Bahnschrift SemiLight SemiConde" w:hAnsi="Bahnschrift SemiLight SemiConde"/>
+          <w:i w:val="0"/>
+          <w:color w:val="auto"/>
+          <w:sz w:val="28"/>
+          <w:szCs w:val="28"/>
+          <w:lang w:val="en-US"/>
+        </w:rPr>
+        <w:t xml:space="preserve">: </w:t>
+      </w:r>
+      <w:r>
+        <w:rPr>
+          <w:rFonts w:ascii="Bahnschrift SemiLight SemiConde" w:hAnsi="Bahnschrift SemiLight SemiConde"/>
+          <w:i w:val="0"/>
+          <w:color w:val="auto"/>
+          <w:sz w:val="28"/>
+          <w:szCs w:val="28"/>
+        </w:rPr>
+        <w:t>Текстовый</w:t>
+      </w:r>
+      <w:r>
+        <w:rPr>
+          <w:rFonts w:ascii="Bahnschrift SemiLight SemiConde" w:hAnsi="Bahnschrift SemiLight SemiConde"/>
+          <w:i w:val="0"/>
+          <w:color w:val="auto"/>
+          <w:sz w:val="28"/>
+          <w:szCs w:val="28"/>
+          <w:lang w:val="en-US"/>
+        </w:rPr>
+        <w:t xml:space="preserve"> RPG, Dark, Adventure</w:t>
+      </w:r>
+    </w:p>
+    <w:p>
+      <w:pPr>
+        <w:pStyle w:val="a2"/>
         <w:numPr>
           <w:ilvl w:val="0"/>
           <w:numId w:val="13"/>
         </w:numPr>
         <w:rPr>
           <w:rFonts w:ascii="Bahnschrift SemiLight SemiConde" w:hAnsi="Bahnschrift SemiLight SemiConde"/>
-          <w:sz w:val="28"/>
-          <w:szCs w:val="28"/>
-        </w:rPr>
-      </w:pPr>
-      <w:r>
-        <w:rPr>
-          <w:rFonts w:ascii="Bahnschrift SemiLight SemiConde" w:hAnsi="Bahnschrift SemiLight SemiConde"/>
-          <w:sz w:val="28"/>
-          <w:szCs w:val="28"/>
-        </w:rPr>
-        <w:t>в</w:t>
-      </w:r>
-      <w:r>
-        <w:rPr>
-          <w:rFonts w:ascii="Bahnschrift SemiLight SemiConde" w:hAnsi="Bahnschrift SemiLight SemiConde"/>
-          <w:sz w:val="28"/>
-          <w:szCs w:val="28"/>
-        </w:rPr>
-        <w:t>лияние решения игрока на дальней</w:t>
-      </w:r>
-      <w:r>
-        <w:rPr>
-          <w:rFonts w:ascii="Bahnschrift SemiLight SemiConde" w:hAnsi="Bahnschrift SemiLight SemiConde"/>
-          <w:sz w:val="28"/>
-          <w:szCs w:val="28"/>
-        </w:rPr>
-        <w:t>шее развития сюжета и самого игрока</w:t>
-      </w:r>
-    </w:p>
-    <w:p>
-      <w:pPr>
-        <w:pStyle w:val="af0"/>
+          <w:i w:val="0"/>
+          <w:color w:val="auto"/>
+          <w:sz w:val="28"/>
+          <w:szCs w:val="28"/>
+          <w:lang w:val="en-US"/>
+        </w:rPr>
+      </w:pPr>
+      <w:r>
+        <w:rPr>
+          <w:rFonts w:ascii="Bahnschrift SemiLight SemiConde" w:hAnsi="Bahnschrift SemiLight SemiConde"/>
+          <w:i w:val="0"/>
+          <w:color w:val="auto"/>
+          <w:sz w:val="28"/>
+          <w:szCs w:val="28"/>
+        </w:rPr>
+        <w:t>Возрастная группа</w:t>
+      </w:r>
+      <w:r>
+        <w:rPr>
+          <w:rFonts w:ascii="Bahnschrift SemiLight SemiConde" w:hAnsi="Bahnschrift SemiLight SemiConde"/>
+          <w:i w:val="0"/>
+          <w:color w:val="auto"/>
+          <w:sz w:val="28"/>
+          <w:szCs w:val="28"/>
+          <w:lang w:val="en-US"/>
+        </w:rPr>
+        <w:t>: 16+</w:t>
+      </w:r>
+    </w:p>
+    <w:p>
+      <w:pPr>
         <w:numPr>
           <w:ilvl w:val="0"/>
           <w:numId w:val="13"/>
@@ -2590,90 +2524,408 @@
           <w:sz w:val="28"/>
           <w:szCs w:val="28"/>
         </w:rPr>
-        <w:t>у</w:t>
-      </w:r>
-      <w:r>
-        <w:rPr>
-          <w:rFonts w:ascii="Bahnschrift SemiLight SemiConde" w:hAnsi="Bahnschrift SemiLight SemiConde"/>
-          <w:sz w:val="28"/>
-          <w:szCs w:val="28"/>
-        </w:rPr>
-        <w:t>лучшение и модернизация предметов и оружия</w:t>
-      </w:r>
-    </w:p>
-    <w:p>
-      <w:pPr>
-        <w:rPr>
-          <w:rFonts w:ascii="Bahnschrift SemiLight SemiConde" w:hAnsi="Bahnschrift SemiLight SemiConde"/>
-          <w:sz w:val="28"/>
-          <w:szCs w:val="28"/>
-        </w:rPr>
-      </w:pPr>
-      <w:r>
-        <w:rPr>
-          <w:rFonts w:ascii="Bahnschrift SemiLight SemiConde" w:hAnsi="Bahnschrift SemiLight SemiConde"/>
-          <w:sz w:val="28"/>
-          <w:szCs w:val="28"/>
-        </w:rPr>
-        <w:t>Ориентировочный объем игры составит порядка 100 страниц диалогов с разветвленной системой выборов.</w:t>
-      </w:r>
-    </w:p>
-    <w:p>
-      <w:pPr>
-        <w:pStyle w:val="2"/>
+        <w:t xml:space="preserve">Целевая аудитория: Поклонники вселенной </w:t>
+      </w:r>
+      <w:r>
+        <w:rPr>
+          <w:rFonts w:ascii="Bahnschrift SemiLight SemiConde" w:hAnsi="Bahnschrift SemiLight SemiConde"/>
+          <w:sz w:val="28"/>
+          <w:szCs w:val="28"/>
+          <w:lang w:val="en-US"/>
+        </w:rPr>
+        <w:t>Fallout</w:t>
+      </w:r>
+      <w:r>
+        <w:rPr>
+          <w:rFonts w:ascii="Bahnschrift SemiLight SemiConde" w:hAnsi="Bahnschrift SemiLight SemiConde"/>
+          <w:sz w:val="28"/>
+          <w:szCs w:val="28"/>
+        </w:rPr>
+        <w:t xml:space="preserve">: </w:t>
+      </w:r>
+      <w:r>
+        <w:rPr>
+          <w:rFonts w:ascii="Bahnschrift SemiLight SemiConde" w:hAnsi="Bahnschrift SemiLight SemiConde"/>
+          <w:sz w:val="28"/>
+          <w:szCs w:val="28"/>
+          <w:lang w:val="en-US"/>
+        </w:rPr>
+        <w:t>Equestria</w:t>
+      </w:r>
+    </w:p>
+    <w:p>
+      <w:pPr>
+        <w:pStyle w:val="Heading2"/>
         <w:rPr>
           <w:rFonts w:ascii="Bahnschrift SemiLight SemiConde" w:hAnsi="Bahnschrift SemiLight SemiConde"/>
           <w:sz w:val="32"/>
           <w:szCs w:val="32"/>
         </w:rPr>
       </w:pPr>
-      <w:bookmarkStart w:id="7" w:name="_Toc75236674"/>
+      <w:bookmarkStart w:id="6" w:name="_Toc1913615660"/>
       <w:r>
         <w:rPr>
           <w:rFonts w:ascii="Bahnschrift SemiLight SemiConde" w:hAnsi="Bahnschrift SemiLight SemiConde"/>
           <w:sz w:val="32"/>
           <w:szCs w:val="32"/>
         </w:rPr>
-        <w:t>Описание игры</w:t>
-      </w:r>
-      <w:bookmarkEnd w:id="7"/>
-    </w:p>
-    <w:p>
-      <w:pPr>
-        <w:rPr>
-          <w:rFonts w:ascii="Bahnschrift SemiLight SemiConde" w:hAnsi="Bahnschrift SemiLight SemiConde"/>
-          <w:sz w:val="28"/>
-          <w:szCs w:val="28"/>
-        </w:rPr>
-      </w:pPr>
-      <w:r>
-        <w:rPr>
-          <w:rFonts w:ascii="Bahnschrift SemiLight SemiConde" w:hAnsi="Bahnschrift SemiLight SemiConde"/>
-          <w:sz w:val="28"/>
-          <w:szCs w:val="28"/>
-        </w:rPr>
-        <w:t>Игрок создаёт уникального персонажа и исследует постапокалиптические пустоши Эквестрии, сражаясь в пошаговых тактических боях с монстрами, добывая материалы для модификации оружия и прокачивая навыки. Его решения в диалогах и взаимодействиях с фракциями определяют судьбу мира — возрождение руин или их окончательное падение.</w:t>
-      </w:r>
-    </w:p>
-    <w:p>
-      <w:pPr>
-        <w:pStyle w:val="2"/>
+        <w:t>Основные особенности игры</w:t>
+      </w:r>
+      <w:bookmarkEnd w:id="6"/>
+    </w:p>
+    <w:p>
+      <w:pPr>
+        <w:pStyle w:val="a2"/>
+        <w:rPr>
+          <w:rFonts w:ascii="Bahnschrift SemiLight SemiConde" w:hAnsi="Bahnschrift SemiLight SemiConde"/>
+          <w:i w:val="0"/>
+          <w:color w:val="auto"/>
+          <w:sz w:val="28"/>
+          <w:szCs w:val="28"/>
+        </w:rPr>
+      </w:pPr>
+      <w:r>
+        <w:rPr>
+          <w:rFonts w:ascii="Bahnschrift SemiLight SemiConde" w:hAnsi="Bahnschrift SemiLight SemiConde"/>
+          <w:i w:val="0"/>
+          <w:color w:val="auto"/>
+          <w:sz w:val="28"/>
+          <w:szCs w:val="28"/>
+        </w:rPr>
+        <w:t xml:space="preserve">В отличие от </w:t>
+      </w:r>
+      <w:proofErr w:type="spellStart"/>
+      <w:r>
+        <w:rPr>
+          <w:rFonts w:ascii="Bahnschrift SemiLight SemiConde" w:hAnsi="Bahnschrift SemiLight SemiConde"/>
+          <w:i w:val="0"/>
+          <w:color w:val="auto"/>
+          <w:sz w:val="28"/>
+          <w:szCs w:val="28"/>
+        </w:rPr>
+        <w:t>Fallout</w:t>
+      </w:r>
+      <w:proofErr w:type="spellEnd"/>
+      <w:r>
+        <w:rPr>
+          <w:rFonts w:ascii="Bahnschrift SemiLight SemiConde" w:hAnsi="Bahnschrift SemiLight SemiConde"/>
+          <w:i w:val="0"/>
+          <w:color w:val="auto"/>
+          <w:sz w:val="28"/>
+          <w:szCs w:val="28"/>
+        </w:rPr>
+        <w:t xml:space="preserve"> </w:t>
+      </w:r>
+      <w:proofErr w:type="spellStart"/>
+      <w:r>
+        <w:rPr>
+          <w:rFonts w:ascii="Bahnschrift SemiLight SemiConde" w:hAnsi="Bahnschrift SemiLight SemiConde"/>
+          <w:i w:val="0"/>
+          <w:color w:val="auto"/>
+          <w:sz w:val="28"/>
+          <w:szCs w:val="28"/>
+        </w:rPr>
+        <w:t>Equestria</w:t>
+      </w:r>
+      <w:proofErr w:type="spellEnd"/>
+      <w:r>
+        <w:rPr>
+          <w:rFonts w:ascii="Bahnschrift SemiLight SemiConde" w:hAnsi="Bahnschrift SemiLight SemiConde"/>
+          <w:i w:val="0"/>
+          <w:color w:val="auto"/>
+          <w:sz w:val="28"/>
+          <w:szCs w:val="28"/>
+        </w:rPr>
+        <w:t xml:space="preserve">: </w:t>
+      </w:r>
+      <w:proofErr w:type="spellStart"/>
+      <w:r>
+        <w:rPr>
+          <w:rFonts w:ascii="Bahnschrift SemiLight SemiConde" w:hAnsi="Bahnschrift SemiLight SemiConde"/>
+          <w:i w:val="0"/>
+          <w:color w:val="auto"/>
+          <w:sz w:val="28"/>
+          <w:szCs w:val="28"/>
+        </w:rPr>
+        <w:t>Remains</w:t>
+      </w:r>
+      <w:proofErr w:type="spellEnd"/>
+      <w:r>
+        <w:rPr>
+          <w:rFonts w:ascii="Bahnschrift SemiLight SemiConde" w:hAnsi="Bahnschrift SemiLight SemiConde"/>
+          <w:i w:val="0"/>
+          <w:color w:val="auto"/>
+          <w:sz w:val="28"/>
+          <w:szCs w:val="28"/>
+        </w:rPr>
+        <w:t xml:space="preserve"> — наиболее крупного проекта в сообществе, уже вышедшего в </w:t>
+      </w:r>
+      <w:proofErr w:type="spellStart"/>
+      <w:r>
+        <w:rPr>
+          <w:rFonts w:ascii="Bahnschrift SemiLight SemiConde" w:hAnsi="Bahnschrift SemiLight SemiConde"/>
+          <w:i w:val="0"/>
+          <w:color w:val="auto"/>
+          <w:sz w:val="28"/>
+          <w:szCs w:val="28"/>
+        </w:rPr>
+        <w:t>Steam</w:t>
+      </w:r>
+      <w:proofErr w:type="spellEnd"/>
+      <w:r>
+        <w:rPr>
+          <w:rFonts w:ascii="Bahnschrift SemiLight SemiConde" w:hAnsi="Bahnschrift SemiLight SemiConde"/>
+          <w:i w:val="0"/>
+          <w:color w:val="auto"/>
+          <w:sz w:val="28"/>
+          <w:szCs w:val="28"/>
+        </w:rPr>
+        <w:t xml:space="preserve">, — наша игра делает основной упор на нарративную составляющую. </w:t>
+      </w:r>
+      <w:r>
+        <w:rPr>
+          <w:rFonts w:ascii="Bahnschrift SemiLight SemiConde" w:hAnsi="Bahnschrift SemiLight SemiConde"/>
+          <w:i w:val="0"/>
+          <w:color w:val="auto"/>
+          <w:sz w:val="28"/>
+          <w:szCs w:val="28"/>
+        </w:rPr>
+        <w:t>Приоритетом</w:t>
+      </w:r>
+      <w:r>
+        <w:rPr>
+          <w:rFonts w:ascii="Bahnschrift SemiLight SemiConde" w:hAnsi="Bahnschrift SemiLight SemiConde"/>
+          <w:i w:val="0"/>
+          <w:color w:val="auto"/>
+          <w:sz w:val="28"/>
+          <w:szCs w:val="28"/>
+        </w:rPr>
+        <w:t xml:space="preserve"> становится глубокая сюжетная линия, система выборов и ощутимые последствия решений игрока, что являлось зоной роста для предшественника.</w:t>
+      </w:r>
+    </w:p>
+    <w:p>
+      <w:pPr>
+        <w:rPr>
+          <w:rFonts w:ascii="Bahnschrift SemiLight SemiConde" w:hAnsi="Bahnschrift SemiLight SemiConde"/>
+          <w:sz w:val="28"/>
+          <w:szCs w:val="28"/>
+          <w:u w:val="single"/>
+        </w:rPr>
+      </w:pPr>
+      <w:r>
+        <w:rPr>
+          <w:rFonts w:ascii="Bahnschrift SemiLight SemiConde" w:hAnsi="Bahnschrift SemiLight SemiConde"/>
+          <w:sz w:val="28"/>
+          <w:szCs w:val="28"/>
+          <w:u w:val="single"/>
+        </w:rPr>
+        <w:t xml:space="preserve">Особенности игры: </w:t>
+      </w:r>
+    </w:p>
+    <w:p>
+      <w:pPr>
+        <w:pStyle w:val="ListParagraph"/>
+        <w:numPr>
+          <w:ilvl w:val="0"/>
+          <w:numId w:val="16"/>
+        </w:numPr>
+        <w:rPr>
+          <w:rFonts w:ascii="Bahnschrift SemiLight SemiConde" w:hAnsi="Bahnschrift SemiLight SemiConde"/>
+          <w:sz w:val="28"/>
+          <w:szCs w:val="28"/>
+        </w:rPr>
+      </w:pPr>
+      <w:r>
+        <w:rPr>
+          <w:rFonts w:ascii="Bahnschrift SemiLight SemiConde" w:hAnsi="Bahnschrift SemiLight SemiConde"/>
+          <w:sz w:val="28"/>
+          <w:szCs w:val="28"/>
+        </w:rPr>
+        <w:t xml:space="preserve">глубокая и </w:t>
+      </w:r>
+      <w:r>
+        <w:rPr>
+          <w:rFonts w:ascii="Bahnschrift SemiLight SemiConde" w:hAnsi="Bahnschrift SemiLight SemiConde"/>
+          <w:sz w:val="28"/>
+          <w:szCs w:val="28"/>
+        </w:rPr>
+        <w:t>разветвлённая</w:t>
+      </w:r>
+      <w:r>
+        <w:rPr>
+          <w:rFonts w:ascii="Bahnschrift SemiLight SemiConde" w:hAnsi="Bahnschrift SemiLight SemiConde"/>
+          <w:sz w:val="28"/>
+          <w:szCs w:val="28"/>
+        </w:rPr>
+        <w:t xml:space="preserve"> сюжетная линия</w:t>
+      </w:r>
+    </w:p>
+    <w:p>
+      <w:pPr>
+        <w:pStyle w:val="ListParagraph"/>
+        <w:numPr>
+          <w:ilvl w:val="0"/>
+          <w:numId w:val="16"/>
+        </w:numPr>
+        <w:rPr>
+          <w:rFonts w:ascii="Bahnschrift SemiLight SemiConde" w:hAnsi="Bahnschrift SemiLight SemiConde"/>
+          <w:sz w:val="28"/>
+          <w:szCs w:val="28"/>
+        </w:rPr>
+      </w:pPr>
+      <w:r>
+        <w:rPr>
+          <w:rFonts w:ascii="Bahnschrift SemiLight SemiConde" w:hAnsi="Bahnschrift SemiLight SemiConde"/>
+          <w:sz w:val="28"/>
+          <w:szCs w:val="28"/>
+        </w:rPr>
+        <w:t>в</w:t>
+      </w:r>
+      <w:r>
+        <w:rPr>
+          <w:rFonts w:ascii="Bahnschrift SemiLight SemiConde" w:hAnsi="Bahnschrift SemiLight SemiConde"/>
+          <w:sz w:val="28"/>
+          <w:szCs w:val="28"/>
+        </w:rPr>
+        <w:t>лияние решения игрока на дальней</w:t>
+      </w:r>
+      <w:r>
+        <w:rPr>
+          <w:rFonts w:ascii="Bahnschrift SemiLight SemiConde" w:hAnsi="Bahnschrift SemiLight SemiConde"/>
+          <w:sz w:val="28"/>
+          <w:szCs w:val="28"/>
+        </w:rPr>
+        <w:t>шее развития сюжета и самого игрока</w:t>
+      </w:r>
+    </w:p>
+    <w:p>
+      <w:pPr>
+        <w:pStyle w:val="ListParagraph"/>
+        <w:numPr>
+          <w:ilvl w:val="0"/>
+          <w:numId w:val="16"/>
+        </w:numPr>
+        <w:rPr>
+          <w:rFonts w:ascii="Bahnschrift SemiLight SemiConde" w:hAnsi="Bahnschrift SemiLight SemiConde"/>
+          <w:sz w:val="28"/>
+          <w:szCs w:val="28"/>
+        </w:rPr>
+      </w:pPr>
+      <w:r>
+        <w:rPr>
+          <w:rFonts w:ascii="Bahnschrift SemiLight SemiConde" w:hAnsi="Bahnschrift SemiLight SemiConde"/>
+          <w:sz w:val="28"/>
+          <w:szCs w:val="28"/>
+        </w:rPr>
+        <w:t>у</w:t>
+      </w:r>
+      <w:r>
+        <w:rPr>
+          <w:rFonts w:ascii="Bahnschrift SemiLight SemiConde" w:hAnsi="Bahnschrift SemiLight SemiConde"/>
+          <w:sz w:val="28"/>
+          <w:szCs w:val="28"/>
+        </w:rPr>
+        <w:t>лучшение и модернизация предметов и оружия</w:t>
+      </w:r>
+    </w:p>
+    <w:p>
+      <w:pPr>
+        <w:rPr>
+          <w:rFonts w:ascii="Bahnschrift SemiLight SemiConde" w:hAnsi="Bahnschrift SemiLight SemiConde"/>
+          <w:sz w:val="28"/>
+          <w:szCs w:val="28"/>
+        </w:rPr>
+      </w:pPr>
+      <w:r>
+        <w:rPr>
+          <w:rFonts w:ascii="Bahnschrift SemiLight SemiConde" w:hAnsi="Bahnschrift SemiLight SemiConde"/>
+          <w:sz w:val="28"/>
+          <w:szCs w:val="28"/>
+        </w:rPr>
+        <w:t>Ориентировочный объем игры составит порядка 100 страниц диалогов с разветвленной системой выборов.</w:t>
+      </w:r>
+    </w:p>
+    <w:p>
+      <w:pPr>
+        <w:pStyle w:val="Heading2"/>
         <w:rPr>
           <w:rFonts w:ascii="Bahnschrift SemiLight SemiConde" w:hAnsi="Bahnschrift SemiLight SemiConde"/>
           <w:sz w:val="32"/>
           <w:szCs w:val="32"/>
         </w:rPr>
       </w:pPr>
+      <w:bookmarkStart w:id="7" w:name="_Toc696309031"/>
+      <w:r>
+        <w:rPr>
+          <w:rFonts w:ascii="Bahnschrift SemiLight SemiConde" w:hAnsi="Bahnschrift SemiLight SemiConde"/>
+          <w:sz w:val="32"/>
+          <w:szCs w:val="32"/>
+        </w:rPr>
+        <w:t>Описание игры</w:t>
+      </w:r>
+      <w:bookmarkEnd w:id="7"/>
+    </w:p>
+    <w:p>
+      <w:pPr>
+        <w:rPr>
+          <w:rFonts w:ascii="Bahnschrift SemiLight SemiConde" w:hAnsi="Bahnschrift SemiLight SemiConde"/>
+          <w:sz w:val="28"/>
+          <w:szCs w:val="28"/>
+        </w:rPr>
+      </w:pPr>
+      <w:r>
+        <w:rPr>
+          <w:rFonts w:ascii="Bahnschrift SemiLight SemiConde" w:hAnsi="Bahnschrift SemiLight SemiConde"/>
+          <w:sz w:val="28"/>
+          <w:szCs w:val="28"/>
+        </w:rPr>
+        <w:t>П</w:t>
+      </w:r>
+      <w:r>
+        <w:rPr>
+          <w:rFonts w:ascii="Bahnschrift SemiLight SemiConde" w:hAnsi="Bahnschrift SemiLight SemiConde"/>
+          <w:sz w:val="28"/>
+          <w:szCs w:val="28"/>
+        </w:rPr>
+        <w:t xml:space="preserve">ерсонаж исследует постапокалиптические пустоши </w:t>
+      </w:r>
+      <w:proofErr w:type="spellStart"/>
+      <w:r>
+        <w:rPr>
+          <w:rFonts w:ascii="Bahnschrift SemiLight SemiConde" w:hAnsi="Bahnschrift SemiLight SemiConde"/>
+          <w:sz w:val="28"/>
+          <w:szCs w:val="28"/>
+        </w:rPr>
+        <w:t>Эквестрии</w:t>
+      </w:r>
+      <w:proofErr w:type="spellEnd"/>
+      <w:r>
+        <w:rPr>
+          <w:rFonts w:ascii="Bahnschrift SemiLight SemiConde" w:hAnsi="Bahnschrift SemiLight SemiConde"/>
+          <w:sz w:val="28"/>
+          <w:szCs w:val="28"/>
+        </w:rPr>
+        <w:t>, сражаясь в пошаговых тактических боях с монстрами, добывая материалы для модификации оружия и прокачивая навыки. Его решения в диалогах и взаимодействиях с фракциями определяют судьбу мира — возрождение руин или их окончательное падение.</w:t>
+      </w:r>
+    </w:p>
+    <w:p>
+      <w:pPr>
+        <w:pStyle w:val="Heading2"/>
+        <w:rPr>
+          <w:rFonts w:ascii="Bahnschrift SemiLight SemiConde" w:hAnsi="Bahnschrift SemiLight SemiConde"/>
+          <w:sz w:val="32"/>
+          <w:szCs w:val="32"/>
+        </w:rPr>
+      </w:pPr>
       <w:bookmarkStart w:id="8" w:name="_Ref46138760"/>
       <w:bookmarkStart w:id="9" w:name="_Ref46138777"/>
-      <w:bookmarkStart w:id="10" w:name="_Toc75236676"/>
+      <w:bookmarkStart w:id="10" w:name="_Toc1449258860"/>
       <w:r>
         <w:rPr>
           <w:rFonts w:ascii="Bahnschrift SemiLight SemiConde" w:hAnsi="Bahnschrift SemiLight SemiConde"/>
           <w:sz w:val="32"/>
           <w:szCs w:val="32"/>
         </w:rPr>
-        <w:lastRenderedPageBreak/>
         <w:t>Платформа</w:t>
       </w:r>
       <w:bookmarkEnd w:id="8"/>
@@ -2682,7 +2934,7 @@
     </w:p>
     <w:p>
       <w:pPr>
-        <w:pStyle w:val="a9"/>
+        <w:pStyle w:val="a2"/>
         <w:rPr>
           <w:rFonts w:ascii="Bahnschrift SemiLight SemiConde" w:hAnsi="Bahnschrift SemiLight SemiConde"/>
           <w:i w:val="0"/>
@@ -2731,7 +2983,7 @@
           </w:tcPr>
           <w:p>
             <w:pPr>
-              <w:pStyle w:val="a5"/>
+              <w:pStyle w:val="a1"/>
               <w:rPr>
                 <w:rFonts w:ascii="Bahnschrift SemiLight SemiConde" w:hAnsi="Bahnschrift SemiLight SemiConde"/>
                 <w:sz w:val="28"/>
@@ -2754,7 +3006,7 @@
           </w:tcPr>
           <w:p>
             <w:pPr>
-              <w:pStyle w:val="aa"/>
+              <w:pStyle w:val="a3"/>
               <w:rPr>
                 <w:rFonts w:ascii="Bahnschrift SemiLight SemiConde" w:hAnsi="Bahnschrift SemiLight SemiConde"/>
                 <w:sz w:val="28"/>
@@ -2777,7 +3029,7 @@
           </w:tcPr>
           <w:p>
             <w:pPr>
-              <w:pStyle w:val="aa"/>
+              <w:pStyle w:val="a3"/>
               <w:rPr>
                 <w:rFonts w:ascii="Bahnschrift SemiLight SemiConde" w:hAnsi="Bahnschrift SemiLight SemiConde"/>
                 <w:sz w:val="28"/>
@@ -2803,7 +3055,7 @@
           </w:tcPr>
           <w:p>
             <w:pPr>
-              <w:pStyle w:val="a5"/>
+              <w:pStyle w:val="a1"/>
               <w:rPr>
                 <w:rFonts w:ascii="Bahnschrift SemiLight SemiConde" w:hAnsi="Bahnschrift SemiLight SemiConde"/>
                 <w:sz w:val="28"/>
@@ -2826,9 +3078,9 @@
           </w:tcPr>
           <w:p>
             <w:pPr>
-              <w:pStyle w:val="a5"/>
+              <w:pStyle w:val="a1"/>
               <w:rPr>
-                <w:rStyle w:val="ab"/>
+                <w:rStyle w:val="Strong"/>
                 <w:rFonts w:ascii="Bahnschrift SemiLight SemiConde" w:hAnsi="Bahnschrift SemiLight SemiConde"/>
                 <w:b w:val="0"/>
                 <w:bCs w:val="0"/>
@@ -2838,7 +3090,7 @@
             </w:pPr>
             <w:r>
               <w:rPr>
-                <w:rStyle w:val="ab"/>
+                <w:rStyle w:val="Strong"/>
                 <w:rFonts w:ascii="Bahnschrift SemiLight SemiConde" w:hAnsi="Bahnschrift SemiLight SemiConde"/>
                 <w:b w:val="0"/>
                 <w:bCs w:val="0"/>
@@ -2855,9 +3107,9 @@
           </w:tcPr>
           <w:p>
             <w:pPr>
-              <w:pStyle w:val="a5"/>
+              <w:pStyle w:val="a1"/>
               <w:rPr>
-                <w:rStyle w:val="ab"/>
+                <w:rStyle w:val="Strong"/>
                 <w:rFonts w:ascii="Bahnschrift SemiLight SemiConde" w:hAnsi="Bahnschrift SemiLight SemiConde"/>
                 <w:b w:val="0"/>
                 <w:bCs w:val="0"/>
@@ -2867,7 +3119,7 @@
             </w:pPr>
             <w:r>
               <w:rPr>
-                <w:rStyle w:val="ab"/>
+                <w:rStyle w:val="Strong"/>
                 <w:rFonts w:ascii="Bahnschrift SemiLight SemiConde" w:hAnsi="Bahnschrift SemiLight SemiConde"/>
                 <w:b w:val="0"/>
                 <w:bCs w:val="0"/>
@@ -2886,7 +3138,7 @@
           </w:tcPr>
           <w:p>
             <w:pPr>
-              <w:pStyle w:val="a5"/>
+              <w:pStyle w:val="a1"/>
               <w:rPr>
                 <w:rFonts w:ascii="Bahnschrift SemiLight SemiConde" w:hAnsi="Bahnschrift SemiLight SemiConde"/>
                 <w:sz w:val="28"/>
@@ -2909,7 +3161,7 @@
           </w:tcPr>
           <w:p>
             <w:pPr>
-              <w:pStyle w:val="a5"/>
+              <w:pStyle w:val="a1"/>
               <w:rPr>
                 <w:rFonts w:ascii="Bahnschrift SemiLight SemiConde" w:hAnsi="Bahnschrift SemiLight SemiConde"/>
                 <w:sz w:val="28"/>
@@ -2922,7 +3174,25 @@
                 <w:sz w:val="28"/>
                 <w:szCs w:val="28"/>
               </w:rPr>
-              <w:t>2.0 GHz Dual Core</w:t>
+              <w:t xml:space="preserve">2.0 </w:t>
+            </w:r>
+            <w:proofErr w:type="spellStart"/>
+            <w:r>
+              <w:rPr>
+                <w:rFonts w:ascii="Bahnschrift SemiLight SemiConde" w:hAnsi="Bahnschrift SemiLight SemiConde"/>
+                <w:sz w:val="28"/>
+                <w:szCs w:val="28"/>
+              </w:rPr>
+              <w:t>GHz</w:t>
+            </w:r>
+            <w:proofErr w:type="spellEnd"/>
+            <w:r>
+              <w:rPr>
+                <w:rFonts w:ascii="Bahnschrift SemiLight SemiConde" w:hAnsi="Bahnschrift SemiLight SemiConde"/>
+                <w:sz w:val="28"/>
+                <w:szCs w:val="28"/>
+              </w:rPr>
+              <w:t xml:space="preserve"> Dual Core</w:t>
             </w:r>
           </w:p>
         </w:tc>
@@ -2932,7 +3202,7 @@
           </w:tcPr>
           <w:p>
             <w:pPr>
-              <w:pStyle w:val="a5"/>
+              <w:pStyle w:val="a1"/>
               <w:rPr>
                 <w:rFonts w:ascii="Bahnschrift SemiLight SemiConde" w:hAnsi="Bahnschrift SemiLight SemiConde"/>
                 <w:sz w:val="28"/>
@@ -2945,7 +3215,25 @@
                 <w:sz w:val="28"/>
                 <w:szCs w:val="28"/>
               </w:rPr>
-              <w:t>2.5 GHz Quad Со</w:t>
+              <w:t xml:space="preserve">2.5 </w:t>
+            </w:r>
+            <w:proofErr w:type="spellStart"/>
+            <w:r>
+              <w:rPr>
+                <w:rFonts w:ascii="Bahnschrift SemiLight SemiConde" w:hAnsi="Bahnschrift SemiLight SemiConde"/>
+                <w:sz w:val="28"/>
+                <w:szCs w:val="28"/>
+              </w:rPr>
+              <w:t>GHz</w:t>
+            </w:r>
+            <w:proofErr w:type="spellEnd"/>
+            <w:r>
+              <w:rPr>
+                <w:rFonts w:ascii="Bahnschrift SemiLight SemiConde" w:hAnsi="Bahnschrift SemiLight SemiConde"/>
+                <w:sz w:val="28"/>
+                <w:szCs w:val="28"/>
+              </w:rPr>
+              <w:t xml:space="preserve"> Quad Со</w:t>
             </w:r>
           </w:p>
         </w:tc>
@@ -2957,7 +3245,7 @@
           </w:tcPr>
           <w:p>
             <w:pPr>
-              <w:pStyle w:val="a5"/>
+              <w:pStyle w:val="a1"/>
               <w:rPr>
                 <w:rFonts w:ascii="Bahnschrift SemiLight SemiConde" w:hAnsi="Bahnschrift SemiLight SemiConde"/>
                 <w:sz w:val="28"/>
@@ -2980,7 +3268,7 @@
           </w:tcPr>
           <w:p>
             <w:pPr>
-              <w:pStyle w:val="a5"/>
+              <w:pStyle w:val="a1"/>
               <w:rPr>
                 <w:rFonts w:ascii="Bahnschrift SemiLight SemiConde" w:hAnsi="Bahnschrift SemiLight SemiConde"/>
                 <w:sz w:val="28"/>
@@ -3003,7 +3291,7 @@
           </w:tcPr>
           <w:p>
             <w:pPr>
-              <w:pStyle w:val="a5"/>
+              <w:pStyle w:val="a1"/>
               <w:rPr>
                 <w:rFonts w:ascii="Bahnschrift SemiLight SemiConde" w:hAnsi="Bahnschrift SemiLight SemiConde"/>
                 <w:sz w:val="28"/>
@@ -3028,7 +3316,7 @@
           </w:tcPr>
           <w:p>
             <w:pPr>
-              <w:pStyle w:val="a5"/>
+              <w:pStyle w:val="a1"/>
               <w:rPr>
                 <w:rFonts w:ascii="Bahnschrift SemiLight SemiConde" w:hAnsi="Bahnschrift SemiLight SemiConde"/>
                 <w:sz w:val="28"/>
@@ -3051,7 +3339,7 @@
           </w:tcPr>
           <w:p>
             <w:pPr>
-              <w:pStyle w:val="a5"/>
+              <w:pStyle w:val="a1"/>
               <w:rPr>
                 <w:rFonts w:ascii="Bahnschrift SemiLight SemiConde" w:hAnsi="Bahnschrift SemiLight SemiConde"/>
                 <w:sz w:val="28"/>
@@ -3076,7 +3364,7 @@
           </w:tcPr>
           <w:p>
             <w:pPr>
-              <w:pStyle w:val="a5"/>
+              <w:pStyle w:val="a1"/>
               <w:rPr>
                 <w:rFonts w:ascii="Bahnschrift SemiLight SemiConde" w:hAnsi="Bahnschrift SemiLight SemiConde"/>
                 <w:sz w:val="28"/>
@@ -3103,7 +3391,7 @@
           </w:tcPr>
           <w:p>
             <w:pPr>
-              <w:pStyle w:val="a5"/>
+              <w:pStyle w:val="a1"/>
               <w:rPr>
                 <w:rFonts w:ascii="Bahnschrift SemiLight SemiConde" w:hAnsi="Bahnschrift SemiLight SemiConde"/>
                 <w:sz w:val="28"/>
@@ -3126,7 +3414,7 @@
           </w:tcPr>
           <w:p>
             <w:pPr>
-              <w:pStyle w:val="a5"/>
+              <w:pStyle w:val="a1"/>
               <w:rPr>
                 <w:rFonts w:ascii="Bahnschrift SemiLight SemiConde" w:hAnsi="Bahnschrift SemiLight SemiConde"/>
                 <w:sz w:val="28"/>
@@ -3159,9 +3447,9 @@
           </w:tcPr>
           <w:p>
             <w:pPr>
-              <w:pStyle w:val="a5"/>
+              <w:pStyle w:val="a1"/>
               <w:rPr>
-                <w:rStyle w:val="ab"/>
+                <w:rStyle w:val="Strong"/>
                 <w:rFonts w:ascii="Bahnschrift SemiLight SemiConde" w:hAnsi="Bahnschrift SemiLight SemiConde"/>
                 <w:b w:val="0"/>
                 <w:bCs w:val="0"/>
@@ -3172,7 +3460,7 @@
             </w:pPr>
             <w:r>
               <w:rPr>
-                <w:rStyle w:val="ab"/>
+                <w:rStyle w:val="Strong"/>
                 <w:rFonts w:ascii="Bahnschrift SemiLight SemiConde" w:hAnsi="Bahnschrift SemiLight SemiConde"/>
                 <w:b w:val="0"/>
                 <w:bCs w:val="0"/>
@@ -3192,7 +3480,7 @@
           </w:tcPr>
           <w:p>
             <w:pPr>
-              <w:pStyle w:val="a5"/>
+              <w:pStyle w:val="a1"/>
               <w:rPr>
                 <w:rFonts w:ascii="Bahnschrift SemiLight SemiConde" w:hAnsi="Bahnschrift SemiLight SemiConde"/>
                 <w:sz w:val="28"/>
@@ -3215,9 +3503,9 @@
           </w:tcPr>
           <w:p>
             <w:pPr>
-              <w:pStyle w:val="a5"/>
+              <w:pStyle w:val="a1"/>
               <w:rPr>
-                <w:rStyle w:val="ab"/>
+                <w:rStyle w:val="Strong"/>
                 <w:rFonts w:ascii="Bahnschrift SemiLight SemiConde" w:hAnsi="Bahnschrift SemiLight SemiConde"/>
                 <w:b w:val="0"/>
                 <w:bCs w:val="0"/>
@@ -3227,7 +3515,7 @@
             </w:pPr>
             <w:r>
               <w:rPr>
-                <w:rStyle w:val="ab"/>
+                <w:rStyle w:val="Strong"/>
                 <w:rFonts w:ascii="Bahnschrift SemiLight SemiConde" w:hAnsi="Bahnschrift SemiLight SemiConde"/>
                 <w:b w:val="0"/>
                 <w:bCs w:val="0"/>
@@ -3244,9 +3532,9 @@
           </w:tcPr>
           <w:p>
             <w:pPr>
-              <w:pStyle w:val="a5"/>
+              <w:pStyle w:val="a1"/>
               <w:rPr>
-                <w:rStyle w:val="ab"/>
+                <w:rStyle w:val="Strong"/>
                 <w:rFonts w:ascii="Bahnschrift SemiLight SemiConde" w:hAnsi="Bahnschrift SemiLight SemiConde"/>
                 <w:b w:val="0"/>
                 <w:bCs w:val="0"/>
@@ -3256,7 +3544,7 @@
             </w:pPr>
             <w:r>
               <w:rPr>
-                <w:rStyle w:val="ab"/>
+                <w:rStyle w:val="Strong"/>
                 <w:rFonts w:ascii="Bahnschrift SemiLight SemiConde" w:hAnsi="Bahnschrift SemiLight SemiConde"/>
                 <w:b w:val="0"/>
                 <w:bCs w:val="0"/>
@@ -3275,7 +3563,7 @@
           </w:tcPr>
           <w:p>
             <w:pPr>
-              <w:pStyle w:val="a5"/>
+              <w:pStyle w:val="a1"/>
               <w:rPr>
                 <w:rFonts w:ascii="Bahnschrift SemiLight SemiConde" w:hAnsi="Bahnschrift SemiLight SemiConde"/>
                 <w:sz w:val="28"/>
@@ -3298,7 +3586,7 @@
           </w:tcPr>
           <w:p>
             <w:pPr>
-              <w:pStyle w:val="a5"/>
+              <w:pStyle w:val="a1"/>
               <w:rPr>
                 <w:rFonts w:ascii="Bahnschrift SemiLight SemiConde" w:hAnsi="Bahnschrift SemiLight SemiConde"/>
                 <w:sz w:val="28"/>
@@ -3323,7 +3611,7 @@
           </w:tcPr>
           <w:p>
             <w:pPr>
-              <w:pStyle w:val="a5"/>
+              <w:pStyle w:val="a1"/>
               <w:rPr>
                 <w:rFonts w:ascii="Bahnschrift SemiLight SemiConde" w:hAnsi="Bahnschrift SemiLight SemiConde"/>
                 <w:sz w:val="28"/>
@@ -3348,7 +3636,7 @@
           </w:tcPr>
           <w:p>
             <w:pPr>
-              <w:pStyle w:val="a5"/>
+              <w:pStyle w:val="a1"/>
               <w:rPr>
                 <w:rFonts w:ascii="Bahnschrift SemiLight SemiConde" w:hAnsi="Bahnschrift SemiLight SemiConde"/>
                 <w:sz w:val="28"/>
@@ -3371,9 +3659,9 @@
           </w:tcPr>
           <w:p>
             <w:pPr>
-              <w:pStyle w:val="a5"/>
+              <w:pStyle w:val="a1"/>
               <w:rPr>
-                <w:rStyle w:val="ab"/>
+                <w:rStyle w:val="Strong"/>
                 <w:rFonts w:ascii="Bahnschrift SemiLight SemiConde" w:hAnsi="Bahnschrift SemiLight SemiConde"/>
                 <w:b w:val="0"/>
                 <w:bCs w:val="0"/>
@@ -3383,7 +3671,7 @@
             </w:pPr>
             <w:r>
               <w:rPr>
-                <w:rStyle w:val="ab"/>
+                <w:rStyle w:val="Strong"/>
                 <w:rFonts w:ascii="Bahnschrift SemiLight SemiConde" w:hAnsi="Bahnschrift SemiLight SemiConde"/>
                 <w:b w:val="0"/>
                 <w:bCs w:val="0"/>
@@ -3393,9 +3681,10 @@
               </w:rPr>
               <w:t>K</w:t>
             </w:r>
+            <w:proofErr w:type="spellStart"/>
             <w:r>
               <w:rPr>
-                <w:rStyle w:val="ab"/>
+                <w:rStyle w:val="Strong"/>
                 <w:rFonts w:ascii="Bahnschrift SemiLight SemiConde" w:hAnsi="Bahnschrift SemiLight SemiConde"/>
                 <w:b w:val="0"/>
                 <w:bCs w:val="0"/>
@@ -3404,6 +3693,7 @@
               </w:rPr>
               <w:t>eyboard</w:t>
             </w:r>
+            <w:proofErr w:type="spellEnd"/>
           </w:p>
         </w:tc>
         <w:tc>
@@ -3412,9 +3702,9 @@
           </w:tcPr>
           <w:p>
             <w:pPr>
-              <w:pStyle w:val="a5"/>
+              <w:pStyle w:val="a1"/>
               <w:rPr>
-                <w:rStyle w:val="ab"/>
+                <w:rStyle w:val="Strong"/>
                 <w:rFonts w:ascii="Bahnschrift SemiLight SemiConde" w:hAnsi="Bahnschrift SemiLight SemiConde"/>
                 <w:b w:val="0"/>
                 <w:bCs w:val="0"/>
@@ -3424,7 +3714,7 @@
             </w:pPr>
             <w:r>
               <w:rPr>
-                <w:rStyle w:val="ab"/>
+                <w:rStyle w:val="Strong"/>
                 <w:rFonts w:ascii="Bahnschrift SemiLight SemiConde" w:hAnsi="Bahnschrift SemiLight SemiConde"/>
                 <w:b w:val="0"/>
                 <w:bCs w:val="0"/>
@@ -3434,9 +3724,10 @@
               </w:rPr>
               <w:t>K</w:t>
             </w:r>
+            <w:proofErr w:type="spellStart"/>
             <w:r>
               <w:rPr>
-                <w:rStyle w:val="ab"/>
+                <w:rStyle w:val="Strong"/>
                 <w:rFonts w:ascii="Bahnschrift SemiLight SemiConde" w:hAnsi="Bahnschrift SemiLight SemiConde"/>
                 <w:b w:val="0"/>
                 <w:bCs w:val="0"/>
@@ -3445,41 +3736,46 @@
               </w:rPr>
               <w:t>eyboard</w:t>
             </w:r>
+            <w:proofErr w:type="spellEnd"/>
           </w:p>
         </w:tc>
       </w:tr>
     </w:tbl>
     <w:p>
       <w:pPr>
-        <w:pStyle w:val="1"/>
+        <w:pStyle w:val="Heading1"/>
         <w:rPr>
           <w:rFonts w:ascii="Bahnschrift SemiLight SemiConde" w:hAnsi="Bahnschrift SemiLight SemiConde"/>
           <w:sz w:val="32"/>
         </w:rPr>
       </w:pPr>
-      <w:bookmarkStart w:id="12" w:name="_Ref46203462"/>
-      <w:bookmarkStart w:id="13" w:name="_Toc75236677"/>
+      <w:bookmarkStart w:id="12" w:name="_Toc1699793943"/>
       <w:r>
         <w:rPr>
           <w:rFonts w:ascii="Bahnschrift SemiLight SemiConde" w:hAnsi="Bahnschrift SemiLight SemiConde"/>
           <w:sz w:val="32"/>
         </w:rPr>
-        <w:lastRenderedPageBreak/>
-        <w:t>Функциональная спецификация</w:t>
+        <w:t xml:space="preserve">Игровой процесс и </w:t>
+      </w:r>
+      <w:r>
+        <w:rPr>
+          <w:rFonts w:ascii="Bahnschrift SemiLight SemiConde" w:hAnsi="Bahnschrift SemiLight SemiConde"/>
+          <w:sz w:val="32"/>
+        </w:rPr>
+        <w:t>сюжет</w:t>
       </w:r>
       <w:bookmarkEnd w:id="12"/>
-      <w:bookmarkEnd w:id="13"/>
-    </w:p>
-    <w:p>
-      <w:pPr>
-        <w:pStyle w:val="2"/>
+    </w:p>
+    <w:p>
+      <w:pPr>
+        <w:pStyle w:val="Heading2"/>
         <w:rPr>
           <w:rFonts w:ascii="Bahnschrift SemiLight SemiConde" w:hAnsi="Bahnschrift SemiLight SemiConde"/>
           <w:sz w:val="32"/>
           <w:szCs w:val="32"/>
         </w:rPr>
       </w:pPr>
-      <w:bookmarkStart w:id="14" w:name="_Toc75236678"/>
+      <w:bookmarkStart w:id="13" w:name="_Toc907180071"/>
       <w:r>
         <w:rPr>
           <w:rFonts w:ascii="Bahnschrift SemiLight SemiConde" w:hAnsi="Bahnschrift SemiLight SemiConde"/>
@@ -3488,7 +3784,7 @@
         </w:rPr>
         <w:t>Принципы игры</w:t>
       </w:r>
-      <w:bookmarkEnd w:id="14"/>
+      <w:bookmarkEnd w:id="13"/>
       <w:r>
         <w:rPr>
           <w:rFonts w:ascii="Bahnschrift SemiLight SemiConde" w:hAnsi="Bahnschrift SemiLight SemiConde"/>
@@ -3500,13 +3796,14 @@
     </w:p>
     <w:p>
       <w:pPr>
-        <w:pStyle w:val="3"/>
+        <w:pStyle w:val="Heading3"/>
         <w:rPr>
           <w:rFonts w:ascii="Bahnschrift SemiLight SemiConde" w:hAnsi="Bahnschrift SemiLight SemiConde"/>
           <w:sz w:val="32"/>
           <w:szCs w:val="32"/>
         </w:rPr>
       </w:pPr>
+      <w:bookmarkStart w:id="14" w:name="_Toc761503504"/>
       <w:r>
         <w:rPr>
           <w:rFonts w:ascii="Bahnschrift SemiLight SemiConde" w:hAnsi="Bahnschrift SemiLight SemiConde"/>
@@ -3523,6 +3820,7 @@
         </w:rPr>
         <w:t>игроков</w:t>
       </w:r>
+      <w:bookmarkEnd w:id="14"/>
     </w:p>
     <w:p>
       <w:pPr>
@@ -3567,13 +3865,14 @@
     </w:p>
     <w:p>
       <w:pPr>
-        <w:pStyle w:val="3"/>
+        <w:pStyle w:val="Heading3"/>
         <w:rPr>
           <w:rFonts w:ascii="Bahnschrift SemiLight SemiConde" w:hAnsi="Bahnschrift SemiLight SemiConde"/>
           <w:sz w:val="32"/>
           <w:szCs w:val="32"/>
         </w:rPr>
       </w:pPr>
+      <w:bookmarkStart w:id="15" w:name="_Toc513893272"/>
       <w:r>
         <w:rPr>
           <w:rFonts w:ascii="Bahnschrift SemiLight SemiConde" w:hAnsi="Bahnschrift SemiLight SemiConde"/>
@@ -3582,6 +3881,7 @@
         </w:rPr>
         <w:t>Условия выигрыша и проигрыша</w:t>
       </w:r>
+      <w:bookmarkEnd w:id="15"/>
     </w:p>
     <w:p>
       <w:pPr>
@@ -3705,14 +4005,14 @@
     </w:p>
     <w:p>
       <w:pPr>
-        <w:pStyle w:val="3"/>
+        <w:pStyle w:val="Heading3"/>
         <w:rPr>
           <w:rFonts w:ascii="Bahnschrift SemiLight SemiConde" w:hAnsi="Bahnschrift SemiLight SemiConde"/>
           <w:sz w:val="32"/>
           <w:szCs w:val="32"/>
         </w:rPr>
       </w:pPr>
-      <w:bookmarkStart w:id="15" w:name="_Toc75236679"/>
+      <w:bookmarkStart w:id="16" w:name="_Toc293016319"/>
       <w:r>
         <w:rPr>
           <w:rFonts w:ascii="Bahnschrift SemiLight SemiConde" w:hAnsi="Bahnschrift SemiLight SemiConde"/>
@@ -3721,7 +4021,7 @@
         </w:rPr>
         <w:t>Суть игрового процесса</w:t>
       </w:r>
-      <w:bookmarkEnd w:id="15"/>
+      <w:bookmarkEnd w:id="16"/>
     </w:p>
     <w:p>
       <w:pPr>
@@ -3860,15 +4160,15 @@
     </w:p>
     <w:p>
       <w:pPr>
-        <w:pStyle w:val="3"/>
+        <w:pStyle w:val="Heading3"/>
         <w:rPr>
           <w:rFonts w:ascii="Bahnschrift SemiLight SemiConde" w:hAnsi="Bahnschrift SemiLight SemiConde"/>
           <w:sz w:val="32"/>
           <w:szCs w:val="32"/>
         </w:rPr>
       </w:pPr>
-      <w:bookmarkStart w:id="16" w:name="_Ref46138734"/>
-      <w:bookmarkStart w:id="17" w:name="_Toc75236680"/>
+      <w:bookmarkStart w:id="17" w:name="_Ref46138734"/>
+      <w:bookmarkStart w:id="18" w:name="_Toc1320021395"/>
       <w:r>
         <w:rPr>
           <w:rFonts w:ascii="Bahnschrift SemiLight SemiConde" w:hAnsi="Bahnschrift SemiLight SemiConde"/>
@@ -3877,8 +4177,8 @@
         </w:rPr>
         <w:t>Ход игры и сюжет</w:t>
       </w:r>
-      <w:bookmarkEnd w:id="16"/>
       <w:bookmarkEnd w:id="17"/>
+      <w:bookmarkEnd w:id="18"/>
     </w:p>
     <w:p>
       <w:pPr>
@@ -3915,16 +4215,61 @@
           <w:sz w:val="28"/>
           <w:szCs w:val="28"/>
         </w:rPr>
-        <w:t xml:space="preserve">В постапокалиптической пустоши бывшей Эквестрии, уничтоженной Великой Чисткой — магическим апокалипсисом из пламени и радиации, — кристальный пони Блеск (главный герой) переживает буллинг в своем убежище как мутант. Отправленный смотрительницей на опасное задание (чтобы избавиться от него из-за его внешности и конфликтов), он понимает обман, встречает загадочную тень </w:t>
-      </w:r>
-      <w:r>
-        <w:rPr>
-          <w:rFonts w:ascii="Bahnschrift SemiLight SemiConde" w:hAnsi="Bahnschrift SemiLight SemiConde"/>
-          <w:sz w:val="28"/>
-          <w:szCs w:val="28"/>
-        </w:rPr>
-        <w:lastRenderedPageBreak/>
-        <w:t>Шиза (Шизу), которая убеждает его бежать в Кристальную Империю за ответами о своем происхождении. По пути Блеск исследует руины, сражается с монстрами, крафтит оружие, взаимодействует с фракциями и прокачивается, формируя мир через ключевые решения. В Империи он сталкивается с тираном Сомброй — истинным манипулятором, раскрывающим, что Шиза была его марионеткой для доставки Блеска как "ключа" к Кристальному Сердцу, чтобы перепрограммировать реальность в бесчувственный "идеальный" мир без лжи и боли.</w:t>
+        <w:t xml:space="preserve">В постапокалиптической пустоши бывшей </w:t>
+      </w:r>
+      <w:proofErr w:type="spellStart"/>
+      <w:r>
+        <w:rPr>
+          <w:rFonts w:ascii="Bahnschrift SemiLight SemiConde" w:hAnsi="Bahnschrift SemiLight SemiConde"/>
+          <w:sz w:val="28"/>
+          <w:szCs w:val="28"/>
+        </w:rPr>
+        <w:t>Эквестрии</w:t>
+      </w:r>
+      <w:proofErr w:type="spellEnd"/>
+      <w:r>
+        <w:rPr>
+          <w:rFonts w:ascii="Bahnschrift SemiLight SemiConde" w:hAnsi="Bahnschrift SemiLight SemiConde"/>
+          <w:sz w:val="28"/>
+          <w:szCs w:val="28"/>
+        </w:rPr>
+        <w:t xml:space="preserve">, уничтоженной Великой Чисткой — магическим апокалипсисом из пламени и радиации, — кристальный пони Блеск (главный герой) переживает буллинг в своем убежище как мутант. Отправленный смотрительницей на опасное задание (чтобы избавиться от него из-за его внешности и конфликтов), он понимает обман, встречает загадочную тень Шиза (Шизу), которая убеждает его бежать в Кристальную Империю за ответами о своем происхождении. По пути Блеск исследует руины, сражается с монстрами, </w:t>
+      </w:r>
+      <w:proofErr w:type="spellStart"/>
+      <w:r>
+        <w:rPr>
+          <w:rFonts w:ascii="Bahnschrift SemiLight SemiConde" w:hAnsi="Bahnschrift SemiLight SemiConde"/>
+          <w:sz w:val="28"/>
+          <w:szCs w:val="28"/>
+        </w:rPr>
+        <w:t>крафтит</w:t>
+      </w:r>
+      <w:proofErr w:type="spellEnd"/>
+      <w:r>
+        <w:rPr>
+          <w:rFonts w:ascii="Bahnschrift SemiLight SemiConde" w:hAnsi="Bahnschrift SemiLight SemiConde"/>
+          <w:sz w:val="28"/>
+          <w:szCs w:val="28"/>
+        </w:rPr>
+        <w:t xml:space="preserve"> оружие, взаимодействует с фракциями и прокачивается, формируя мир через ключевые решения. В Империи он сталкивается с тираном </w:t>
+      </w:r>
+      <w:proofErr w:type="spellStart"/>
+      <w:r>
+        <w:rPr>
+          <w:rFonts w:ascii="Bahnschrift SemiLight SemiConde" w:hAnsi="Bahnschrift SemiLight SemiConde"/>
+          <w:sz w:val="28"/>
+          <w:szCs w:val="28"/>
+        </w:rPr>
+        <w:t>Сомброй</w:t>
+      </w:r>
+      <w:proofErr w:type="spellEnd"/>
+      <w:r>
+        <w:rPr>
+          <w:rFonts w:ascii="Bahnschrift SemiLight SemiConde" w:hAnsi="Bahnschrift SemiLight SemiConde"/>
+          <w:sz w:val="28"/>
+          <w:szCs w:val="28"/>
+        </w:rPr>
+        <w:t xml:space="preserve"> — истинным манипулятором, раскрывающим, что Шиза была его марионеткой для доставки Блеска как "ключа" к Кристальному Сердцу, чтобы перепрограммировать реальность в бесчувственный "идеальный" мир без лжи и боли.</w:t>
       </w:r>
     </w:p>
     <w:p>
@@ -3950,10 +4295,10 @@
     </w:p>
     <w:p>
       <w:pPr>
-        <w:pStyle w:val="af0"/>
+        <w:pStyle w:val="ListParagraph"/>
         <w:numPr>
           <w:ilvl w:val="0"/>
-          <w:numId w:val="14"/>
+          <w:numId w:val="17"/>
         </w:numPr>
         <w:rPr>
           <w:rFonts w:ascii="Bahnschrift SemiLight SemiConde" w:hAnsi="Bahnschrift SemiLight SemiConde"/>
@@ -3967,15 +4312,33 @@
           <w:sz w:val="28"/>
           <w:szCs w:val="28"/>
         </w:rPr>
-        <w:t>Начало пути. Игра начинается с пробуждения персонажа в руинах Убежища или забытой деревне, где с минимальным снаряжением игрок исследует мир, раскрывая предысторию падения Эквестрии.</w:t>
-      </w:r>
-    </w:p>
-    <w:p>
-      <w:pPr>
-        <w:pStyle w:val="af0"/>
+        <w:t xml:space="preserve">Начало пути. Игра начинается с пробуждения персонажа в руинах Убежища или забытой деревне, где с минимальным снаряжением игрок исследует мир, раскрывая предысторию падения </w:t>
+      </w:r>
+      <w:proofErr w:type="spellStart"/>
+      <w:r>
+        <w:rPr>
+          <w:rFonts w:ascii="Bahnschrift SemiLight SemiConde" w:hAnsi="Bahnschrift SemiLight SemiConde"/>
+          <w:sz w:val="28"/>
+          <w:szCs w:val="28"/>
+        </w:rPr>
+        <w:t>Эквестрии</w:t>
+      </w:r>
+      <w:proofErr w:type="spellEnd"/>
+      <w:r>
+        <w:rPr>
+          <w:rFonts w:ascii="Bahnschrift SemiLight SemiConde" w:hAnsi="Bahnschrift SemiLight SemiConde"/>
+          <w:sz w:val="28"/>
+          <w:szCs w:val="28"/>
+        </w:rPr>
+        <w:t>.</w:t>
+      </w:r>
+    </w:p>
+    <w:p>
+      <w:pPr>
+        <w:pStyle w:val="ListParagraph"/>
         <w:numPr>
           <w:ilvl w:val="0"/>
-          <w:numId w:val="14"/>
+          <w:numId w:val="17"/>
         </w:numPr>
         <w:rPr>
           <w:rFonts w:ascii="Bahnschrift SemiLight SemiConde" w:hAnsi="Bahnschrift SemiLight SemiConde"/>
@@ -3994,10 +4357,10 @@
     </w:p>
     <w:p>
       <w:pPr>
-        <w:pStyle w:val="af0"/>
+        <w:pStyle w:val="ListParagraph"/>
         <w:numPr>
           <w:ilvl w:val="0"/>
-          <w:numId w:val="14"/>
+          <w:numId w:val="17"/>
         </w:numPr>
         <w:rPr>
           <w:rFonts w:ascii="Bahnschrift SemiLight SemiConde" w:hAnsi="Bahnschrift SemiLight SemiConde"/>
@@ -4016,10 +4379,10 @@
     </w:p>
     <w:p>
       <w:pPr>
-        <w:pStyle w:val="af0"/>
+        <w:pStyle w:val="ListParagraph"/>
         <w:numPr>
           <w:ilvl w:val="0"/>
-          <w:numId w:val="14"/>
+          <w:numId w:val="17"/>
         </w:numPr>
         <w:rPr>
           <w:rFonts w:ascii="Bahnschrift SemiLight SemiConde" w:hAnsi="Bahnschrift SemiLight SemiConde"/>
@@ -4033,36 +4396,50 @@
           <w:sz w:val="28"/>
           <w:szCs w:val="28"/>
         </w:rPr>
-        <w:t>Ключевые решения и финал. Моральные дилеммы влияют на сюжет и приводят к нескольким концовкам — от возрождения Эквестрии до её окончательного падения, в зависимости от пути игрока.</w:t>
-      </w:r>
-    </w:p>
-    <w:p>
-      <w:pPr>
-        <w:pStyle w:val="2"/>
+        <w:t xml:space="preserve">Ключевые решения и финал. Моральные дилеммы влияют на сюжет и приводят к нескольким концовкам — от возрождения </w:t>
+      </w:r>
+      <w:proofErr w:type="spellStart"/>
+      <w:r>
+        <w:rPr>
+          <w:rFonts w:ascii="Bahnschrift SemiLight SemiConde" w:hAnsi="Bahnschrift SemiLight SemiConde"/>
+          <w:sz w:val="28"/>
+          <w:szCs w:val="28"/>
+        </w:rPr>
+        <w:t>Эквестрии</w:t>
+      </w:r>
+      <w:proofErr w:type="spellEnd"/>
+      <w:r>
+        <w:rPr>
+          <w:rFonts w:ascii="Bahnschrift SemiLight SemiConde" w:hAnsi="Bahnschrift SemiLight SemiConde"/>
+          <w:sz w:val="28"/>
+          <w:szCs w:val="28"/>
+        </w:rPr>
+        <w:t xml:space="preserve"> до её окончательного падения, в зависимости от пути игрока.</w:t>
+      </w:r>
+    </w:p>
+    <w:p>
+      <w:pPr>
+        <w:pStyle w:val="Heading2"/>
         <w:rPr>
           <w:rFonts w:ascii="Bahnschrift SemiLight SemiConde" w:hAnsi="Bahnschrift SemiLight SemiConde"/>
           <w:sz w:val="32"/>
           <w:szCs w:val="32"/>
         </w:rPr>
       </w:pPr>
-      <w:bookmarkStart w:id="18" w:name="_Toc75236681"/>
-      <w:bookmarkStart w:id="19" w:name="_Ref46138253"/>
-      <w:bookmarkStart w:id="20" w:name="_Ref46138307"/>
-      <w:bookmarkStart w:id="21" w:name="_Ref46138349"/>
-      <w:bookmarkStart w:id="22" w:name="_Ref46138365"/>
+      <w:bookmarkStart w:id="19" w:name="_Toc1976248264"/>
       <w:r>
         <w:rPr>
           <w:rFonts w:ascii="Bahnschrift SemiLight SemiConde" w:hAnsi="Bahnschrift SemiLight SemiConde"/>
           <w:sz w:val="32"/>
           <w:szCs w:val="32"/>
         </w:rPr>
-        <w:t>Физическая модель</w:t>
-      </w:r>
-      <w:bookmarkEnd w:id="18"/>
-    </w:p>
-    <w:p>
-      <w:pPr>
-        <w:pStyle w:val="a9"/>
+        <w:t>Механики и взаимодействия</w:t>
+      </w:r>
+      <w:bookmarkEnd w:id="19"/>
+    </w:p>
+    <w:p>
+      <w:pPr>
+        <w:pStyle w:val="a2"/>
         <w:rPr>
           <w:rFonts w:ascii="Bahnschrift SemiLight SemiConde" w:hAnsi="Bahnschrift SemiLight SemiConde"/>
           <w:b/>
@@ -4090,10 +4467,10 @@
     </w:p>
     <w:p>
       <w:pPr>
-        <w:pStyle w:val="af0"/>
+        <w:pStyle w:val="ListParagraph"/>
         <w:numPr>
           <w:ilvl w:val="0"/>
-          <w:numId w:val="15"/>
+          <w:numId w:val="18"/>
         </w:numPr>
         <w:rPr>
           <w:rFonts w:ascii="Bahnschrift SemiLight SemiConde" w:hAnsi="Bahnschrift SemiLight SemiConde"/>
@@ -4120,13 +4497,13 @@
     </w:p>
     <w:p>
       <w:pPr>
-        <w:pStyle w:val="af0"/>
+        <w:pStyle w:val="ListParagraph"/>
         <w:numPr>
           <w:ilvl w:val="0"/>
-          <w:numId w:val="15"/>
+          <w:numId w:val="18"/>
         </w:numPr>
         <w:rPr>
-          <w:rFonts w:ascii="Bahnschrift SemiLight SemiConde" w:hAnsi="Bahnschrift SemiLight SemiConde"/>
+          <w:rFonts w:ascii="Bahnschrift SemiLight SemiConde" w:eastAsia="Bahnschrift SemiLight SemiConde" w:hAnsi="Bahnschrift SemiLight SemiConde" w:cs="Bahnschrift SemiLight SemiConde"/>
           <w:sz w:val="28"/>
           <w:szCs w:val="28"/>
         </w:rPr>
@@ -4190,10 +4567,10 @@
     </w:p>
     <w:p>
       <w:pPr>
-        <w:pStyle w:val="af0"/>
+        <w:pStyle w:val="ListParagraph"/>
         <w:numPr>
           <w:ilvl w:val="0"/>
-          <w:numId w:val="15"/>
+          <w:numId w:val="18"/>
         </w:numPr>
         <w:rPr>
           <w:rFonts w:ascii="Bahnschrift SemiLight SemiConde" w:hAnsi="Bahnschrift SemiLight SemiConde"/>
@@ -4212,10 +4589,10 @@
     </w:p>
     <w:p>
       <w:pPr>
-        <w:pStyle w:val="af0"/>
+        <w:pStyle w:val="ListParagraph"/>
         <w:numPr>
           <w:ilvl w:val="0"/>
-          <w:numId w:val="15"/>
+          <w:numId w:val="18"/>
         </w:numPr>
         <w:rPr>
           <w:rFonts w:ascii="Bahnschrift SemiLight SemiConde" w:hAnsi="Bahnschrift SemiLight SemiConde"/>
@@ -4234,10 +4611,10 @@
     </w:p>
     <w:p>
       <w:pPr>
-        <w:pStyle w:val="af0"/>
+        <w:pStyle w:val="ListParagraph"/>
         <w:numPr>
           <w:ilvl w:val="0"/>
-          <w:numId w:val="15"/>
+          <w:numId w:val="18"/>
         </w:numPr>
         <w:rPr>
           <w:rFonts w:ascii="Bahnschrift SemiLight SemiConde" w:hAnsi="Bahnschrift SemiLight SemiConde"/>
@@ -4256,10 +4633,10 @@
     </w:p>
     <w:p>
       <w:pPr>
-        <w:pStyle w:val="af0"/>
+        <w:pStyle w:val="ListParagraph"/>
         <w:numPr>
           <w:ilvl w:val="0"/>
-          <w:numId w:val="15"/>
+          <w:numId w:val="18"/>
         </w:numPr>
         <w:rPr>
           <w:rFonts w:ascii="Bahnschrift SemiLight SemiConde" w:hAnsi="Bahnschrift SemiLight SemiConde"/>
@@ -4278,10 +4655,10 @@
     </w:p>
     <w:p>
       <w:pPr>
-        <w:pStyle w:val="af0"/>
+        <w:pStyle w:val="ListParagraph"/>
         <w:numPr>
           <w:ilvl w:val="0"/>
-          <w:numId w:val="15"/>
+          <w:numId w:val="18"/>
         </w:numPr>
         <w:rPr>
           <w:rFonts w:ascii="Bahnschrift SemiLight SemiConde" w:hAnsi="Bahnschrift SemiLight SemiConde"/>
@@ -4308,10 +4685,10 @@
     </w:p>
     <w:p>
       <w:pPr>
-        <w:pStyle w:val="af0"/>
+        <w:pStyle w:val="ListParagraph"/>
         <w:numPr>
           <w:ilvl w:val="0"/>
-          <w:numId w:val="15"/>
+          <w:numId w:val="18"/>
         </w:numPr>
         <w:rPr>
           <w:rFonts w:ascii="Bahnschrift SemiLight SemiConde" w:hAnsi="Bahnschrift SemiLight SemiConde"/>
@@ -4330,12 +4707,18 @@
     </w:p>
     <w:p>
       <w:pPr>
-        <w:pStyle w:val="a9"/>
-        <w:rPr>
-          <w:rFonts w:ascii="Bahnschrift SemiLight SemiConde" w:hAnsi="Bahnschrift SemiLight SemiConde"/>
-          <w:i w:val="0"/>
-          <w:iCs/>
-          <w:color w:val="000000" w:themeColor="text1"/>
+        <w:pStyle w:val="ListParagraph"/>
+        <w:rPr>
+          <w:rFonts w:ascii="Bahnschrift SemiLight SemiConde" w:hAnsi="Bahnschrift SemiLight SemiConde"/>
+          <w:sz w:val="28"/>
+          <w:szCs w:val="28"/>
+        </w:rPr>
+      </w:pPr>
+    </w:p>
+    <w:p>
+      <w:pPr>
+        <w:rPr>
+          <w:rFonts w:ascii="Bahnschrift SemiLight SemiConde" w:eastAsia="Bahnschrift SemiLight SemiConde" w:hAnsi="Bahnschrift SemiLight SemiConde" w:cs="Bahnschrift SemiLight SemiConde"/>
           <w:sz w:val="28"/>
           <w:szCs w:val="28"/>
         </w:rPr>
@@ -4345,102 +4728,26 @@
           <w:rFonts w:ascii="Bahnschrift SemiLight SemiConde" w:hAnsi="Bahnschrift SemiLight SemiConde"/>
           <w:b/>
           <w:bCs/>
-          <w:i w:val="0"/>
-          <w:iCs/>
-          <w:color w:val="000000" w:themeColor="text1"/>
-          <w:sz w:val="28"/>
-          <w:szCs w:val="28"/>
-        </w:rPr>
-        <w:t>Перемещение:</w:t>
-      </w:r>
-      <w:r>
-        <w:rPr>
-          <w:rFonts w:ascii="Bahnschrift SemiLight SemiConde" w:hAnsi="Bahnschrift SemiLight SemiConde"/>
-          <w:i w:val="0"/>
-          <w:iCs/>
-          <w:color w:val="000000" w:themeColor="text1"/>
-          <w:sz w:val="28"/>
-          <w:szCs w:val="28"/>
-        </w:rPr>
-        <w:t xml:space="preserve"> </w:t>
-      </w:r>
-      <w:r>
-        <w:rPr>
-          <w:rFonts w:ascii="Bahnschrift SemiLight SemiConde" w:hAnsi="Bahnschrift SemiLight SemiConde"/>
-          <w:i w:val="0"/>
-          <w:iCs/>
-          <w:color w:val="000000" w:themeColor="text1"/>
-          <w:sz w:val="28"/>
-          <w:szCs w:val="28"/>
-        </w:rPr>
-        <w:t xml:space="preserve">Возможен переход в другую локацию или перемещение </w:t>
-      </w:r>
-      <w:r>
-        <w:rPr>
-          <w:rFonts w:ascii="Bahnschrift SemiLight SemiConde" w:hAnsi="Bahnschrift SemiLight SemiConde"/>
-          <w:i w:val="0"/>
-          <w:iCs/>
-          <w:color w:val="000000" w:themeColor="text1"/>
-          <w:sz w:val="28"/>
-          <w:szCs w:val="28"/>
-        </w:rPr>
-        <w:t xml:space="preserve">внутри самой локации. </w:t>
-      </w:r>
-      <w:r>
-        <w:rPr>
-          <w:rFonts w:ascii="Bahnschrift SemiLight SemiConde" w:hAnsi="Bahnschrift SemiLight SemiConde"/>
-          <w:i w:val="0"/>
-          <w:iCs/>
-          <w:color w:val="000000" w:themeColor="text1"/>
-          <w:sz w:val="28"/>
-          <w:szCs w:val="28"/>
-        </w:rPr>
-        <w:t>Стоимость</w:t>
-      </w:r>
-      <w:r>
-        <w:rPr>
-          <w:rFonts w:ascii="Bahnschrift SemiLight SemiConde" w:hAnsi="Bahnschrift SemiLight SemiConde"/>
-          <w:i w:val="0"/>
-          <w:iCs/>
-          <w:color w:val="000000" w:themeColor="text1"/>
-          <w:sz w:val="28"/>
-          <w:szCs w:val="28"/>
-        </w:rPr>
-        <w:t>: Выносливость</w:t>
-      </w:r>
-      <w:r>
-        <w:rPr>
-          <w:rFonts w:ascii="Bahnschrift SemiLight SemiConde" w:hAnsi="Bahnschrift SemiLight SemiConde"/>
-          <w:i w:val="0"/>
-          <w:iCs/>
-          <w:color w:val="000000" w:themeColor="text1"/>
-          <w:sz w:val="28"/>
-          <w:szCs w:val="28"/>
-        </w:rPr>
-        <w:t>, еда</w:t>
-      </w:r>
-    </w:p>
-    <w:p>
-      <w:pPr>
-        <w:rPr>
-          <w:rFonts w:ascii="Bahnschrift SemiLight SemiConde" w:hAnsi="Bahnschrift SemiLight SemiConde"/>
-          <w:sz w:val="28"/>
-          <w:szCs w:val="28"/>
-        </w:rPr>
-      </w:pPr>
+          <w:sz w:val="28"/>
+          <w:szCs w:val="28"/>
+        </w:rPr>
+        <w:t>Разветвление сюжета и влияние игрока на будущее</w:t>
+      </w:r>
       <w:r>
         <w:rPr>
           <w:rFonts w:ascii="Bahnschrift SemiLight SemiConde" w:hAnsi="Bahnschrift SemiLight SemiConde"/>
           <w:b/>
           <w:bCs/>
-          <w:sz w:val="28"/>
-          <w:szCs w:val="28"/>
-        </w:rPr>
-        <w:t>Бой:</w:t>
-      </w:r>
-      <w:r>
-        <w:rPr>
-          <w:rFonts w:ascii="Bahnschrift SemiLight SemiConde" w:hAnsi="Bahnschrift SemiLight SemiConde"/>
+          <w:color w:val="000000" w:themeColor="text1"/>
+          <w:sz w:val="28"/>
+          <w:szCs w:val="28"/>
+        </w:rPr>
+        <w:t>:</w:t>
+      </w:r>
+      <w:r>
+        <w:rPr>
+          <w:rFonts w:ascii="Bahnschrift SemiLight SemiConde" w:hAnsi="Bahnschrift SemiLight SemiConde"/>
+          <w:color w:val="000000" w:themeColor="text1"/>
           <w:sz w:val="28"/>
           <w:szCs w:val="28"/>
         </w:rPr>
@@ -4448,81 +4755,17 @@
       </w:r>
       <w:r>
         <w:rPr>
-          <w:rFonts w:ascii="Bahnschrift SemiLight SemiConde" w:hAnsi="Bahnschrift SemiLight SemiConde"/>
-          <w:sz w:val="28"/>
-          <w:szCs w:val="28"/>
-        </w:rPr>
-        <w:t xml:space="preserve">Удар(предмет), </w:t>
-      </w:r>
-      <w:r>
-        <w:rPr>
-          <w:rFonts w:ascii="Bahnschrift SemiLight SemiConde" w:hAnsi="Bahnschrift SemiLight SemiConde"/>
-          <w:sz w:val="28"/>
-          <w:szCs w:val="28"/>
-        </w:rPr>
-        <w:t xml:space="preserve">выстрел(предмет), </w:t>
-      </w:r>
-      <w:r>
-        <w:rPr>
-          <w:rFonts w:ascii="Bahnschrift SemiLight SemiConde" w:hAnsi="Bahnschrift SemiLight SemiConde"/>
-          <w:sz w:val="28"/>
-          <w:szCs w:val="28"/>
-        </w:rPr>
-        <w:t>эффект(способность/магия)</w:t>
-      </w:r>
-      <w:r>
-        <w:rPr>
-          <w:rFonts w:ascii="Bahnschrift SemiLight SemiConde" w:hAnsi="Bahnschrift SemiLight SemiConde"/>
-          <w:sz w:val="28"/>
-          <w:szCs w:val="28"/>
-        </w:rPr>
-        <w:t xml:space="preserve"> Стоимость: </w:t>
-      </w:r>
-      <w:r>
-        <w:rPr>
-          <w:rFonts w:ascii="Bahnschrift SemiLight SemiConde" w:hAnsi="Bahnschrift SemiLight SemiConde"/>
-          <w:sz w:val="28"/>
-          <w:szCs w:val="28"/>
-        </w:rPr>
-        <w:t>Сила, ловкость,</w:t>
-      </w:r>
-      <w:r>
-        <w:rPr>
-          <w:rFonts w:ascii="Bahnschrift SemiLight SemiConde" w:hAnsi="Bahnschrift SemiLight SemiConde"/>
-          <w:sz w:val="28"/>
-          <w:szCs w:val="28"/>
-        </w:rPr>
-        <w:t xml:space="preserve"> </w:t>
-      </w:r>
-      <w:r>
-        <w:rPr>
-          <w:rFonts w:ascii="Bahnschrift SemiLight SemiConde" w:hAnsi="Bahnschrift SemiLight SemiConde"/>
-          <w:sz w:val="28"/>
-          <w:szCs w:val="28"/>
-        </w:rPr>
-        <w:t xml:space="preserve">мана. Проверка </w:t>
-      </w:r>
-      <w:r>
-        <w:rPr>
-          <w:rFonts w:ascii="Bahnschrift SemiLight SemiConde" w:hAnsi="Bahnschrift SemiLight SemiConde"/>
-          <w:sz w:val="28"/>
-          <w:szCs w:val="28"/>
-        </w:rPr>
-        <w:t>на способности</w:t>
-      </w:r>
-      <w:r>
-        <w:rPr>
-          <w:rFonts w:ascii="Bahnschrift SemiLight SemiConde" w:hAnsi="Bahnschrift SemiLight SemiConde"/>
-          <w:sz w:val="28"/>
-          <w:szCs w:val="28"/>
-        </w:rPr>
-        <w:t xml:space="preserve"> игрока и защиту врага.</w:t>
-      </w:r>
-    </w:p>
-    <w:p>
-      <w:pPr>
-        <w:rPr>
-          <w:rFonts w:ascii="Bahnschrift SemiLight SemiConde" w:hAnsi="Bahnschrift SemiLight SemiConde"/>
+          <w:rFonts w:ascii="Bahnschrift SemiLight SemiConde" w:eastAsia="Bahnschrift SemiLight SemiConde" w:hAnsi="Bahnschrift SemiLight SemiConde" w:cs="Bahnschrift SemiLight SemiConde"/>
+          <w:sz w:val="28"/>
+          <w:szCs w:val="28"/>
+        </w:rPr>
+        <w:t>Каждое решение игрока запоминается системой и меняет доступные диалоги, события и отношение персонажей, формируя уникальный путь в истории.</w:t>
+      </w:r>
+    </w:p>
+    <w:p>
+      <w:pPr>
+        <w:rPr>
+          <w:rFonts w:ascii="Bahnschrift SemiLight SemiConde" w:eastAsia="Bahnschrift SemiLight SemiConde" w:hAnsi="Bahnschrift SemiLight SemiConde" w:cs="Bahnschrift SemiLight SemiConde"/>
           <w:sz w:val="28"/>
           <w:szCs w:val="28"/>
         </w:rPr>
@@ -4535,57 +4778,8 @@
           <w:sz w:val="28"/>
           <w:szCs w:val="28"/>
         </w:rPr>
-        <w:t>Исследования:</w:t>
-      </w:r>
-      <w:r>
-        <w:rPr>
-          <w:rFonts w:ascii="Bahnschrift SemiLight SemiConde" w:hAnsi="Bahnschrift SemiLight SemiConde"/>
-          <w:sz w:val="28"/>
-          <w:szCs w:val="28"/>
-        </w:rPr>
-        <w:t xml:space="preserve"> осмотреть</w:t>
-      </w:r>
-      <w:r>
-        <w:rPr>
-          <w:rFonts w:ascii="Bahnschrift SemiLight SemiConde" w:hAnsi="Bahnschrift SemiLight SemiConde"/>
-          <w:sz w:val="28"/>
-          <w:szCs w:val="28"/>
-        </w:rPr>
-        <w:t xml:space="preserve">(предмет), </w:t>
-      </w:r>
-      <w:r>
-        <w:rPr>
-          <w:rFonts w:ascii="Bahnschrift SemiLight SemiConde" w:hAnsi="Bahnschrift SemiLight SemiConde"/>
-          <w:sz w:val="28"/>
-          <w:szCs w:val="28"/>
-        </w:rPr>
-        <w:t>прочитать, взять</w:t>
-      </w:r>
-      <w:r>
-        <w:rPr>
-          <w:rFonts w:ascii="Bahnschrift SemiLight SemiConde" w:hAnsi="Bahnschrift SemiLight SemiConde"/>
-          <w:sz w:val="28"/>
-          <w:szCs w:val="28"/>
-        </w:rPr>
-        <w:t xml:space="preserve">. Стоимость: </w:t>
-      </w:r>
-      <w:r>
-        <w:rPr>
-          <w:rFonts w:ascii="Bahnschrift SemiLight SemiConde" w:hAnsi="Bahnschrift SemiLight SemiConde"/>
-          <w:sz w:val="28"/>
-          <w:szCs w:val="28"/>
-        </w:rPr>
-        <w:t>вес, интеллект.</w:t>
-      </w:r>
-    </w:p>
-    <w:p>
-      <w:pPr>
-        <w:rPr>
-          <w:rFonts w:ascii="Bahnschrift SemiLight SemiConde" w:hAnsi="Bahnschrift SemiLight SemiConde"/>
-          <w:sz w:val="28"/>
-          <w:szCs w:val="28"/>
-        </w:rPr>
-      </w:pPr>
+        <w:t>Числовые характеристики</w:t>
+      </w:r>
       <w:r>
         <w:rPr>
           <w:rFonts w:ascii="Bahnschrift SemiLight SemiConde" w:hAnsi="Bahnschrift SemiLight SemiConde"/>
@@ -4594,12 +4788,11 @@
           <w:sz w:val="28"/>
           <w:szCs w:val="28"/>
         </w:rPr>
-        <w:lastRenderedPageBreak/>
-        <w:t>Диалоги:</w:t>
-      </w:r>
-      <w:r>
-        <w:rPr>
-          <w:rFonts w:ascii="Bahnschrift SemiLight SemiConde" w:hAnsi="Bahnschrift SemiLight SemiConde"/>
+        <w:t>:</w:t>
+      </w:r>
+      <w:r>
+        <w:rPr>
+          <w:rFonts w:ascii="Bahnschrift SemiLight SemiConde" w:eastAsia="Bahnschrift SemiLight SemiConde" w:hAnsi="Bahnschrift SemiLight SemiConde" w:cs="Bahnschrift SemiLight SemiConde"/>
           <w:sz w:val="28"/>
           <w:szCs w:val="28"/>
         </w:rPr>
@@ -4607,33 +4800,17 @@
       </w:r>
       <w:r>
         <w:rPr>
-          <w:rFonts w:ascii="Bahnschrift SemiLight SemiConde" w:hAnsi="Bahnschrift SemiLight SemiConde"/>
-          <w:sz w:val="28"/>
-          <w:szCs w:val="28"/>
-        </w:rPr>
-        <w:t xml:space="preserve">Игрок выбирает реплики </w:t>
-      </w:r>
-      <w:r>
-        <w:rPr>
-          <w:rFonts w:ascii="Bahnschrift SemiLight SemiConde" w:hAnsi="Bahnschrift SemiLight SemiConde"/>
-          <w:sz w:val="28"/>
-          <w:szCs w:val="28"/>
-        </w:rPr>
-        <w:t xml:space="preserve">и может сам начинать разговор. Стоимость: </w:t>
-      </w:r>
-      <w:r>
-        <w:rPr>
-          <w:rFonts w:ascii="Bahnschrift SemiLight SemiConde" w:hAnsi="Bahnschrift SemiLight SemiConde"/>
-          <w:sz w:val="28"/>
-          <w:szCs w:val="28"/>
-        </w:rPr>
-        <w:t>Интеллект.</w:t>
-      </w:r>
-    </w:p>
-    <w:p>
-      <w:pPr>
-        <w:rPr>
-          <w:rFonts w:ascii="Bahnschrift SemiLight SemiConde" w:hAnsi="Bahnschrift SemiLight SemiConde"/>
+          <w:rFonts w:ascii="Bahnschrift SemiLight SemiConde" w:eastAsia="Bahnschrift SemiLight SemiConde" w:hAnsi="Bahnschrift SemiLight SemiConde" w:cs="Bahnschrift SemiLight SemiConde"/>
+          <w:sz w:val="28"/>
+          <w:szCs w:val="28"/>
+        </w:rPr>
+        <w:t>Набор параметров героя (сила, ловкость, удача), которые определяют его природные возможности, а также ресурсы (выносливость, мана), которые тратятся на выполнение действий.</w:t>
+      </w:r>
+    </w:p>
+    <w:p>
+      <w:pPr>
+        <w:rPr>
+          <w:rFonts w:ascii="Bahnschrift SemiLight SemiConde" w:eastAsia="Bahnschrift SemiLight SemiConde" w:hAnsi="Bahnschrift SemiLight SemiConde" w:cs="Bahnschrift SemiLight SemiConde"/>
           <w:sz w:val="28"/>
           <w:szCs w:val="28"/>
         </w:rPr>
@@ -4646,7 +4823,17 @@
           <w:sz w:val="28"/>
           <w:szCs w:val="28"/>
         </w:rPr>
-        <w:t>Улучшение:</w:t>
+        <w:t>Навыки и умения героя</w:t>
+      </w:r>
+      <w:r>
+        <w:rPr>
+          <w:rFonts w:ascii="Bahnschrift SemiLight SemiConde" w:hAnsi="Bahnschrift SemiLight SemiConde"/>
+          <w:b/>
+          <w:bCs/>
+          <w:sz w:val="28"/>
+          <w:szCs w:val="28"/>
+        </w:rPr>
+        <w:t>:</w:t>
       </w:r>
       <w:r>
         <w:rPr>
@@ -4658,176 +4845,279 @@
       </w:r>
       <w:r>
         <w:rPr>
-          <w:rFonts w:ascii="Bahnschrift SemiLight SemiConde" w:hAnsi="Bahnschrift SemiLight SemiConde"/>
-          <w:sz w:val="28"/>
-          <w:szCs w:val="28"/>
-        </w:rPr>
-        <w:t>Прокачка, модификация и об</w:t>
-      </w:r>
-      <w:r>
-        <w:rPr>
-          <w:rFonts w:ascii="Bahnschrift SemiLight SemiConde" w:hAnsi="Bahnschrift SemiLight SemiConde"/>
-          <w:sz w:val="28"/>
-          <w:szCs w:val="28"/>
-        </w:rPr>
-        <w:t xml:space="preserve">ъединение предметов, оружия и экипировки. </w:t>
-      </w:r>
-      <w:r>
-        <w:rPr>
-          <w:rFonts w:ascii="Bahnschrift SemiLight SemiConde" w:hAnsi="Bahnschrift SemiLight SemiConde"/>
-          <w:sz w:val="28"/>
-          <w:szCs w:val="28"/>
-        </w:rPr>
-        <w:t>Стоимость: ловкость, деньги, интеллект.</w:t>
-      </w:r>
-    </w:p>
-    <w:p>
-      <w:pPr>
-        <w:pStyle w:val="2"/>
+          <w:rFonts w:ascii="Bahnschrift SemiLight SemiConde" w:eastAsia="Bahnschrift SemiLight SemiConde" w:hAnsi="Bahnschrift SemiLight SemiConde" w:cs="Bahnschrift SemiLight SemiConde"/>
+          <w:sz w:val="28"/>
+          <w:szCs w:val="28"/>
+        </w:rPr>
+        <w:t>Особые способности, которые открывают новые варианты взаимодействия с миром (например, возможность взломать замок или запугать врага), недоступные для остальных</w:t>
+      </w:r>
+      <w:r>
+        <w:rPr>
+          <w:rFonts w:ascii="Bahnschrift SemiLight SemiConde" w:eastAsia="Bahnschrift SemiLight SemiConde" w:hAnsi="Bahnschrift SemiLight SemiConde" w:cs="Bahnschrift SemiLight SemiConde"/>
+          <w:sz w:val="28"/>
+          <w:szCs w:val="28"/>
+        </w:rPr>
+        <w:t xml:space="preserve">, </w:t>
+      </w:r>
+      <w:r>
+        <w:rPr>
+          <w:rFonts w:ascii="Bahnschrift SemiLight SemiConde" w:eastAsia="Bahnschrift SemiLight SemiConde" w:hAnsi="Bahnschrift SemiLight SemiConde" w:cs="Bahnschrift SemiLight SemiConde"/>
+          <w:sz w:val="28"/>
+          <w:szCs w:val="28"/>
+        </w:rPr>
+        <w:t>также личные умения, зависящие от персонажа(врожденные)</w:t>
+      </w:r>
+      <w:r>
+        <w:rPr>
+          <w:rFonts w:ascii="Bahnschrift SemiLight SemiConde" w:eastAsia="Bahnschrift SemiLight SemiConde" w:hAnsi="Bahnschrift SemiLight SemiConde" w:cs="Bahnschrift SemiLight SemiConde"/>
+          <w:sz w:val="28"/>
+          <w:szCs w:val="28"/>
+        </w:rPr>
+        <w:t>.</w:t>
+      </w:r>
+    </w:p>
+    <w:p>
+      <w:pPr>
+        <w:rPr>
+          <w:rFonts w:ascii="Bahnschrift SemiLight SemiConde" w:eastAsia="Bahnschrift SemiLight SemiConde" w:hAnsi="Bahnschrift SemiLight SemiConde" w:cs="Bahnschrift SemiLight SemiConde"/>
+          <w:sz w:val="28"/>
+          <w:szCs w:val="28"/>
+        </w:rPr>
+      </w:pPr>
+      <w:r>
+        <w:rPr>
+          <w:rFonts w:ascii="Bahnschrift SemiLight SemiConde" w:hAnsi="Bahnschrift SemiLight SemiConde"/>
+          <w:b/>
+          <w:bCs/>
+          <w:sz w:val="28"/>
+          <w:szCs w:val="28"/>
+        </w:rPr>
+        <w:t>Инвентарь</w:t>
+      </w:r>
+      <w:r>
+        <w:rPr>
+          <w:rFonts w:ascii="Bahnschrift SemiLight SemiConde" w:hAnsi="Bahnschrift SemiLight SemiConde"/>
+          <w:b/>
+          <w:bCs/>
+          <w:sz w:val="28"/>
+          <w:szCs w:val="28"/>
+        </w:rPr>
+        <w:t>:</w:t>
+      </w:r>
+      <w:r>
+        <w:rPr>
+          <w:rFonts w:ascii="Bahnschrift SemiLight SemiConde" w:hAnsi="Bahnschrift SemiLight SemiConde"/>
+          <w:sz w:val="28"/>
+          <w:szCs w:val="28"/>
+        </w:rPr>
+        <w:t xml:space="preserve"> </w:t>
+      </w:r>
+      <w:r>
+        <w:rPr>
+          <w:rFonts w:ascii="Bahnschrift SemiLight SemiConde" w:eastAsia="Bahnschrift SemiLight SemiConde" w:hAnsi="Bahnschrift SemiLight SemiConde" w:cs="Bahnschrift SemiLight SemiConde"/>
+          <w:sz w:val="28"/>
+          <w:szCs w:val="28"/>
+        </w:rPr>
+        <w:t>Виртуальный рюкзак для сбора и хранения предметов, где наличие конкретной вещи может открыть новый путь или решить голо</w:t>
+      </w:r>
+      <w:r>
+        <w:rPr>
+          <w:rFonts w:ascii="system-ui" w:eastAsia="system-ui" w:hAnsi="system-ui" w:cs="system-ui"/>
+          <w:color w:val="F9FAFB"/>
+          <w:sz w:val="24"/>
+          <w:szCs w:val="24"/>
+        </w:rPr>
+        <w:t>воломку.</w:t>
+      </w:r>
+    </w:p>
+    <w:p>
+      <w:pPr>
+        <w:rPr>
+          <w:rFonts w:ascii="Bahnschrift SemiLight SemiConde" w:eastAsia="Bahnschrift SemiLight SemiConde" w:hAnsi="Bahnschrift SemiLight SemiConde" w:cs="Bahnschrift SemiLight SemiConde"/>
+          <w:sz w:val="28"/>
+          <w:szCs w:val="28"/>
+        </w:rPr>
+      </w:pPr>
+      <w:r>
+        <w:rPr>
+          <w:rFonts w:ascii="Bahnschrift SemiLight SemiConde" w:hAnsi="Bahnschrift SemiLight SemiConde"/>
+          <w:b/>
+          <w:bCs/>
+          <w:sz w:val="28"/>
+          <w:szCs w:val="28"/>
+        </w:rPr>
+        <w:t>Экипировка</w:t>
+      </w:r>
+      <w:r>
+        <w:rPr>
+          <w:rFonts w:ascii="Bahnschrift SemiLight SemiConde" w:hAnsi="Bahnschrift SemiLight SemiConde"/>
+          <w:b/>
+          <w:bCs/>
+          <w:sz w:val="28"/>
+          <w:szCs w:val="28"/>
+        </w:rPr>
+        <w:t>:</w:t>
+      </w:r>
+      <w:r>
+        <w:rPr>
+          <w:rFonts w:ascii="Bahnschrift SemiLight SemiConde" w:hAnsi="Bahnschrift SemiLight SemiConde"/>
+          <w:sz w:val="28"/>
+          <w:szCs w:val="28"/>
+        </w:rPr>
+        <w:t xml:space="preserve"> </w:t>
+      </w:r>
+      <w:r>
+        <w:rPr>
+          <w:rFonts w:ascii="Bahnschrift SemiLight SemiConde" w:eastAsia="Bahnschrift SemiLight SemiConde" w:hAnsi="Bahnschrift SemiLight SemiConde" w:cs="Bahnschrift SemiLight SemiConde"/>
+          <w:sz w:val="28"/>
+          <w:szCs w:val="28"/>
+        </w:rPr>
+        <w:t>Снаряжение, надетое на персонажа (оружие, броня, амулеты), которое постоянно влияет на его боевые возможности и может менять восприятие героя другими персонажами.</w:t>
+      </w:r>
+    </w:p>
+    <w:p>
+      <w:pPr>
+        <w:rPr>
+          <w:rFonts w:ascii="Bahnschrift SemiLight SemiConde" w:eastAsia="Bahnschrift SemiLight SemiConde" w:hAnsi="Bahnschrift SemiLight SemiConde" w:cs="Bahnschrift SemiLight SemiConde"/>
+          <w:sz w:val="28"/>
+          <w:szCs w:val="28"/>
+        </w:rPr>
+      </w:pPr>
+      <w:r>
+        <w:rPr>
+          <w:rFonts w:ascii="Bahnschrift SemiLight SemiConde" w:hAnsi="Bahnschrift SemiLight SemiConde"/>
+          <w:b/>
+          <w:bCs/>
+          <w:sz w:val="28"/>
+          <w:szCs w:val="28"/>
+        </w:rPr>
+        <w:t>Улучшение и модификация предметов:</w:t>
+      </w:r>
+      <w:r>
+        <w:rPr>
+          <w:rFonts w:ascii="Bahnschrift SemiLight SemiConde" w:eastAsia="Bahnschrift SemiLight SemiConde" w:hAnsi="Bahnschrift SemiLight SemiConde" w:cs="Bahnschrift SemiLight SemiConde"/>
+          <w:b/>
+          <w:bCs/>
+          <w:sz w:val="28"/>
+          <w:szCs w:val="28"/>
+        </w:rPr>
+        <w:t xml:space="preserve"> </w:t>
+      </w:r>
+      <w:r>
+        <w:rPr>
+          <w:rFonts w:ascii="Bahnschrift SemiLight SemiConde" w:eastAsia="Bahnschrift SemiLight SemiConde" w:hAnsi="Bahnschrift SemiLight SemiConde" w:cs="Bahnschrift SemiLight SemiConde"/>
+          <w:sz w:val="28"/>
+          <w:szCs w:val="28"/>
+        </w:rPr>
+        <w:t>Возможность потратить ресурсы, чтобы усилить существующую вещь (например, добавить обвес) или добавить ей новое полезное свойство.</w:t>
+      </w:r>
+    </w:p>
+    <w:p>
+      <w:pPr>
+        <w:rPr>
+          <w:rFonts w:ascii="Bahnschrift SemiLight SemiConde" w:eastAsia="Bahnschrift SemiLight SemiConde" w:hAnsi="Bahnschrift SemiLight SemiConde" w:cs="Bahnschrift SemiLight SemiConde"/>
+          <w:sz w:val="28"/>
+          <w:szCs w:val="28"/>
+        </w:rPr>
+      </w:pPr>
+      <w:r>
+        <w:rPr>
+          <w:rFonts w:ascii="Bahnschrift SemiLight SemiConde" w:hAnsi="Bahnschrift SemiLight SemiConde"/>
+          <w:b/>
+          <w:bCs/>
+          <w:sz w:val="28"/>
+          <w:szCs w:val="28"/>
+        </w:rPr>
+        <w:t>Проверка характеристик:</w:t>
+      </w:r>
+      <w:r>
+        <w:rPr>
+          <w:rFonts w:ascii="system-ui" w:eastAsia="system-ui" w:hAnsi="system-ui" w:cs="system-ui"/>
+          <w:color w:val="F9FAFB"/>
+          <w:sz w:val="24"/>
+          <w:szCs w:val="24"/>
+        </w:rPr>
+        <w:t xml:space="preserve"> </w:t>
+      </w:r>
+      <w:r>
+        <w:rPr>
+          <w:rFonts w:ascii="Bahnschrift SemiLight SemiConde" w:eastAsia="Bahnschrift SemiLight SemiConde" w:hAnsi="Bahnschrift SemiLight SemiConde" w:cs="Bahnschrift SemiLight SemiConde"/>
+          <w:sz w:val="28"/>
+          <w:szCs w:val="28"/>
+        </w:rPr>
+        <w:t>Момент, когда успех или провал рискованного действия (прыжок, убеждение, вспоминание факта) напрямую зависит от текущих значений навыков героя и элемента случайности.</w:t>
+      </w:r>
+    </w:p>
+    <w:p>
+      <w:pPr>
+        <w:rPr>
+          <w:rFonts w:ascii="Bahnschrift SemiLight SemiConde" w:eastAsia="Bahnschrift SemiLight SemiConde" w:hAnsi="Bahnschrift SemiLight SemiConde" w:cs="Bahnschrift SemiLight SemiConde"/>
+          <w:sz w:val="28"/>
+          <w:szCs w:val="28"/>
+        </w:rPr>
+      </w:pPr>
+      <w:r>
+        <w:rPr>
+          <w:rFonts w:ascii="Bahnschrift SemiLight SemiConde" w:hAnsi="Bahnschrift SemiLight SemiConde"/>
+          <w:b/>
+          <w:bCs/>
+          <w:sz w:val="28"/>
+          <w:szCs w:val="28"/>
+        </w:rPr>
+        <w:t>Генератор случайных событий:</w:t>
+      </w:r>
+      <w:r>
+        <w:rPr>
+          <w:rFonts w:ascii="Bahnschrift SemiLight SemiConde" w:hAnsi="Bahnschrift SemiLight SemiConde"/>
+          <w:b/>
+          <w:bCs/>
+          <w:sz w:val="28"/>
+          <w:szCs w:val="28"/>
+        </w:rPr>
+        <w:t xml:space="preserve"> </w:t>
+      </w:r>
+      <w:r>
+        <w:rPr>
+          <w:rFonts w:ascii="Bahnschrift SemiLight SemiConde" w:eastAsia="Bahnschrift SemiLight SemiConde" w:hAnsi="Bahnschrift SemiLight SemiConde" w:cs="Bahnschrift SemiLight SemiConde"/>
+          <w:sz w:val="28"/>
+          <w:szCs w:val="28"/>
+        </w:rPr>
+        <w:t>Система, которая создает неожиданные ситуации (встречи с врагами, находки, происшествия) при каждом посещении локации, чтобы сделать игру непредсказуемой.</w:t>
+      </w:r>
+    </w:p>
+    <w:p>
+      <w:pPr>
+        <w:pStyle w:val="Heading2"/>
         <w:rPr>
           <w:rFonts w:ascii="Bahnschrift SemiLight SemiConde" w:hAnsi="Bahnschrift SemiLight SemiConde"/>
           <w:sz w:val="32"/>
           <w:szCs w:val="32"/>
         </w:rPr>
       </w:pPr>
-      <w:bookmarkStart w:id="23" w:name="_Toc75236682"/>
+      <w:bookmarkStart w:id="20" w:name="_Toc811376590"/>
       <w:r>
         <w:rPr>
           <w:rFonts w:ascii="Bahnschrift SemiLight SemiConde" w:hAnsi="Bahnschrift SemiLight SemiConde"/>
           <w:sz w:val="32"/>
           <w:szCs w:val="32"/>
         </w:rPr>
-        <w:t>Персонаж игрока</w:t>
-      </w:r>
-      <w:bookmarkEnd w:id="23"/>
-    </w:p>
-    <w:p>
-      <w:pPr>
-        <w:pStyle w:val="a9"/>
-        <w:rPr>
-          <w:rFonts w:ascii="Bahnschrift SemiLight SemiConde" w:hAnsi="Bahnschrift SemiLight SemiConde"/>
-          <w:i w:val="0"/>
-          <w:iCs/>
-          <w:color w:val="000000" w:themeColor="text1"/>
-          <w:sz w:val="28"/>
-          <w:szCs w:val="28"/>
-        </w:rPr>
-      </w:pPr>
-      <w:r>
-        <w:rPr>
-          <w:rFonts w:ascii="Bahnschrift SemiLight SemiConde" w:hAnsi="Bahnschrift SemiLight SemiConde"/>
-          <w:i w:val="0"/>
-          <w:iCs/>
-          <w:color w:val="000000" w:themeColor="text1"/>
-          <w:sz w:val="28"/>
-          <w:szCs w:val="28"/>
-        </w:rPr>
-        <w:t>Пони (</w:t>
-      </w:r>
-      <w:r>
-        <w:rPr>
-          <w:rFonts w:ascii="Bahnschrift SemiLight SemiConde" w:hAnsi="Bahnschrift SemiLight SemiConde"/>
-          <w:i w:val="0"/>
-          <w:iCs/>
-          <w:color w:val="000000" w:themeColor="text1"/>
-          <w:sz w:val="28"/>
-          <w:szCs w:val="28"/>
-        </w:rPr>
-        <w:t>единорог/пегас на выбор игрока)</w:t>
-      </w:r>
-      <w:r>
-        <w:rPr>
-          <w:rFonts w:ascii="Bahnschrift SemiLight SemiConde" w:hAnsi="Bahnschrift SemiLight SemiConde"/>
-          <w:i w:val="0"/>
-          <w:iCs/>
-          <w:color w:val="000000" w:themeColor="text1"/>
-          <w:sz w:val="28"/>
-          <w:szCs w:val="28"/>
-        </w:rPr>
-        <w:t xml:space="preserve"> с </w:t>
-      </w:r>
-      <w:r>
-        <w:rPr>
-          <w:rFonts w:ascii="Bahnschrift SemiLight SemiConde" w:hAnsi="Bahnschrift SemiLight SemiConde"/>
-          <w:i w:val="0"/>
-          <w:iCs/>
-          <w:color w:val="000000" w:themeColor="text1"/>
-          <w:sz w:val="28"/>
-          <w:szCs w:val="28"/>
-        </w:rPr>
-        <w:t>рецессивным геном кристальных пони</w:t>
-      </w:r>
-      <w:r>
-        <w:rPr>
-          <w:rFonts w:ascii="Bahnschrift SemiLight SemiConde" w:hAnsi="Bahnschrift SemiLight SemiConde"/>
-          <w:i w:val="0"/>
-          <w:iCs/>
-          <w:color w:val="000000" w:themeColor="text1"/>
-          <w:sz w:val="28"/>
-          <w:szCs w:val="28"/>
-        </w:rPr>
-        <w:t xml:space="preserve"> в стране Эквестрии</w:t>
-      </w:r>
-      <w:r>
-        <w:rPr>
-          <w:rFonts w:ascii="Bahnschrift SemiLight SemiConde" w:hAnsi="Bahnschrift SemiLight SemiConde"/>
-          <w:i w:val="0"/>
-          <w:iCs/>
-          <w:color w:val="000000" w:themeColor="text1"/>
-          <w:sz w:val="28"/>
-          <w:szCs w:val="28"/>
-        </w:rPr>
-        <w:t xml:space="preserve">. Из-за своей внешности </w:t>
-      </w:r>
-      <w:r>
-        <w:rPr>
-          <w:rFonts w:ascii="Bahnschrift SemiLight SemiConde" w:hAnsi="Bahnschrift SemiLight SemiConde"/>
-          <w:i w:val="0"/>
-          <w:iCs/>
-          <w:color w:val="000000" w:themeColor="text1"/>
-          <w:sz w:val="28"/>
-          <w:szCs w:val="28"/>
-        </w:rPr>
-        <w:t>остальные пони н</w:t>
-      </w:r>
-      <w:r>
-        <w:rPr>
-          <w:rFonts w:ascii="Bahnschrift SemiLight SemiConde" w:hAnsi="Bahnschrift SemiLight SemiConde"/>
-          <w:i w:val="0"/>
-          <w:iCs/>
-          <w:color w:val="000000" w:themeColor="text1"/>
-          <w:sz w:val="28"/>
-          <w:szCs w:val="28"/>
-        </w:rPr>
-        <w:t>е</w:t>
-      </w:r>
-      <w:r>
-        <w:rPr>
-          <w:rFonts w:ascii="Bahnschrift SemiLight SemiConde" w:hAnsi="Bahnschrift SemiLight SemiConde"/>
-          <w:i w:val="0"/>
-          <w:iCs/>
-          <w:color w:val="000000" w:themeColor="text1"/>
-          <w:sz w:val="28"/>
-          <w:szCs w:val="28"/>
-        </w:rPr>
-        <w:t>долюбливают главного героя</w:t>
-      </w:r>
-      <w:r>
-        <w:rPr>
-          <w:rFonts w:ascii="Bahnschrift SemiLight SemiConde" w:hAnsi="Bahnschrift SemiLight SemiConde"/>
-          <w:i w:val="0"/>
-          <w:iCs/>
-          <w:color w:val="000000" w:themeColor="text1"/>
-          <w:sz w:val="28"/>
-          <w:szCs w:val="28"/>
-        </w:rPr>
-        <w:t>.</w:t>
-      </w:r>
-    </w:p>
-    <w:p>
-      <w:pPr>
-        <w:rPr>
-          <w:rFonts w:ascii="Bahnschrift SemiLight SemiConde" w:hAnsi="Bahnschrift SemiLight SemiConde"/>
+        <w:t>Персонаж</w:t>
+      </w:r>
+      <w:r>
+        <w:rPr>
+          <w:rFonts w:ascii="Bahnschrift SemiLight SemiConde" w:hAnsi="Bahnschrift SemiLight SemiConde"/>
+          <w:sz w:val="32"/>
+          <w:szCs w:val="32"/>
+        </w:rPr>
+        <w:t>и</w:t>
+      </w:r>
+      <w:bookmarkEnd w:id="20"/>
+    </w:p>
+    <w:p>
+      <w:pPr>
+        <w:spacing w:line="259" w:lineRule="auto"/>
+        <w:rPr>
+          <w:rFonts w:ascii="Bahnschrift SemiLight SemiConde" w:eastAsia="Bahnschrift SemiLight SemiConde" w:hAnsi="Bahnschrift SemiLight SemiConde" w:cs="Bahnschrift SemiLight SemiConde"/>
           <w:b/>
           <w:bCs/>
           <w:sz w:val="28"/>
@@ -4836,184 +5126,484 @@
       </w:pPr>
       <w:r>
         <w:rPr>
-          <w:rFonts w:ascii="Bahnschrift SemiLight SemiConde" w:hAnsi="Bahnschrift SemiLight SemiConde"/>
+          <w:rFonts w:ascii="Bahnschrift SemiLight SemiConde" w:eastAsia="Bahnschrift SemiLight SemiConde" w:hAnsi="Bahnschrift SemiLight SemiConde" w:cs="Bahnschrift SemiLight SemiConde"/>
           <w:b/>
           <w:bCs/>
           <w:sz w:val="28"/>
           <w:szCs w:val="28"/>
         </w:rPr>
-        <w:t xml:space="preserve">Способности(характеристики) героя во время игры: </w:t>
-      </w:r>
-    </w:p>
-    <w:p>
-      <w:pPr>
-        <w:pStyle w:val="af0"/>
+        <w:t>Главный герой</w:t>
+      </w:r>
+    </w:p>
+    <w:p>
+      <w:pPr>
+        <w:spacing w:line="259" w:lineRule="auto"/>
+        <w:rPr>
+          <w:rFonts w:ascii="Bahnschrift SemiLight SemiConde" w:eastAsia="Bahnschrift SemiLight SemiConde" w:hAnsi="Bahnschrift SemiLight SemiConde" w:cs="Bahnschrift SemiLight SemiConde"/>
+          <w:sz w:val="28"/>
+          <w:szCs w:val="28"/>
+        </w:rPr>
+      </w:pPr>
+      <w:r>
+        <w:rPr>
+          <w:rFonts w:ascii="Bahnschrift SemiLight SemiConde" w:eastAsia="Bahnschrift SemiLight SemiConde" w:hAnsi="Bahnschrift SemiLight SemiConde" w:cs="Bahnschrift SemiLight SemiConde"/>
+          <w:sz w:val="28"/>
+          <w:szCs w:val="28"/>
+        </w:rPr>
+        <w:t>Блеск</w:t>
+      </w:r>
+      <w:r>
+        <w:rPr>
+          <w:rFonts w:ascii="Bahnschrift SemiLight SemiConde" w:eastAsia="Bahnschrift SemiLight SemiConde" w:hAnsi="Bahnschrift SemiLight SemiConde" w:cs="Bahnschrift SemiLight SemiConde"/>
+          <w:sz w:val="28"/>
+          <w:szCs w:val="28"/>
+        </w:rPr>
+        <w:t xml:space="preserve"> </w:t>
+      </w:r>
+      <w:r>
+        <w:rPr>
+          <w:rFonts w:ascii="Bahnschrift SemiLight SemiConde" w:eastAsia="Bahnschrift SemiLight SemiConde" w:hAnsi="Bahnschrift SemiLight SemiConde" w:cs="Bahnschrift SemiLight SemiConde"/>
+          <w:sz w:val="28"/>
+          <w:szCs w:val="28"/>
+        </w:rPr>
+        <w:t xml:space="preserve">— пони, который при рождении получил редкий рецессивный ген кристальных пони, что отразилось на его внешности. Из-за этого он сталкивается с неприязнью и предвзятым отношением со стороны окружающих в </w:t>
+      </w:r>
+      <w:proofErr w:type="spellStart"/>
+      <w:r>
+        <w:rPr>
+          <w:rFonts w:ascii="Bahnschrift SemiLight SemiConde" w:eastAsia="Bahnschrift SemiLight SemiConde" w:hAnsi="Bahnschrift SemiLight SemiConde" w:cs="Bahnschrift SemiLight SemiConde"/>
+          <w:sz w:val="28"/>
+          <w:szCs w:val="28"/>
+        </w:rPr>
+        <w:t>Эквестрии</w:t>
+      </w:r>
+      <w:proofErr w:type="spellEnd"/>
+      <w:r>
+        <w:rPr>
+          <w:rFonts w:ascii="Bahnschrift SemiLight SemiConde" w:eastAsia="Bahnschrift SemiLight SemiConde" w:hAnsi="Bahnschrift SemiLight SemiConde" w:cs="Bahnschrift SemiLight SemiConde"/>
+          <w:sz w:val="28"/>
+          <w:szCs w:val="28"/>
+        </w:rPr>
+        <w:t>.</w:t>
+      </w:r>
+    </w:p>
+    <w:p>
+      <w:pPr>
+        <w:spacing w:line="259" w:lineRule="auto"/>
+        <w:rPr>
+          <w:rFonts w:ascii="Bahnschrift SemiLight SemiConde" w:eastAsia="Bahnschrift SemiLight SemiConde" w:hAnsi="Bahnschrift SemiLight SemiConde" w:cs="Bahnschrift SemiLight SemiConde"/>
+          <w:b/>
+          <w:bCs/>
+          <w:sz w:val="28"/>
+          <w:szCs w:val="28"/>
+        </w:rPr>
+      </w:pPr>
+      <w:r>
+        <w:rPr>
+          <w:rFonts w:ascii="Bahnschrift SemiLight SemiConde" w:eastAsia="Bahnschrift SemiLight SemiConde" w:hAnsi="Bahnschrift SemiLight SemiConde" w:cs="Bahnschrift SemiLight SemiConde"/>
+          <w:b/>
+          <w:bCs/>
+          <w:sz w:val="28"/>
+          <w:szCs w:val="28"/>
+        </w:rPr>
+        <w:t>Выбор расы в начале игры:</w:t>
+      </w:r>
+    </w:p>
+    <w:p>
+      <w:pPr>
+        <w:pStyle w:val="ListParagraph"/>
         <w:numPr>
           <w:ilvl w:val="0"/>
-          <w:numId w:val="12"/>
+          <w:numId w:val="3"/>
         </w:numPr>
-        <w:rPr>
-          <w:rFonts w:ascii="Bahnschrift SemiLight SemiConde" w:hAnsi="Bahnschrift SemiLight SemiConde"/>
-          <w:sz w:val="28"/>
-          <w:szCs w:val="28"/>
-        </w:rPr>
-      </w:pPr>
-      <w:r>
-        <w:rPr>
-          <w:rFonts w:ascii="Bahnschrift SemiLight SemiConde" w:hAnsi="Bahnschrift SemiLight SemiConde"/>
-          <w:sz w:val="28"/>
-          <w:szCs w:val="28"/>
-        </w:rPr>
-        <w:t>Сила</w:t>
-      </w:r>
-    </w:p>
-    <w:p>
-      <w:pPr>
-        <w:pStyle w:val="af0"/>
+        <w:spacing w:line="259" w:lineRule="auto"/>
+        <w:ind w:left="0"/>
+        <w:contextualSpacing w:val="0"/>
+        <w:rPr>
+          <w:rFonts w:ascii="Bahnschrift SemiLight SemiConde" w:eastAsia="Bahnschrift SemiLight SemiConde" w:hAnsi="Bahnschrift SemiLight SemiConde" w:cs="Bahnschrift SemiLight SemiConde"/>
+          <w:sz w:val="28"/>
+          <w:szCs w:val="28"/>
+        </w:rPr>
+      </w:pPr>
+      <w:r>
+        <w:rPr>
+          <w:rFonts w:ascii="Bahnschrift SemiLight SemiConde" w:eastAsia="Bahnschrift SemiLight SemiConde" w:hAnsi="Bahnschrift SemiLight SemiConde" w:cs="Bahnschrift SemiLight SemiConde"/>
+          <w:b/>
+          <w:bCs/>
+          <w:sz w:val="28"/>
+          <w:szCs w:val="28"/>
+        </w:rPr>
+        <w:t>Единорог</w:t>
+      </w:r>
+      <w:r>
+        <w:rPr>
+          <w:rFonts w:ascii="Bahnschrift SemiLight SemiConde" w:eastAsia="Bahnschrift SemiLight SemiConde" w:hAnsi="Bahnschrift SemiLight SemiConde" w:cs="Bahnschrift SemiLight SemiConde"/>
+          <w:sz w:val="28"/>
+          <w:szCs w:val="28"/>
+        </w:rPr>
+        <w:t xml:space="preserve"> — доступ к магии (способность колдовать)</w:t>
+      </w:r>
+    </w:p>
+    <w:p>
+      <w:pPr>
+        <w:pStyle w:val="ListParagraph"/>
         <w:numPr>
           <w:ilvl w:val="0"/>
-          <w:numId w:val="12"/>
+          <w:numId w:val="3"/>
         </w:numPr>
-        <w:rPr>
-          <w:rFonts w:ascii="Bahnschrift SemiLight SemiConde" w:hAnsi="Bahnschrift SemiLight SemiConde"/>
-          <w:sz w:val="28"/>
-          <w:szCs w:val="28"/>
-        </w:rPr>
-      </w:pPr>
-      <w:r>
-        <w:rPr>
-          <w:rFonts w:ascii="Bahnschrift SemiLight SemiConde" w:hAnsi="Bahnschrift SemiLight SemiConde"/>
-          <w:sz w:val="28"/>
-          <w:szCs w:val="28"/>
-        </w:rPr>
-        <w:t>Выносливость</w:t>
-      </w:r>
-    </w:p>
-    <w:p>
-      <w:pPr>
-        <w:pStyle w:val="af0"/>
+        <w:spacing w:line="259" w:lineRule="auto"/>
+        <w:ind w:left="0"/>
+        <w:contextualSpacing w:val="0"/>
+        <w:rPr>
+          <w:rFonts w:ascii="Bahnschrift SemiLight SemiConde" w:eastAsia="Bahnschrift SemiLight SemiConde" w:hAnsi="Bahnschrift SemiLight SemiConde" w:cs="Bahnschrift SemiLight SemiConde"/>
+          <w:sz w:val="28"/>
+          <w:szCs w:val="28"/>
+        </w:rPr>
+      </w:pPr>
+      <w:r>
+        <w:rPr>
+          <w:rFonts w:ascii="Bahnschrift SemiLight SemiConde" w:eastAsia="Bahnschrift SemiLight SemiConde" w:hAnsi="Bahnschrift SemiLight SemiConde" w:cs="Bahnschrift SemiLight SemiConde"/>
+          <w:b/>
+          <w:bCs/>
+          <w:sz w:val="28"/>
+          <w:szCs w:val="28"/>
+        </w:rPr>
+        <w:t>Пегас</w:t>
+      </w:r>
+      <w:r>
+        <w:rPr>
+          <w:rFonts w:ascii="Bahnschrift SemiLight SemiConde" w:eastAsia="Bahnschrift SemiLight SemiConde" w:hAnsi="Bahnschrift SemiLight SemiConde" w:cs="Bahnschrift SemiLight SemiConde"/>
+          <w:sz w:val="28"/>
+          <w:szCs w:val="28"/>
+        </w:rPr>
+        <w:t xml:space="preserve"> — доступ к полёту (способность летать)</w:t>
+      </w:r>
+    </w:p>
+    <w:p>
+      <w:pPr>
+        <w:spacing w:line="259" w:lineRule="auto"/>
+        <w:rPr>
+          <w:rFonts w:ascii="Bahnschrift SemiLight SemiConde" w:eastAsia="Bahnschrift SemiLight SemiConde" w:hAnsi="Bahnschrift SemiLight SemiConde" w:cs="Bahnschrift SemiLight SemiConde"/>
+          <w:b/>
+          <w:bCs/>
+          <w:sz w:val="28"/>
+          <w:szCs w:val="28"/>
+        </w:rPr>
+      </w:pPr>
+      <w:r>
+        <w:rPr>
+          <w:rFonts w:ascii="Bahnschrift SemiLight SemiConde" w:eastAsia="Bahnschrift SemiLight SemiConde" w:hAnsi="Bahnschrift SemiLight SemiConde" w:cs="Bahnschrift SemiLight SemiConde"/>
+          <w:b/>
+          <w:bCs/>
+          <w:sz w:val="28"/>
+          <w:szCs w:val="28"/>
+        </w:rPr>
+        <w:t>Характеристики героя (развиваются в ходе игры):</w:t>
+      </w:r>
+    </w:p>
+    <w:p>
+      <w:pPr>
+        <w:pStyle w:val="ListParagraph"/>
         <w:numPr>
           <w:ilvl w:val="0"/>
-          <w:numId w:val="12"/>
+          <w:numId w:val="2"/>
         </w:numPr>
-        <w:rPr>
-          <w:rFonts w:ascii="Bahnschrift SemiLight SemiConde" w:hAnsi="Bahnschrift SemiLight SemiConde"/>
-          <w:sz w:val="28"/>
-          <w:szCs w:val="28"/>
-        </w:rPr>
-      </w:pPr>
-      <w:r>
-        <w:rPr>
-          <w:rFonts w:ascii="Bahnschrift SemiLight SemiConde" w:hAnsi="Bahnschrift SemiLight SemiConde"/>
-          <w:sz w:val="28"/>
-          <w:szCs w:val="28"/>
-        </w:rPr>
-        <w:t>Ловкость</w:t>
-      </w:r>
-    </w:p>
-    <w:p>
-      <w:pPr>
-        <w:pStyle w:val="af0"/>
+        <w:spacing w:line="259" w:lineRule="auto"/>
+        <w:ind w:left="0"/>
+        <w:contextualSpacing w:val="0"/>
+        <w:rPr>
+          <w:rFonts w:ascii="Bahnschrift SemiLight SemiConde" w:eastAsia="Bahnschrift SemiLight SemiConde" w:hAnsi="Bahnschrift SemiLight SemiConde" w:cs="Bahnschrift SemiLight SemiConde"/>
+          <w:sz w:val="28"/>
+          <w:szCs w:val="28"/>
+        </w:rPr>
+      </w:pPr>
+      <w:r>
+        <w:rPr>
+          <w:rFonts w:ascii="Bahnschrift SemiLight SemiConde" w:eastAsia="Bahnschrift SemiLight SemiConde" w:hAnsi="Bahnschrift SemiLight SemiConde" w:cs="Bahnschrift SemiLight SemiConde"/>
+          <w:sz w:val="28"/>
+          <w:szCs w:val="28"/>
+        </w:rPr>
+        <w:t>Сила</w:t>
+      </w:r>
+    </w:p>
+    <w:p>
+      <w:pPr>
+        <w:pStyle w:val="ListParagraph"/>
         <w:numPr>
           <w:ilvl w:val="0"/>
-          <w:numId w:val="12"/>
+          <w:numId w:val="2"/>
         </w:numPr>
-        <w:rPr>
-          <w:rFonts w:ascii="Bahnschrift SemiLight SemiConde" w:hAnsi="Bahnschrift SemiLight SemiConde"/>
-          <w:sz w:val="28"/>
-          <w:szCs w:val="28"/>
-        </w:rPr>
-      </w:pPr>
-      <w:r>
-        <w:rPr>
-          <w:rFonts w:ascii="Bahnschrift SemiLight SemiConde" w:hAnsi="Bahnschrift SemiLight SemiConde"/>
-          <w:sz w:val="28"/>
-          <w:szCs w:val="28"/>
-        </w:rPr>
-        <w:t>Интеллект</w:t>
-      </w:r>
-    </w:p>
-    <w:p>
-      <w:pPr>
-        <w:pStyle w:val="af0"/>
+        <w:spacing w:line="259" w:lineRule="auto"/>
+        <w:ind w:left="0"/>
+        <w:contextualSpacing w:val="0"/>
+        <w:rPr>
+          <w:rFonts w:ascii="Bahnschrift SemiLight SemiConde" w:eastAsia="Bahnschrift SemiLight SemiConde" w:hAnsi="Bahnschrift SemiLight SemiConde" w:cs="Bahnschrift SemiLight SemiConde"/>
+          <w:sz w:val="28"/>
+          <w:szCs w:val="28"/>
+        </w:rPr>
+      </w:pPr>
+      <w:r>
+        <w:rPr>
+          <w:rFonts w:ascii="Bahnschrift SemiLight SemiConde" w:eastAsia="Bahnschrift SemiLight SemiConde" w:hAnsi="Bahnschrift SemiLight SemiConde" w:cs="Bahnschrift SemiLight SemiConde"/>
+          <w:sz w:val="28"/>
+          <w:szCs w:val="28"/>
+        </w:rPr>
+        <w:t>Выносливость</w:t>
+      </w:r>
+    </w:p>
+    <w:p>
+      <w:pPr>
+        <w:pStyle w:val="ListParagraph"/>
         <w:numPr>
           <w:ilvl w:val="0"/>
-          <w:numId w:val="12"/>
+          <w:numId w:val="2"/>
         </w:numPr>
-        <w:rPr>
-          <w:rFonts w:ascii="Bahnschrift SemiLight SemiConde" w:hAnsi="Bahnschrift SemiLight SemiConde"/>
-          <w:sz w:val="28"/>
-          <w:szCs w:val="28"/>
-        </w:rPr>
-      </w:pPr>
-      <w:r>
-        <w:rPr>
-          <w:rFonts w:ascii="Bahnschrift SemiLight SemiConde" w:hAnsi="Bahnschrift SemiLight SemiConde"/>
-          <w:sz w:val="28"/>
-          <w:szCs w:val="28"/>
-        </w:rPr>
-        <w:t>Способности (</w:t>
-      </w:r>
-      <w:r>
-        <w:rPr>
-          <w:rFonts w:ascii="Bahnschrift SemiLight SemiConde" w:hAnsi="Bahnschrift SemiLight SemiConde"/>
-          <w:sz w:val="28"/>
-          <w:szCs w:val="28"/>
-        </w:rPr>
-        <w:t xml:space="preserve">единорог может </w:t>
-      </w:r>
-      <w:r>
-        <w:rPr>
-          <w:rFonts w:ascii="Bahnschrift SemiLight SemiConde" w:hAnsi="Bahnschrift SemiLight SemiConde"/>
-          <w:sz w:val="28"/>
-          <w:szCs w:val="28"/>
-        </w:rPr>
-        <w:t>колдовать, а</w:t>
-      </w:r>
-      <w:r>
-        <w:rPr>
-          <w:rFonts w:ascii="Bahnschrift SemiLight SemiConde" w:hAnsi="Bahnschrift SemiLight SemiConde"/>
-          <w:sz w:val="28"/>
-          <w:szCs w:val="28"/>
-        </w:rPr>
-        <w:t xml:space="preserve"> пегас летать)</w:t>
-      </w:r>
-    </w:p>
-    <w:p>
-      <w:pPr>
-        <w:pStyle w:val="af0"/>
+        <w:spacing w:line="259" w:lineRule="auto"/>
+        <w:ind w:left="0"/>
+        <w:contextualSpacing w:val="0"/>
+        <w:rPr>
+          <w:rFonts w:ascii="Bahnschrift SemiLight SemiConde" w:eastAsia="Bahnschrift SemiLight SemiConde" w:hAnsi="Bahnschrift SemiLight SemiConde" w:cs="Bahnschrift SemiLight SemiConde"/>
+          <w:sz w:val="28"/>
+          <w:szCs w:val="28"/>
+        </w:rPr>
+      </w:pPr>
+      <w:r>
+        <w:rPr>
+          <w:rFonts w:ascii="Bahnschrift SemiLight SemiConde" w:eastAsia="Bahnschrift SemiLight SemiConde" w:hAnsi="Bahnschrift SemiLight SemiConde" w:cs="Bahnschrift SemiLight SemiConde"/>
+          <w:sz w:val="28"/>
+          <w:szCs w:val="28"/>
+        </w:rPr>
+        <w:t>Ловкость</w:t>
+      </w:r>
+    </w:p>
+    <w:p>
+      <w:pPr>
+        <w:pStyle w:val="ListParagraph"/>
         <w:numPr>
           <w:ilvl w:val="0"/>
-          <w:numId w:val="12"/>
+          <w:numId w:val="2"/>
         </w:numPr>
-        <w:rPr>
-          <w:rFonts w:ascii="Bahnschrift SemiLight SemiConde" w:hAnsi="Bahnschrift SemiLight SemiConde"/>
-          <w:sz w:val="28"/>
-          <w:szCs w:val="28"/>
-        </w:rPr>
-      </w:pPr>
-      <w:r>
-        <w:rPr>
-          <w:rFonts w:ascii="Bahnschrift SemiLight SemiConde" w:hAnsi="Bahnschrift SemiLight SemiConde"/>
+        <w:spacing w:line="259" w:lineRule="auto"/>
+        <w:ind w:left="0"/>
+        <w:contextualSpacing w:val="0"/>
+        <w:rPr>
+          <w:rFonts w:ascii="Bahnschrift SemiLight SemiConde" w:eastAsia="Bahnschrift SemiLight SemiConde" w:hAnsi="Bahnschrift SemiLight SemiConde" w:cs="Bahnschrift SemiLight SemiConde"/>
+          <w:sz w:val="28"/>
+          <w:szCs w:val="28"/>
+        </w:rPr>
+      </w:pPr>
+      <w:r>
+        <w:rPr>
+          <w:rFonts w:ascii="Bahnschrift SemiLight SemiConde" w:eastAsia="Bahnschrift SemiLight SemiConde" w:hAnsi="Bahnschrift SemiLight SemiConde" w:cs="Bahnschrift SemiLight SemiConde"/>
+          <w:sz w:val="28"/>
+          <w:szCs w:val="28"/>
+        </w:rPr>
+        <w:t>Интеллект</w:t>
+      </w:r>
+    </w:p>
+    <w:p>
+      <w:pPr>
+        <w:pStyle w:val="ListParagraph"/>
+        <w:numPr>
+          <w:ilvl w:val="0"/>
+          <w:numId w:val="2"/>
+        </w:numPr>
+        <w:spacing w:line="259" w:lineRule="auto"/>
+        <w:ind w:left="0"/>
+        <w:contextualSpacing w:val="0"/>
+        <w:rPr>
+          <w:rFonts w:ascii="Bahnschrift SemiLight SemiConde" w:eastAsia="Bahnschrift SemiLight SemiConde" w:hAnsi="Bahnschrift SemiLight SemiConde" w:cs="Bahnschrift SemiLight SemiConde"/>
+          <w:sz w:val="28"/>
+          <w:szCs w:val="28"/>
+        </w:rPr>
+      </w:pPr>
+      <w:r>
+        <w:rPr>
+          <w:rFonts w:ascii="Bahnschrift SemiLight SemiConde" w:eastAsia="Bahnschrift SemiLight SemiConde" w:hAnsi="Bahnschrift SemiLight SemiConde" w:cs="Bahnschrift SemiLight SemiConde"/>
           <w:sz w:val="28"/>
           <w:szCs w:val="28"/>
         </w:rPr>
         <w:t>Удача</w:t>
       </w:r>
-      <w:bookmarkEnd w:id="19"/>
-      <w:bookmarkEnd w:id="20"/>
-      <w:bookmarkEnd w:id="21"/>
-      <w:bookmarkEnd w:id="22"/>
-    </w:p>
-    <w:p>
-      <w:pPr>
-        <w:pStyle w:val="2"/>
+    </w:p>
+    <w:p>
+      <w:pPr>
+        <w:pStyle w:val="ListParagraph"/>
+        <w:spacing w:line="259" w:lineRule="auto"/>
+        <w:ind w:left="0"/>
+        <w:contextualSpacing w:val="0"/>
+        <w:rPr>
+          <w:rFonts w:ascii="Bahnschrift SemiLight SemiConde" w:eastAsia="Bahnschrift SemiLight SemiConde" w:hAnsi="Bahnschrift SemiLight SemiConde" w:cs="Bahnschrift SemiLight SemiConde"/>
+          <w:b/>
+          <w:bCs/>
+          <w:sz w:val="28"/>
+          <w:szCs w:val="28"/>
+        </w:rPr>
+      </w:pPr>
+      <w:r>
+        <w:rPr>
+          <w:rFonts w:ascii="Bahnschrift SemiLight SemiConde" w:eastAsia="Bahnschrift SemiLight SemiConde" w:hAnsi="Bahnschrift SemiLight SemiConde" w:cs="Bahnschrift SemiLight SemiConde"/>
+          <w:b/>
+          <w:bCs/>
+          <w:sz w:val="28"/>
+          <w:szCs w:val="28"/>
+        </w:rPr>
+        <w:t>Антагонист</w:t>
+      </w:r>
+    </w:p>
+    <w:p>
+      <w:pPr>
+        <w:pStyle w:val="ListParagraph"/>
+        <w:spacing w:line="259" w:lineRule="auto"/>
+        <w:ind w:left="0"/>
+        <w:contextualSpacing w:val="0"/>
+        <w:rPr>
+          <w:rFonts w:ascii="Bahnschrift SemiLight SemiConde" w:eastAsia="Bahnschrift SemiLight SemiConde" w:hAnsi="Bahnschrift SemiLight SemiConde" w:cs="Bahnschrift SemiLight SemiConde"/>
+          <w:sz w:val="28"/>
+          <w:szCs w:val="28"/>
+        </w:rPr>
+      </w:pPr>
+      <w:r>
+        <w:rPr>
+          <w:rFonts w:ascii="Bahnschrift SemiLight SemiConde" w:eastAsia="Bahnschrift SemiLight SemiConde" w:hAnsi="Bahnschrift SemiLight SemiConde" w:cs="Bahnschrift SemiLight SemiConde"/>
+          <w:sz w:val="28"/>
+          <w:szCs w:val="28"/>
+        </w:rPr>
+        <w:t xml:space="preserve">Король </w:t>
+      </w:r>
+      <w:proofErr w:type="spellStart"/>
+      <w:r>
+        <w:rPr>
+          <w:rFonts w:ascii="Bahnschrift SemiLight SemiConde" w:eastAsia="Bahnschrift SemiLight SemiConde" w:hAnsi="Bahnschrift SemiLight SemiConde" w:cs="Bahnschrift SemiLight SemiConde"/>
+          <w:sz w:val="28"/>
+          <w:szCs w:val="28"/>
+        </w:rPr>
+        <w:t>Сомбра</w:t>
+      </w:r>
+      <w:proofErr w:type="spellEnd"/>
+      <w:r>
+        <w:rPr>
+          <w:rFonts w:ascii="Bahnschrift SemiLight SemiConde" w:eastAsia="Bahnschrift SemiLight SemiConde" w:hAnsi="Bahnschrift SemiLight SemiConde" w:cs="Bahnschrift SemiLight SemiConde"/>
+          <w:sz w:val="28"/>
+          <w:szCs w:val="28"/>
+        </w:rPr>
+        <w:t xml:space="preserve"> — это теневое существо (умбра). По своей природе он не является пони в полном смысле слова, а скорее антропоморфной сущностью тьмы, которая может принимать облик пони. </w:t>
+      </w:r>
+    </w:p>
+    <w:p>
+      <w:pPr>
+        <w:pStyle w:val="ListParagraph"/>
+        <w:spacing w:line="259" w:lineRule="auto"/>
+        <w:ind w:left="0"/>
+        <w:contextualSpacing w:val="0"/>
+        <w:rPr>
+          <w:rFonts w:ascii="Bahnschrift SemiLight SemiConde" w:eastAsia="Bahnschrift SemiLight SemiConde" w:hAnsi="Bahnschrift SemiLight SemiConde" w:cs="Bahnschrift SemiLight SemiConde"/>
+          <w:sz w:val="28"/>
+          <w:szCs w:val="28"/>
+        </w:rPr>
+      </w:pPr>
+      <w:proofErr w:type="spellStart"/>
+      <w:r>
+        <w:rPr>
+          <w:rFonts w:ascii="Bahnschrift SemiLight SemiConde" w:eastAsia="Bahnschrift SemiLight SemiConde" w:hAnsi="Bahnschrift SemiLight SemiConde" w:cs="Bahnschrift SemiLight SemiConde"/>
+          <w:sz w:val="28"/>
+          <w:szCs w:val="28"/>
+        </w:rPr>
+        <w:t>Сомбра</w:t>
+      </w:r>
+      <w:proofErr w:type="spellEnd"/>
+      <w:r>
+        <w:rPr>
+          <w:rFonts w:ascii="Bahnschrift SemiLight SemiConde" w:eastAsia="Bahnschrift SemiLight SemiConde" w:hAnsi="Bahnschrift SemiLight SemiConde" w:cs="Bahnschrift SemiLight SemiConde"/>
+          <w:sz w:val="28"/>
+          <w:szCs w:val="28"/>
+        </w:rPr>
+        <w:t xml:space="preserve"> больше не тиран, жаждущий трона, и не призрак, ищущий мести. После тысячелетнего изучения Кристального Сердца он постиг его истинную природу — Сердце является не просто источником энергии, а Матрицей Мироздания.</w:t>
+      </w:r>
+    </w:p>
+    <w:p>
+      <w:pPr>
+        <w:pStyle w:val="ListParagraph"/>
+        <w:spacing w:line="259" w:lineRule="auto"/>
+        <w:ind w:left="0"/>
+        <w:contextualSpacing w:val="0"/>
+        <w:rPr>
+          <w:rFonts w:ascii="Bahnschrift SemiLight SemiConde" w:eastAsia="Bahnschrift SemiLight SemiConde" w:hAnsi="Bahnschrift SemiLight SemiConde" w:cs="Bahnschrift SemiLight SemiConde"/>
+          <w:sz w:val="28"/>
+          <w:szCs w:val="28"/>
+        </w:rPr>
+      </w:pPr>
+      <w:r>
+        <w:rPr>
+          <w:rFonts w:ascii="Bahnschrift SemiLight SemiConde" w:eastAsia="Bahnschrift SemiLight SemiConde" w:hAnsi="Bahnschrift SemiLight SemiConde" w:cs="Bahnschrift SemiLight SemiConde"/>
+          <w:sz w:val="28"/>
+          <w:szCs w:val="28"/>
+        </w:rPr>
+        <w:t xml:space="preserve">Его мотивация </w:t>
+      </w:r>
+      <w:r>
+        <w:rPr>
+          <w:rFonts w:ascii="Bahnschrift SemiLight SemiConde" w:eastAsia="Bahnschrift SemiLight SemiConde" w:hAnsi="Bahnschrift SemiLight SemiConde" w:cs="Bahnschrift SemiLight SemiConde"/>
+          <w:sz w:val="28"/>
+          <w:szCs w:val="28"/>
+        </w:rPr>
+        <w:t xml:space="preserve">- </w:t>
+      </w:r>
+      <w:r>
+        <w:rPr>
+          <w:rFonts w:ascii="Bahnschrift SemiLight SemiConde" w:eastAsia="Bahnschrift SemiLight SemiConde" w:hAnsi="Bahnschrift SemiLight SemiConde" w:cs="Bahnschrift SemiLight SemiConde"/>
+          <w:sz w:val="28"/>
+          <w:szCs w:val="28"/>
+        </w:rPr>
+        <w:t xml:space="preserve">Запустить «хард </w:t>
+      </w:r>
+      <w:proofErr w:type="spellStart"/>
+      <w:r>
+        <w:rPr>
+          <w:rFonts w:ascii="Bahnschrift SemiLight SemiConde" w:eastAsia="Bahnschrift SemiLight SemiConde" w:hAnsi="Bahnschrift SemiLight SemiConde" w:cs="Bahnschrift SemiLight SemiConde"/>
+          <w:sz w:val="28"/>
+          <w:szCs w:val="28"/>
+        </w:rPr>
+        <w:t>ресет</w:t>
+      </w:r>
+      <w:proofErr w:type="spellEnd"/>
+      <w:r>
+        <w:rPr>
+          <w:rFonts w:ascii="Bahnschrift SemiLight SemiConde" w:eastAsia="Bahnschrift SemiLight SemiConde" w:hAnsi="Bahnschrift SemiLight SemiConde" w:cs="Bahnschrift SemiLight SemiConde"/>
+          <w:sz w:val="28"/>
+          <w:szCs w:val="28"/>
+        </w:rPr>
+        <w:t>» реальности, используя Кристальное Сердце как процессор, а Блеска — как </w:t>
+      </w:r>
+      <w:r>
+        <w:rPr>
+          <w:rFonts w:ascii="Bahnschrift SemiLight SemiConde" w:eastAsia="Bahnschrift SemiLight SemiConde" w:hAnsi="Bahnschrift SemiLight SemiConde" w:cs="Bahnschrift SemiLight SemiConde"/>
+          <w:b/>
+          <w:bCs/>
+          <w:sz w:val="28"/>
+          <w:szCs w:val="28"/>
+        </w:rPr>
+        <w:t>биологический ключ активации</w:t>
+      </w:r>
+      <w:r>
+        <w:rPr>
+          <w:rFonts w:ascii="Bahnschrift SemiLight SemiConde" w:eastAsia="Bahnschrift SemiLight SemiConde" w:hAnsi="Bahnschrift SemiLight SemiConde" w:cs="Bahnschrift SemiLight SemiConde"/>
+          <w:sz w:val="28"/>
+          <w:szCs w:val="28"/>
+        </w:rPr>
+        <w:t> (чистый код).</w:t>
+      </w:r>
+    </w:p>
+    <w:p>
+      <w:pPr>
+        <w:pStyle w:val="Heading2"/>
         <w:rPr>
           <w:rFonts w:ascii="Bahnschrift SemiLight SemiConde" w:hAnsi="Bahnschrift SemiLight SemiConde"/>
           <w:sz w:val="32"/>
           <w:szCs w:val="32"/>
         </w:rPr>
       </w:pPr>
+      <w:bookmarkStart w:id="21" w:name="_Toc762425175"/>
       <w:r>
         <w:rPr>
           <w:rFonts w:ascii="Bahnschrift SemiLight SemiConde" w:hAnsi="Bahnschrift SemiLight SemiConde"/>
@@ -5038,6 +5628,7 @@
         </w:rPr>
         <w:t>ры</w:t>
       </w:r>
+      <w:bookmarkEnd w:id="21"/>
     </w:p>
     <w:p>
       <w:pPr>
@@ -5055,7 +5646,7 @@
           <w:szCs w:val="28"/>
         </w:rPr>
         <w:drawing>
-          <wp:anchor distT="0" distB="0" distL="114300" distR="114300" simplePos="0" relativeHeight="251659264" behindDoc="0" locked="0" layoutInCell="1" allowOverlap="1" wp14:anchorId="2E8D498C" wp14:editId="7D4B3AF9">
+          <wp:anchor distT="0" distB="0" distL="114300" distR="114300" simplePos="0" relativeHeight="251658240" behindDoc="0" locked="0" layoutInCell="1" allowOverlap="1" wp14:anchorId="2E8D498C" wp14:editId="7D4B3AF9">
             <wp:simplePos x="0" y="0"/>
             <wp:positionH relativeFrom="column">
               <wp:posOffset>0</wp:posOffset>
@@ -5101,13 +5692,14 @@
     </w:p>
     <w:p>
       <w:pPr>
-        <w:pStyle w:val="2"/>
+        <w:pStyle w:val="Heading2"/>
         <w:rPr>
           <w:rFonts w:ascii="Bahnschrift SemiLight SemiConde" w:hAnsi="Bahnschrift SemiLight SemiConde"/>
           <w:sz w:val="32"/>
           <w:szCs w:val="32"/>
         </w:rPr>
       </w:pPr>
+      <w:bookmarkStart w:id="22" w:name="_Toc1308924802"/>
       <w:r>
         <w:rPr>
           <w:rFonts w:ascii="Bahnschrift SemiLight SemiConde" w:hAnsi="Bahnschrift SemiLight SemiConde"/>
@@ -5116,17 +5708,18 @@
         </w:rPr>
         <w:t>Визуальный стиль</w:t>
       </w:r>
-    </w:p>
-    <w:p>
-      <w:pPr>
-        <w:pStyle w:val="3"/>
+      <w:bookmarkEnd w:id="22"/>
+    </w:p>
+    <w:p>
+      <w:pPr>
+        <w:pStyle w:val="Heading3"/>
         <w:rPr>
           <w:rFonts w:ascii="Bahnschrift SemiLight SemiConde" w:hAnsi="Bahnschrift SemiLight SemiConde"/>
           <w:sz w:val="32"/>
           <w:szCs w:val="32"/>
         </w:rPr>
       </w:pPr>
-      <w:bookmarkStart w:id="24" w:name="_Toc75236691"/>
+      <w:bookmarkStart w:id="23" w:name="_Toc154057902"/>
       <w:r>
         <w:rPr>
           <w:rFonts w:ascii="Bahnschrift SemiLight SemiConde" w:hAnsi="Bahnschrift SemiLight SemiConde"/>
@@ -5135,39 +5728,41 @@
         </w:rPr>
         <w:t>Общее описание</w:t>
       </w:r>
-      <w:bookmarkEnd w:id="24"/>
-    </w:p>
-    <w:p>
-      <w:pPr>
-        <w:rPr>
-          <w:rFonts w:ascii="Bahnschrift SemiLight SemiConde" w:hAnsi="Bahnschrift SemiLight SemiConde"/>
-          <w:sz w:val="28"/>
-          <w:szCs w:val="28"/>
-        </w:rPr>
-      </w:pPr>
-      <w:r>
-        <w:rPr>
-          <w:rFonts w:ascii="Bahnschrift SemiLight SemiConde" w:hAnsi="Bahnschrift SemiLight SemiConde"/>
-          <w:sz w:val="28"/>
-          <w:szCs w:val="28"/>
-        </w:rPr>
-        <w:t>Визуальный стиль строится на постапокалипсис</w:t>
-      </w:r>
-      <w:r>
-        <w:rPr>
-          <w:rFonts w:ascii="Bahnschrift SemiLight SemiConde" w:hAnsi="Bahnschrift SemiLight SemiConde"/>
-          <w:sz w:val="28"/>
-          <w:szCs w:val="28"/>
-        </w:rPr>
-        <w:t>е</w:t>
-      </w:r>
-      <w:r>
-        <w:rPr>
-          <w:rFonts w:ascii="Bahnschrift SemiLight SemiConde" w:hAnsi="Bahnschrift SemiLight SemiConde"/>
-          <w:sz w:val="28"/>
-          <w:szCs w:val="28"/>
-        </w:rPr>
-        <w:t xml:space="preserve"> и искаженной эстетики My Little Pony. Мир показан через призму упадка: знакомые пейзажи искажены до неузнаваемости. Описания локаций и NPC играют центральную роль. Вмест</w:t>
+      <w:bookmarkEnd w:id="23"/>
+    </w:p>
+    <w:p>
+      <w:pPr>
+        <w:rPr>
+          <w:rFonts w:ascii="Bahnschrift SemiLight SemiConde" w:eastAsia="Bahnschrift SemiLight SemiConde" w:hAnsi="Bahnschrift SemiLight SemiConde" w:cs="Bahnschrift SemiLight SemiConde"/>
+          <w:sz w:val="28"/>
+          <w:szCs w:val="28"/>
+        </w:rPr>
+      </w:pPr>
+      <w:r>
+        <w:rPr>
+          <w:rFonts w:ascii="Bahnschrift SemiLight SemiConde" w:hAnsi="Bahnschrift SemiLight SemiConde"/>
+          <w:sz w:val="28"/>
+          <w:szCs w:val="28"/>
+        </w:rPr>
+        <w:t xml:space="preserve">Визуальный стиль строится на постапокалипсисе и искаженной эстетики My Little </w:t>
+      </w:r>
+      <w:proofErr w:type="spellStart"/>
+      <w:r>
+        <w:rPr>
+          <w:rFonts w:ascii="Bahnschrift SemiLight SemiConde" w:hAnsi="Bahnschrift SemiLight SemiConde"/>
+          <w:sz w:val="28"/>
+          <w:szCs w:val="28"/>
+        </w:rPr>
+        <w:t>Pony</w:t>
+      </w:r>
+      <w:proofErr w:type="spellEnd"/>
+      <w:r>
+        <w:rPr>
+          <w:rFonts w:ascii="Bahnschrift SemiLight SemiConde" w:hAnsi="Bahnschrift SemiLight SemiConde"/>
+          <w:sz w:val="28"/>
+          <w:szCs w:val="28"/>
+        </w:rPr>
+        <w:t>. Мир показан через призму упадка: знакомые пейзажи искажены до неузнаваемости. Описания локаций и NPC играют центральную роль. Вмест</w:t>
       </w:r>
       <w:r>
         <w:rPr>
@@ -5212,24 +5807,242 @@
     </w:p>
     <w:p>
       <w:pPr>
-        <w:pStyle w:val="2"/>
+        <w:rPr>
+          <w:rFonts w:ascii="Bahnschrift SemiLight SemiConde" w:eastAsia="Bahnschrift SemiLight SemiConde" w:hAnsi="Bahnschrift SemiLight SemiConde" w:cs="Bahnschrift SemiLight SemiConde"/>
+          <w:sz w:val="28"/>
+          <w:szCs w:val="28"/>
+        </w:rPr>
+      </w:pPr>
+      <w:r>
+        <w:rPr>
+          <w:rFonts w:ascii="Bahnschrift SemiLight SemiConde" w:eastAsia="Bahnschrift SemiLight SemiConde" w:hAnsi="Bahnschrift SemiLight SemiConde" w:cs="Bahnschrift SemiLight SemiConde"/>
+          <w:sz w:val="28"/>
+          <w:szCs w:val="28"/>
+        </w:rPr>
+        <w:t xml:space="preserve">Примеры: </w:t>
+      </w:r>
+    </w:p>
+    <w:p>
+      <w:pPr>
+        <w:pStyle w:val="ListParagraph"/>
+        <w:numPr>
+          <w:ilvl w:val="0"/>
+          <w:numId w:val="1"/>
+        </w:numPr>
+        <w:rPr>
+          <w:rFonts w:ascii="Bahnschrift SemiLight SemiConde" w:eastAsia="Bahnschrift SemiLight SemiConde" w:hAnsi="Bahnschrift SemiLight SemiConde" w:cs="Bahnschrift SemiLight SemiConde"/>
+          <w:i/>
+          <w:iCs/>
+          <w:sz w:val="28"/>
+          <w:szCs w:val="28"/>
+        </w:rPr>
+      </w:pPr>
+      <w:r>
+        <w:rPr>
+          <w:rFonts w:ascii="Bahnschrift SemiLight SemiConde" w:eastAsia="Bahnschrift SemiLight SemiConde" w:hAnsi="Bahnschrift SemiLight SemiConde" w:cs="Bahnschrift SemiLight SemiConde"/>
+          <w:i/>
+          <w:iCs/>
+          <w:sz w:val="28"/>
+          <w:szCs w:val="28"/>
+        </w:rPr>
+        <w:t>“</w:t>
+      </w:r>
+      <w:r>
+        <w:rPr>
+          <w:rFonts w:ascii="Bahnschrift SemiLight SemiConde" w:eastAsia="Bahnschrift SemiLight SemiConde" w:hAnsi="Bahnschrift SemiLight SemiConde" w:cs="Bahnschrift SemiLight SemiConde"/>
+          <w:i/>
+          <w:iCs/>
+          <w:sz w:val="28"/>
+          <w:szCs w:val="28"/>
+        </w:rPr>
+        <w:t>Война. Война никогда не меняется</w:t>
+      </w:r>
+      <w:r>
+        <w:rPr>
+          <w:rFonts w:ascii="Bahnschrift SemiLight SemiConde" w:eastAsia="Bahnschrift SemiLight SemiConde" w:hAnsi="Bahnschrift SemiLight SemiConde" w:cs="Bahnschrift SemiLight SemiConde"/>
+          <w:i/>
+          <w:iCs/>
+          <w:sz w:val="28"/>
+          <w:szCs w:val="28"/>
+        </w:rPr>
+        <w:t>”</w:t>
+      </w:r>
+      <w:r>
+        <w:rPr>
+          <w:rFonts w:ascii="Bahnschrift SemiLight SemiConde" w:eastAsia="Bahnschrift SemiLight SemiConde" w:hAnsi="Bahnschrift SemiLight SemiConde" w:cs="Bahnschrift SemiLight SemiConde"/>
+          <w:i/>
+          <w:iCs/>
+          <w:sz w:val="28"/>
+          <w:szCs w:val="28"/>
+        </w:rPr>
+        <w:t xml:space="preserve"> — вступление игры </w:t>
+      </w:r>
+      <w:proofErr w:type="spellStart"/>
+      <w:r>
+        <w:rPr>
+          <w:rFonts w:ascii="Bahnschrift SemiLight SemiConde" w:eastAsia="Bahnschrift SemiLight SemiConde" w:hAnsi="Bahnschrift SemiLight SemiConde" w:cs="Bahnschrift SemiLight SemiConde"/>
+          <w:i/>
+          <w:iCs/>
+          <w:sz w:val="28"/>
+          <w:szCs w:val="28"/>
+        </w:rPr>
+        <w:t>Fallout</w:t>
+      </w:r>
+      <w:proofErr w:type="spellEnd"/>
+      <w:r>
+        <w:rPr>
+          <w:rFonts w:ascii="Bahnschrift SemiLight SemiConde" w:eastAsia="Bahnschrift SemiLight SemiConde" w:hAnsi="Bahnschrift SemiLight SemiConde" w:cs="Bahnschrift SemiLight SemiConde"/>
+          <w:i/>
+          <w:iCs/>
+          <w:sz w:val="28"/>
+          <w:szCs w:val="28"/>
+        </w:rPr>
+        <w:t xml:space="preserve"> 1</w:t>
+      </w:r>
+    </w:p>
+    <w:p>
+      <w:pPr>
+        <w:pStyle w:val="ListParagraph"/>
+        <w:numPr>
+          <w:ilvl w:val="0"/>
+          <w:numId w:val="1"/>
+        </w:numPr>
+        <w:rPr>
+          <w:rFonts w:ascii="Bahnschrift SemiLight SemiConde" w:eastAsia="Bahnschrift SemiLight SemiConde" w:hAnsi="Bahnschrift SemiLight SemiConde" w:cs="Bahnschrift SemiLight SemiConde"/>
+          <w:i/>
+          <w:iCs/>
+          <w:sz w:val="28"/>
+          <w:szCs w:val="28"/>
+        </w:rPr>
+      </w:pPr>
+      <w:r>
+        <w:rPr>
+          <w:rFonts w:ascii="Bahnschrift SemiLight SemiConde" w:eastAsia="Bahnschrift SemiLight SemiConde" w:hAnsi="Bahnschrift SemiLight SemiConde" w:cs="Bahnschrift SemiLight SemiConde"/>
+          <w:i/>
+          <w:iCs/>
+          <w:sz w:val="28"/>
+          <w:szCs w:val="28"/>
+        </w:rPr>
+        <w:t>“</w:t>
+      </w:r>
+      <w:r>
+        <w:rPr>
+          <w:rFonts w:ascii="Bahnschrift SemiLight SemiConde" w:eastAsia="Bahnschrift SemiLight SemiConde" w:hAnsi="Bahnschrift SemiLight SemiConde" w:cs="Bahnschrift SemiLight SemiConde"/>
+          <w:i/>
+          <w:iCs/>
+          <w:sz w:val="28"/>
+          <w:szCs w:val="28"/>
+        </w:rPr>
+        <w:t>До тех пор, пока между нами будут различия, мы будем рвать друг друга на куски, сражаясь друг с другом. Нам нужна единая раса. Раса! Раса! Единая цель. Цель! Цель! Единый народ… чтобы идти к нашей судьбе. Судьбе</w:t>
+      </w:r>
+      <w:r>
+        <w:rPr>
+          <w:rFonts w:ascii="Bahnschrift SemiLight SemiConde" w:eastAsia="Bahnschrift SemiLight SemiConde" w:hAnsi="Bahnschrift SemiLight SemiConde" w:cs="Bahnschrift SemiLight SemiConde"/>
+          <w:i/>
+          <w:iCs/>
+          <w:sz w:val="28"/>
+          <w:szCs w:val="28"/>
+        </w:rPr>
+        <w:t>”</w:t>
+      </w:r>
+    </w:p>
+    <w:p>
+      <w:pPr>
+        <w:pStyle w:val="ListParagraph"/>
+        <w:numPr>
+          <w:ilvl w:val="0"/>
+          <w:numId w:val="1"/>
+        </w:numPr>
+        <w:rPr>
+          <w:rFonts w:ascii="Bahnschrift SemiLight SemiConde" w:eastAsia="Bahnschrift SemiLight SemiConde" w:hAnsi="Bahnschrift SemiLight SemiConde" w:cs="Bahnschrift SemiLight SemiConde"/>
+          <w:i/>
+          <w:iCs/>
+          <w:sz w:val="28"/>
+          <w:szCs w:val="28"/>
+        </w:rPr>
+      </w:pPr>
+      <w:r>
+        <w:rPr>
+          <w:rFonts w:ascii="Bahnschrift SemiLight SemiConde" w:eastAsia="Bahnschrift SemiLight SemiConde" w:hAnsi="Bahnschrift SemiLight SemiConde" w:cs="Bahnschrift SemiLight SemiConde"/>
+          <w:i/>
+          <w:iCs/>
+          <w:sz w:val="28"/>
+          <w:szCs w:val="28"/>
+        </w:rPr>
+        <w:t>“Ты думаешь, что это всё вечно. Люди, машины, асфальт. Но это не так. Однажды это всё исчезнет. Даже небо.“</w:t>
+      </w:r>
+    </w:p>
+    <w:p>
+      <w:pPr>
+        <w:pStyle w:val="ListParagraph"/>
+        <w:numPr>
+          <w:ilvl w:val="0"/>
+          <w:numId w:val="1"/>
+        </w:numPr>
+        <w:rPr>
+          <w:rFonts w:ascii="Bahnschrift SemiLight SemiConde" w:eastAsia="Bahnschrift SemiLight SemiConde" w:hAnsi="Bahnschrift SemiLight SemiConde" w:cs="Bahnschrift SemiLight SemiConde"/>
+          <w:i/>
+          <w:iCs/>
+          <w:sz w:val="28"/>
+          <w:szCs w:val="28"/>
+        </w:rPr>
+      </w:pPr>
+      <w:r>
+        <w:rPr>
+          <w:rFonts w:ascii="Bahnschrift SemiLight SemiConde" w:eastAsia="Bahnschrift SemiLight SemiConde" w:hAnsi="Bahnschrift SemiLight SemiConde" w:cs="Bahnschrift SemiLight SemiConde"/>
+          <w:i/>
+          <w:iCs/>
+          <w:sz w:val="28"/>
+          <w:szCs w:val="28"/>
+        </w:rPr>
+        <w:t>"Вы называете меня злом. Но скажи: кто убил больше — я за тысячу лет или ваши "добрые" принцессы за одну войну?"</w:t>
+      </w:r>
+    </w:p>
+    <w:p>
+      <w:pPr>
+        <w:pStyle w:val="ListParagraph"/>
+        <w:numPr>
+          <w:ilvl w:val="0"/>
+          <w:numId w:val="1"/>
+        </w:numPr>
+        <w:rPr>
+          <w:rFonts w:ascii="Bahnschrift SemiLight SemiConde" w:eastAsia="Bahnschrift SemiLight SemiConde" w:hAnsi="Bahnschrift SemiLight SemiConde" w:cs="Bahnschrift SemiLight SemiConde"/>
+          <w:i/>
+          <w:iCs/>
+          <w:sz w:val="28"/>
+          <w:szCs w:val="28"/>
+        </w:rPr>
+      </w:pPr>
+      <w:r>
+        <w:rPr>
+          <w:rFonts w:ascii="Bahnschrift SemiLight SemiConde" w:eastAsia="Bahnschrift SemiLight SemiConde" w:hAnsi="Bahnschrift SemiLight SemiConde" w:cs="Bahnschrift SemiLight SemiConde"/>
+          <w:i/>
+          <w:iCs/>
+          <w:sz w:val="28"/>
+          <w:szCs w:val="28"/>
+        </w:rPr>
+        <w:t>"Ты... ты действительно веришь в это? В дружбу? В доброту? В надежду? Глупый маленький пони. Но... (качает головой) ...завидно. Честно. Завидно"</w:t>
+      </w:r>
+    </w:p>
+    <w:p>
+      <w:pPr>
+        <w:pStyle w:val="Heading2"/>
         <w:rPr>
           <w:rFonts w:ascii="Bahnschrift SemiLight SemiConde" w:hAnsi="Bahnschrift SemiLight SemiConde"/>
           <w:sz w:val="32"/>
           <w:szCs w:val="32"/>
         </w:rPr>
       </w:pPr>
-      <w:bookmarkStart w:id="25" w:name="_Toc75236695"/>
+      <w:bookmarkStart w:id="24" w:name="_Toc565299550"/>
       <w:r>
         <w:rPr>
           <w:rFonts w:ascii="Bahnschrift SemiLight SemiConde" w:hAnsi="Bahnschrift SemiLight SemiConde"/>
           <w:sz w:val="32"/>
           <w:szCs w:val="32"/>
         </w:rPr>
-        <w:lastRenderedPageBreak/>
         <w:t>Звуки и музыка</w:t>
       </w:r>
-      <w:bookmarkEnd w:id="25"/>
+      <w:bookmarkEnd w:id="24"/>
       <w:r>
         <w:rPr>
           <w:rFonts w:ascii="Bahnschrift SemiLight SemiConde" w:hAnsi="Bahnschrift SemiLight SemiConde"/>
@@ -5241,14 +6054,14 @@
     </w:p>
     <w:p>
       <w:pPr>
-        <w:pStyle w:val="3"/>
+        <w:pStyle w:val="Heading3"/>
         <w:rPr>
           <w:rFonts w:ascii="Bahnschrift SemiLight SemiConde" w:hAnsi="Bahnschrift SemiLight SemiConde"/>
           <w:sz w:val="32"/>
           <w:szCs w:val="32"/>
         </w:rPr>
       </w:pPr>
-      <w:bookmarkStart w:id="26" w:name="_Toc75236696"/>
+      <w:bookmarkStart w:id="25" w:name="_Toc724824158"/>
       <w:r>
         <w:rPr>
           <w:rFonts w:ascii="Bahnschrift SemiLight SemiConde" w:hAnsi="Bahnschrift SemiLight SemiConde"/>
@@ -5257,7 +6070,7 @@
         </w:rPr>
         <w:t>Общее описание</w:t>
       </w:r>
-      <w:bookmarkEnd w:id="26"/>
+      <w:bookmarkEnd w:id="25"/>
     </w:p>
     <w:p>
       <w:pPr>
@@ -5448,7 +6261,25 @@
           <w:sz w:val="28"/>
           <w:szCs w:val="28"/>
         </w:rPr>
-        <w:t> Искаженная, «разрушенная» версия знакомой мелодии из вселенной My Little Pony.</w:t>
+        <w:t xml:space="preserve"> Искаженная, «разрушенная» версия знакомой мелодии из вселенной My Little </w:t>
+      </w:r>
+      <w:proofErr w:type="spellStart"/>
+      <w:r>
+        <w:rPr>
+          <w:rFonts w:ascii="Bahnschrift SemiLight SemiConde" w:hAnsi="Bahnschrift SemiLight SemiConde"/>
+          <w:sz w:val="28"/>
+          <w:szCs w:val="28"/>
+        </w:rPr>
+        <w:t>Pony</w:t>
+      </w:r>
+      <w:proofErr w:type="spellEnd"/>
+      <w:r>
+        <w:rPr>
+          <w:rFonts w:ascii="Bahnschrift SemiLight SemiConde" w:hAnsi="Bahnschrift SemiLight SemiConde"/>
+          <w:sz w:val="28"/>
+          <w:szCs w:val="28"/>
+        </w:rPr>
+        <w:t>.</w:t>
       </w:r>
     </w:p>
     <w:p>
@@ -5627,7 +6458,7 @@
         </w:tcPr>
         <w:p>
           <w:pPr>
-            <w:pStyle w:val="a5"/>
+            <w:pStyle w:val="a1"/>
           </w:pPr>
           <w:r>
             <w:t xml:space="preserve">Изменено: </w:t>
@@ -5645,7 +6476,7 @@
             <w:rPr>
               <w:noProof/>
             </w:rPr>
-            <w:t>10.03.2026</w:t>
+            <w:t>14.03.2026</w:t>
           </w:r>
           <w:r>
             <w:fldChar w:fldCharType="end"/>
@@ -5666,7 +6497,7 @@
             <w:rPr>
               <w:noProof/>
             </w:rPr>
-            <w:t xml:space="preserve">9:37 </w:t>
+            <w:t xml:space="preserve">8:27 </w:t>
           </w:r>
           <w:r>
             <w:fldChar w:fldCharType="end"/>
@@ -5679,7 +6510,7 @@
         </w:tcPr>
         <w:p>
           <w:pPr>
-            <w:pStyle w:val="a5"/>
+            <w:pStyle w:val="a1"/>
           </w:pPr>
         </w:p>
       </w:tc>
@@ -5689,7 +6520,7 @@
         </w:tcPr>
         <w:p>
           <w:pPr>
-            <w:pStyle w:val="a5"/>
+            <w:pStyle w:val="a1"/>
             <w:jc w:val="right"/>
             <w:rPr>
               <w:b/>
@@ -5703,28 +6534,28 @@
           </w:r>
           <w:r>
             <w:rPr>
-              <w:rStyle w:val="a7"/>
+              <w:rStyle w:val="PageNumber"/>
               <w:b/>
             </w:rPr>
             <w:fldChar w:fldCharType="begin"/>
           </w:r>
           <w:r>
             <w:rPr>
-              <w:rStyle w:val="a7"/>
+              <w:rStyle w:val="PageNumber"/>
               <w:b/>
             </w:rPr>
             <w:instrText xml:space="preserve"> PAGE </w:instrText>
           </w:r>
           <w:r>
             <w:rPr>
-              <w:rStyle w:val="a7"/>
+              <w:rStyle w:val="PageNumber"/>
               <w:b/>
             </w:rPr>
             <w:fldChar w:fldCharType="separate"/>
           </w:r>
           <w:r>
             <w:rPr>
-              <w:rStyle w:val="a7"/>
+              <w:rStyle w:val="PageNumber"/>
               <w:b/>
               <w:noProof/>
             </w:rPr>
@@ -5732,7 +6563,7 @@
           </w:r>
           <w:r>
             <w:rPr>
-              <w:rStyle w:val="a7"/>
+              <w:rStyle w:val="PageNumber"/>
               <w:b/>
             </w:rPr>
             <w:fldChar w:fldCharType="end"/>
@@ -5745,28 +6576,28 @@
           </w:r>
           <w:r>
             <w:rPr>
-              <w:rStyle w:val="a7"/>
+              <w:rStyle w:val="PageNumber"/>
               <w:b/>
             </w:rPr>
             <w:fldChar w:fldCharType="begin"/>
           </w:r>
           <w:r>
             <w:rPr>
-              <w:rStyle w:val="a7"/>
+              <w:rStyle w:val="PageNumber"/>
               <w:b/>
             </w:rPr>
             <w:instrText xml:space="preserve"> NUMPAGES </w:instrText>
           </w:r>
           <w:r>
             <w:rPr>
-              <w:rStyle w:val="a7"/>
+              <w:rStyle w:val="PageNumber"/>
               <w:b/>
             </w:rPr>
             <w:fldChar w:fldCharType="separate"/>
           </w:r>
           <w:r>
             <w:rPr>
-              <w:rStyle w:val="a7"/>
+              <w:rStyle w:val="PageNumber"/>
               <w:b/>
               <w:noProof/>
             </w:rPr>
@@ -5774,7 +6605,7 @@
           </w:r>
           <w:r>
             <w:rPr>
-              <w:rStyle w:val="a7"/>
+              <w:rStyle w:val="PageNumber"/>
               <w:b/>
             </w:rPr>
             <w:fldChar w:fldCharType="end"/>
@@ -5785,7 +6616,7 @@
   </w:tbl>
   <w:p>
     <w:pPr>
-      <w:pStyle w:val="a8"/>
+      <w:pStyle w:val="Footer"/>
     </w:pPr>
   </w:p>
 </w:ftr>
@@ -5814,13 +6645,13 @@
         </w:tcPr>
         <w:p>
           <w:pPr>
-            <w:pStyle w:val="a5"/>
+            <w:pStyle w:val="a1"/>
             <w:jc w:val="right"/>
           </w:pPr>
           <w:r>
             <w:t>Редакция 1.</w:t>
           </w:r>
-          <w:fldSimple w:instr=" REVNUM  \* Arabic  \* MERGEFORMAT ">
+          <w:fldSimple w:instr="REVNUM  \* Arabic  \* MERGEFORMAT">
             <w:r>
               <w:rPr>
                 <w:noProof/>
@@ -5844,7 +6675,7 @@
             <w:rPr>
               <w:noProof/>
             </w:rPr>
-            <w:t>10.03.2026</w:t>
+            <w:t>14.03.2026</w:t>
           </w:r>
           <w:r>
             <w:fldChar w:fldCharType="end"/>
@@ -5863,7 +6694,7 @@
         </w:tcPr>
         <w:p>
           <w:pPr>
-            <w:pStyle w:val="a5"/>
+            <w:pStyle w:val="a1"/>
             <w:jc w:val="center"/>
           </w:pPr>
           <w:r>
@@ -5875,7 +6706,7 @@
   </w:tbl>
   <w:p>
     <w:pPr>
-      <w:pStyle w:val="a8"/>
+      <w:pStyle w:val="Footer"/>
     </w:pPr>
   </w:p>
 </w:ftr>
@@ -5933,7 +6764,7 @@
         </w:tcPr>
         <w:p>
           <w:pPr>
-            <w:pStyle w:val="a5"/>
+            <w:pStyle w:val="a1"/>
             <w:rPr>
               <w:szCs w:val="20"/>
             </w:rPr>
@@ -5949,7 +6780,7 @@
         </w:tcPr>
         <w:p>
           <w:pPr>
-            <w:pStyle w:val="a5"/>
+            <w:pStyle w:val="a1"/>
             <w:jc w:val="right"/>
           </w:pPr>
           <w:r>
@@ -5967,7 +6798,7 @@
   </w:tbl>
   <w:p>
     <w:pPr>
-      <w:pStyle w:val="a6"/>
+      <w:pStyle w:val="Header"/>
     </w:pPr>
   </w:p>
 </w:hdr>
@@ -5977,7 +6808,7 @@
 <w:hdr xmlns:wpc="http://schemas.microsoft.com/office/word/2010/wordprocessingCanvas" xmlns:cx="http://schemas.microsoft.com/office/drawing/2014/chartex" xmlns:cx1="http://schemas.microsoft.com/office/drawing/2015/9/8/chartex" xmlns:cx2="http://schemas.microsoft.com/office/drawing/2015/10/21/chartex" xmlns:cx3="http://schemas.microsoft.com/office/drawing/2016/5/9/chartex" xmlns:cx4="http://schemas.microsoft.com/office/drawing/2016/5/10/chartex" xmlns:cx5="http://schemas.microsoft.com/office/drawing/2016/5/11/chartex" xmlns:cx6="http://schemas.microsoft.com/office/drawing/2016/5/12/chartex" xmlns:cx7="http://schemas.microsoft.com/office/drawing/2016/5/13/chartex" xmlns:cx8="http://schemas.microsoft.com/office/drawing/2016/5/14/chartex" xmlns:mc="http://schemas.openxmlformats.org/markup-compatibility/2006" xmlns:aink="http://schemas.microsoft.com/office/drawing/2016/ink" xmlns:am3d="http://schemas.microsoft.com/office/drawing/2017/model3d" xmlns:o="urn:schemas-microsoft-com:office:office" xmlns:oel="http://schemas.microsoft.com/office/2019/extlst" xmlns:r="http://schemas.openxmlformats.org/officeDocument/2006/relationships" xmlns:m="http://schemas.openxmlformats.org/officeDocument/2006/math" xmlns:v="urn:schemas-microsoft-com:vml" xmlns:wp14="http://schemas.microsoft.com/office/word/2010/wordprocessingDrawing" xmlns:wp="http://schemas.openxmlformats.org/drawingml/2006/wordprocessingDrawing" xmlns:w10="urn:schemas-microsoft-com:office:word" xmlns:w="http://schemas.openxmlformats.org/wordprocessingml/2006/main" xmlns:w14="http://schemas.microsoft.com/office/word/2010/wordml" xmlns:w15="http://schemas.microsoft.com/office/word/2012/wordml" xmlns:w16cex="http://schemas.microsoft.com/office/word/2018/wordml/cex" xmlns:w16cid="http://schemas.microsoft.com/office/word/2016/wordml/cid" xmlns:w16="http://schemas.microsoft.com/office/word/2018/wordml" xmlns:w16du="http://schemas.microsoft.com/office/word/2023/wordml/word16du" xmlns:w16sdtdh="http://schemas.microsoft.com/office/word/2020/wordml/sdtdatahash" xmlns:w16sdtfl="http://schemas.microsoft.com/office/word/2024/wordml/sdtformatlock" xmlns:w16se="http://schemas.microsoft.com/office/word/2015/wordml/symex" xmlns:wpg="http://schemas.microsoft.com/office/word/2010/wordprocessingGroup" xmlns:wpi="http://schemas.microsoft.com/office/word/2010/wordprocessingInk" xmlns:wne="http://schemas.microsoft.com/office/word/2006/wordml" xmlns:wps="http://schemas.microsoft.com/office/word/2010/wordprocessingShape" mc:Ignorable="w14 w15 w16se w16cid w16 w16cex w16sdtdh w16sdtfl w16du wp14">
   <w:p>
     <w:pPr>
-      <w:pStyle w:val="a6"/>
+      <w:pStyle w:val="Header"/>
       <w:rPr>
         <w:lang w:val="en-US"/>
       </w:rPr>
@@ -6046,10 +6877,10 @@
             </wp:inline>
           </w:drawing>
         </mc:Choice>
-        <mc:Fallback>
-          <w:pict>
-            <v:group w14:anchorId="5E7757F2" id="Полотно 1" o:spid="_x0000_s1026" editas="canvas" style="width:459pt;height:27pt;mso-position-horizontal-relative:char;mso-position-vertical-relative:line" coordsize="58293,3429" o:gfxdata="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">
-              <v:shapetype id="_x0000_t75" coordsize="21600,21600" o:spt="75" o:preferrelative="t" path="m@4@5l@4@11@9@11@9@5xe" filled="f" stroked="f">
+        <mc:Fallback xmlns:a="http://schemas.openxmlformats.org/drawingml/2006/main" xmlns:a14="http://schemas.microsoft.com/office/drawing/2010/main" xmlns:arto="http://schemas.microsoft.com/office/word/2006/arto">
+          <w:pict w14:anchorId="122D9552">
+            <v:group id="Полотно 1" style="width:459pt;height:27pt;mso-position-horizontal-relative:char;mso-position-vertical-relative:line" coordsize="58293,3429" o:spid="_x0000_s1026" editas="canvas" w14:anchorId="5E7757F2" o:gfxdata="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">
+              <v:shapetype id="_x0000_t75" coordsize="21600,21600" filled="f" stroked="f" o:spt="75" o:preferrelative="t" path="m@4@5l@4@11@9@11@9@5xe">
                 <v:stroke joinstyle="miter"/>
                 <v:formulas>
                   <v:f eqn="if lineDrawn pixelLineWidth 0"/>
@@ -6065,14 +6896,14 @@
                   <v:f eqn="prod @7 21600 pixelHeight"/>
                   <v:f eqn="sum @10 21600 0"/>
                 </v:formulas>
-                <v:path o:extrusionok="f" gradientshapeok="t" o:connecttype="rect"/>
+                <v:path gradientshapeok="t" o:connecttype="rect" o:extrusionok="f"/>
                 <o:lock v:ext="edit" aspectratio="t"/>
               </v:shapetype>
-              <v:shape id="_x0000_s1027" type="#_x0000_t75" style="position:absolute;width:58293;height:3429;visibility:visible;mso-wrap-style:square">
+              <v:shape id="_x0000_s1027" style="position:absolute;width:58293;height:3429;visibility:visible;mso-wrap-style:square" type="#_x0000_t75">
                 <v:fill o:detectmouseclick="t"/>
                 <v:path o:connecttype="none"/>
               </v:shape>
-              <v:line id=" 3" o:spid="_x0000_s1028" style="position:absolute;visibility:visible;mso-wrap-style:square" from="0,2288" to="58293,2296" o:connectortype="straight" o:gfxdata="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" strokeweight="1.5pt">
+              <v:line id=" 3" style="position:absolute;visibility:visible;mso-wrap-style:square" o:spid="_x0000_s1028" strokeweight="1.5pt" o:connectortype="straight" from="0,2288" to="58293,2296" o:gfxdata="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">
                 <o:lock v:ext="edit" shapetype="f"/>
               </v:line>
               <w10:anchorlock/>
@@ -6363,7 +7194,7 @@
     <w:lvl w:ilvl="0">
       <w:start w:val="1"/>
       <w:numFmt w:val="decimal"/>
-      <w:pStyle w:val="1"/>
+      <w:pStyle w:val="Heading1"/>
       <w:lvlText w:val="%1."/>
       <w:lvlJc w:val="left"/>
       <w:pPr>
@@ -6379,7 +7210,7 @@
     <w:lvl w:ilvl="1">
       <w:start w:val="1"/>
       <w:numFmt w:val="decimal"/>
-      <w:pStyle w:val="2"/>
+      <w:pStyle w:val="Heading2"/>
       <w:lvlText w:val="%1.%2."/>
       <w:lvlJc w:val="left"/>
       <w:pPr>
@@ -6395,7 +7226,7 @@
     <w:lvl w:ilvl="2">
       <w:start w:val="1"/>
       <w:numFmt w:val="decimal"/>
-      <w:pStyle w:val="3"/>
+      <w:pStyle w:val="Heading3"/>
       <w:lvlText w:val="%1.%2.%3."/>
       <w:lvlJc w:val="left"/>
       <w:pPr>
@@ -7117,7 +7948,7 @@
     <w:lvl w:ilvl="3">
       <w:start w:val="1"/>
       <w:numFmt w:val="decimal"/>
-      <w:pStyle w:val="4"/>
+      <w:pStyle w:val="Heading4"/>
       <w:lvlText w:val="%1.%2.%3.%4."/>
       <w:lvlJc w:val="left"/>
       <w:pPr>
@@ -7975,6 +8806,119 @@
     </w:lvl>
   </w:abstractNum>
   <w:abstractNum w:abstractNumId="14" w15:restartNumberingAfterBreak="0">
+    <w:nsid w:val="36397984"/>
+    <w:multiLevelType w:val="hybridMultilevel"/>
+    <w:tmpl w:val="82846700"/>
+    <w:lvl w:ilvl="0" w:tplc="EE7C8D30">
+      <w:start w:val="1"/>
+      <w:numFmt w:val="bullet"/>
+      <w:lvlText w:val=""/>
+      <w:lvlJc w:val="left"/>
+      <w:pPr>
+        <w:ind w:left="2520" w:hanging="360"/>
+      </w:pPr>
+      <w:rPr>
+        <w:rFonts w:ascii="Symbol" w:hAnsi="Symbol" w:hint="default"/>
+      </w:rPr>
+    </w:lvl>
+    <w:lvl w:ilvl="1" w:tplc="D3D42630">
+      <w:start w:val="1"/>
+      <w:numFmt w:val="bullet"/>
+      <w:lvlText w:val="o"/>
+      <w:lvlJc w:val="left"/>
+      <w:pPr>
+        <w:ind w:left="3240" w:hanging="360"/>
+      </w:pPr>
+      <w:rPr>
+        <w:rFonts w:ascii="Courier New" w:hAnsi="Courier New" w:hint="default"/>
+      </w:rPr>
+    </w:lvl>
+    <w:lvl w:ilvl="2" w:tplc="80EA1AD6">
+      <w:start w:val="1"/>
+      <w:numFmt w:val="bullet"/>
+      <w:lvlText w:val=""/>
+      <w:lvlJc w:val="left"/>
+      <w:pPr>
+        <w:ind w:left="3960" w:hanging="360"/>
+      </w:pPr>
+      <w:rPr>
+        <w:rFonts w:ascii="Wingdings" w:hAnsi="Wingdings" w:hint="default"/>
+      </w:rPr>
+    </w:lvl>
+    <w:lvl w:ilvl="3" w:tplc="E612C370">
+      <w:start w:val="1"/>
+      <w:numFmt w:val="bullet"/>
+      <w:lvlText w:val=""/>
+      <w:lvlJc w:val="left"/>
+      <w:pPr>
+        <w:ind w:left="4680" w:hanging="360"/>
+      </w:pPr>
+      <w:rPr>
+        <w:rFonts w:ascii="Symbol" w:hAnsi="Symbol" w:hint="default"/>
+      </w:rPr>
+    </w:lvl>
+    <w:lvl w:ilvl="4" w:tplc="247ADA18">
+      <w:start w:val="1"/>
+      <w:numFmt w:val="bullet"/>
+      <w:lvlText w:val="o"/>
+      <w:lvlJc w:val="left"/>
+      <w:pPr>
+        <w:ind w:left="5400" w:hanging="360"/>
+      </w:pPr>
+      <w:rPr>
+        <w:rFonts w:ascii="Courier New" w:hAnsi="Courier New" w:hint="default"/>
+      </w:rPr>
+    </w:lvl>
+    <w:lvl w:ilvl="5" w:tplc="62AE439E">
+      <w:start w:val="1"/>
+      <w:numFmt w:val="bullet"/>
+      <w:lvlText w:val=""/>
+      <w:lvlJc w:val="left"/>
+      <w:pPr>
+        <w:ind w:left="6120" w:hanging="360"/>
+      </w:pPr>
+      <w:rPr>
+        <w:rFonts w:ascii="Wingdings" w:hAnsi="Wingdings" w:hint="default"/>
+      </w:rPr>
+    </w:lvl>
+    <w:lvl w:ilvl="6" w:tplc="7DF6A2E6">
+      <w:start w:val="1"/>
+      <w:numFmt w:val="bullet"/>
+      <w:lvlText w:val=""/>
+      <w:lvlJc w:val="left"/>
+      <w:pPr>
+        <w:ind w:left="6840" w:hanging="360"/>
+      </w:pPr>
+      <w:rPr>
+        <w:rFonts w:ascii="Symbol" w:hAnsi="Symbol" w:hint="default"/>
+      </w:rPr>
+    </w:lvl>
+    <w:lvl w:ilvl="7" w:tplc="E02A2A4E">
+      <w:start w:val="1"/>
+      <w:numFmt w:val="bullet"/>
+      <w:lvlText w:val="o"/>
+      <w:lvlJc w:val="left"/>
+      <w:pPr>
+        <w:ind w:left="7560" w:hanging="360"/>
+      </w:pPr>
+      <w:rPr>
+        <w:rFonts w:ascii="Courier New" w:hAnsi="Courier New" w:hint="default"/>
+      </w:rPr>
+    </w:lvl>
+    <w:lvl w:ilvl="8" w:tplc="3F24B67E">
+      <w:start w:val="1"/>
+      <w:numFmt w:val="bullet"/>
+      <w:lvlText w:val=""/>
+      <w:lvlJc w:val="left"/>
+      <w:pPr>
+        <w:ind w:left="8280" w:hanging="360"/>
+      </w:pPr>
+      <w:rPr>
+        <w:rFonts w:ascii="Wingdings" w:hAnsi="Wingdings" w:hint="default"/>
+      </w:rPr>
+    </w:lvl>
+  </w:abstractNum>
+  <w:abstractNum w:abstractNumId="15" w15:restartNumberingAfterBreak="0">
     <w:nsid w:val="3A0A54C5"/>
     <w:multiLevelType w:val="hybridMultilevel"/>
     <w:tmpl w:val="99FAABFA"/>
@@ -8087,7 +9031,7 @@
       </w:rPr>
     </w:lvl>
   </w:abstractNum>
-  <w:abstractNum w:abstractNumId="15" w15:restartNumberingAfterBreak="0">
+  <w:abstractNum w:abstractNumId="16" w15:restartNumberingAfterBreak="0">
     <w:nsid w:val="54313010"/>
     <w:multiLevelType w:val="hybridMultilevel"/>
     <w:tmpl w:val="36D6FA9E"/>
@@ -8200,7 +9144,7 @@
       </w:rPr>
     </w:lvl>
   </w:abstractNum>
-  <w:abstractNum w:abstractNumId="16" w15:restartNumberingAfterBreak="0">
+  <w:abstractNum w:abstractNumId="17" w15:restartNumberingAfterBreak="0">
     <w:nsid w:val="5E192B12"/>
     <w:multiLevelType w:val="multilevel"/>
     <w:tmpl w:val="195400A2"/>
@@ -8349,7 +9293,120 @@
       </w:rPr>
     </w:lvl>
   </w:abstractNum>
-  <w:abstractNum w:abstractNumId="17" w15:restartNumberingAfterBreak="0">
+  <w:abstractNum w:abstractNumId="18" w15:restartNumberingAfterBreak="0">
+    <w:nsid w:val="5F426DB7"/>
+    <w:multiLevelType w:val="hybridMultilevel"/>
+    <w:tmpl w:val="B282C962"/>
+    <w:lvl w:ilvl="0" w:tplc="5D2CDF54">
+      <w:start w:val="1"/>
+      <w:numFmt w:val="bullet"/>
+      <w:lvlText w:val=""/>
+      <w:lvlJc w:val="left"/>
+      <w:pPr>
+        <w:ind w:left="720" w:hanging="360"/>
+      </w:pPr>
+      <w:rPr>
+        <w:rFonts w:ascii="Symbol" w:hAnsi="Symbol" w:hint="default"/>
+      </w:rPr>
+    </w:lvl>
+    <w:lvl w:ilvl="1" w:tplc="35987AEE">
+      <w:start w:val="1"/>
+      <w:numFmt w:val="bullet"/>
+      <w:lvlText w:val="o"/>
+      <w:lvlJc w:val="left"/>
+      <w:pPr>
+        <w:ind w:left="1440" w:hanging="360"/>
+      </w:pPr>
+      <w:rPr>
+        <w:rFonts w:ascii="Courier New" w:hAnsi="Courier New" w:hint="default"/>
+      </w:rPr>
+    </w:lvl>
+    <w:lvl w:ilvl="2" w:tplc="8F32E15C">
+      <w:start w:val="1"/>
+      <w:numFmt w:val="bullet"/>
+      <w:lvlText w:val=""/>
+      <w:lvlJc w:val="left"/>
+      <w:pPr>
+        <w:ind w:left="2160" w:hanging="360"/>
+      </w:pPr>
+      <w:rPr>
+        <w:rFonts w:ascii="Wingdings" w:hAnsi="Wingdings" w:hint="default"/>
+      </w:rPr>
+    </w:lvl>
+    <w:lvl w:ilvl="3" w:tplc="2098F282">
+      <w:start w:val="1"/>
+      <w:numFmt w:val="bullet"/>
+      <w:lvlText w:val=""/>
+      <w:lvlJc w:val="left"/>
+      <w:pPr>
+        <w:ind w:left="2880" w:hanging="360"/>
+      </w:pPr>
+      <w:rPr>
+        <w:rFonts w:ascii="Symbol" w:hAnsi="Symbol" w:hint="default"/>
+      </w:rPr>
+    </w:lvl>
+    <w:lvl w:ilvl="4" w:tplc="FEDCCA02">
+      <w:start w:val="1"/>
+      <w:numFmt w:val="bullet"/>
+      <w:lvlText w:val="o"/>
+      <w:lvlJc w:val="left"/>
+      <w:pPr>
+        <w:ind w:left="3600" w:hanging="360"/>
+      </w:pPr>
+      <w:rPr>
+        <w:rFonts w:ascii="Courier New" w:hAnsi="Courier New" w:hint="default"/>
+      </w:rPr>
+    </w:lvl>
+    <w:lvl w:ilvl="5" w:tplc="3B0A676C">
+      <w:start w:val="1"/>
+      <w:numFmt w:val="bullet"/>
+      <w:lvlText w:val=""/>
+      <w:lvlJc w:val="left"/>
+      <w:pPr>
+        <w:ind w:left="4320" w:hanging="360"/>
+      </w:pPr>
+      <w:rPr>
+        <w:rFonts w:ascii="Wingdings" w:hAnsi="Wingdings" w:hint="default"/>
+      </w:rPr>
+    </w:lvl>
+    <w:lvl w:ilvl="6" w:tplc="0A34E36E">
+      <w:start w:val="1"/>
+      <w:numFmt w:val="bullet"/>
+      <w:lvlText w:val=""/>
+      <w:lvlJc w:val="left"/>
+      <w:pPr>
+        <w:ind w:left="5040" w:hanging="360"/>
+      </w:pPr>
+      <w:rPr>
+        <w:rFonts w:ascii="Symbol" w:hAnsi="Symbol" w:hint="default"/>
+      </w:rPr>
+    </w:lvl>
+    <w:lvl w:ilvl="7" w:tplc="99840232">
+      <w:start w:val="1"/>
+      <w:numFmt w:val="bullet"/>
+      <w:lvlText w:val="o"/>
+      <w:lvlJc w:val="left"/>
+      <w:pPr>
+        <w:ind w:left="5760" w:hanging="360"/>
+      </w:pPr>
+      <w:rPr>
+        <w:rFonts w:ascii="Courier New" w:hAnsi="Courier New" w:hint="default"/>
+      </w:rPr>
+    </w:lvl>
+    <w:lvl w:ilvl="8" w:tplc="9F146BDA">
+      <w:start w:val="1"/>
+      <w:numFmt w:val="bullet"/>
+      <w:lvlText w:val=""/>
+      <w:lvlJc w:val="left"/>
+      <w:pPr>
+        <w:ind w:left="6480" w:hanging="360"/>
+      </w:pPr>
+      <w:rPr>
+        <w:rFonts w:ascii="Wingdings" w:hAnsi="Wingdings" w:hint="default"/>
+      </w:rPr>
+    </w:lvl>
+  </w:abstractNum>
+  <w:abstractNum w:abstractNumId="19" w15:restartNumberingAfterBreak="0">
     <w:nsid w:val="6291238A"/>
     <w:multiLevelType w:val="hybridMultilevel"/>
     <w:tmpl w:val="264440F4"/>
@@ -8462,58 +9519,180 @@
       </w:rPr>
     </w:lvl>
   </w:abstractNum>
-  <w:num w:numId="1" w16cid:durableId="903098790">
+  <w:abstractNum w:abstractNumId="20" w15:restartNumberingAfterBreak="0">
+    <w:nsid w:val="7AD3D8DA"/>
+    <w:multiLevelType w:val="hybridMultilevel"/>
+    <w:tmpl w:val="CAB04D0E"/>
+    <w:lvl w:ilvl="0" w:tplc="AABC8384">
+      <w:start w:val="1"/>
+      <w:numFmt w:val="bullet"/>
+      <w:lvlText w:val=""/>
+      <w:lvlJc w:val="left"/>
+      <w:pPr>
+        <w:ind w:left="720" w:hanging="360"/>
+      </w:pPr>
+      <w:rPr>
+        <w:rFonts w:ascii="Symbol" w:hAnsi="Symbol" w:hint="default"/>
+      </w:rPr>
+    </w:lvl>
+    <w:lvl w:ilvl="1" w:tplc="E32830F4">
+      <w:start w:val="1"/>
+      <w:numFmt w:val="bullet"/>
+      <w:lvlText w:val="o"/>
+      <w:lvlJc w:val="left"/>
+      <w:pPr>
+        <w:ind w:left="1440" w:hanging="360"/>
+      </w:pPr>
+      <w:rPr>
+        <w:rFonts w:ascii="Courier New" w:hAnsi="Courier New" w:hint="default"/>
+      </w:rPr>
+    </w:lvl>
+    <w:lvl w:ilvl="2" w:tplc="771257E6">
+      <w:start w:val="1"/>
+      <w:numFmt w:val="bullet"/>
+      <w:lvlText w:val=""/>
+      <w:lvlJc w:val="left"/>
+      <w:pPr>
+        <w:ind w:left="2160" w:hanging="360"/>
+      </w:pPr>
+      <w:rPr>
+        <w:rFonts w:ascii="Wingdings" w:hAnsi="Wingdings" w:hint="default"/>
+      </w:rPr>
+    </w:lvl>
+    <w:lvl w:ilvl="3" w:tplc="9C6AF814">
+      <w:start w:val="1"/>
+      <w:numFmt w:val="bullet"/>
+      <w:lvlText w:val=""/>
+      <w:lvlJc w:val="left"/>
+      <w:pPr>
+        <w:ind w:left="2880" w:hanging="360"/>
+      </w:pPr>
+      <w:rPr>
+        <w:rFonts w:ascii="Symbol" w:hAnsi="Symbol" w:hint="default"/>
+      </w:rPr>
+    </w:lvl>
+    <w:lvl w:ilvl="4" w:tplc="B1CC7E6C">
+      <w:start w:val="1"/>
+      <w:numFmt w:val="bullet"/>
+      <w:lvlText w:val="o"/>
+      <w:lvlJc w:val="left"/>
+      <w:pPr>
+        <w:ind w:left="3600" w:hanging="360"/>
+      </w:pPr>
+      <w:rPr>
+        <w:rFonts w:ascii="Courier New" w:hAnsi="Courier New" w:hint="default"/>
+      </w:rPr>
+    </w:lvl>
+    <w:lvl w:ilvl="5" w:tplc="5790BCCA">
+      <w:start w:val="1"/>
+      <w:numFmt w:val="bullet"/>
+      <w:lvlText w:val=""/>
+      <w:lvlJc w:val="left"/>
+      <w:pPr>
+        <w:ind w:left="4320" w:hanging="360"/>
+      </w:pPr>
+      <w:rPr>
+        <w:rFonts w:ascii="Wingdings" w:hAnsi="Wingdings" w:hint="default"/>
+      </w:rPr>
+    </w:lvl>
+    <w:lvl w:ilvl="6" w:tplc="0D82A452">
+      <w:start w:val="1"/>
+      <w:numFmt w:val="bullet"/>
+      <w:lvlText w:val=""/>
+      <w:lvlJc w:val="left"/>
+      <w:pPr>
+        <w:ind w:left="5040" w:hanging="360"/>
+      </w:pPr>
+      <w:rPr>
+        <w:rFonts w:ascii="Symbol" w:hAnsi="Symbol" w:hint="default"/>
+      </w:rPr>
+    </w:lvl>
+    <w:lvl w:ilvl="7" w:tplc="674C385E">
+      <w:start w:val="1"/>
+      <w:numFmt w:val="bullet"/>
+      <w:lvlText w:val="o"/>
+      <w:lvlJc w:val="left"/>
+      <w:pPr>
+        <w:ind w:left="5760" w:hanging="360"/>
+      </w:pPr>
+      <w:rPr>
+        <w:rFonts w:ascii="Courier New" w:hAnsi="Courier New" w:hint="default"/>
+      </w:rPr>
+    </w:lvl>
+    <w:lvl w:ilvl="8" w:tplc="BF1409C6">
+      <w:start w:val="1"/>
+      <w:numFmt w:val="bullet"/>
+      <w:lvlText w:val=""/>
+      <w:lvlJc w:val="left"/>
+      <w:pPr>
+        <w:ind w:left="6480" w:hanging="360"/>
+      </w:pPr>
+      <w:rPr>
+        <w:rFonts w:ascii="Wingdings" w:hAnsi="Wingdings" w:hint="default"/>
+      </w:rPr>
+    </w:lvl>
+  </w:abstractNum>
+  <w:num w:numId="1" w16cid:durableId="2041859254">
+    <w:abstractNumId w:val="20"/>
+  </w:num>
+  <w:num w:numId="2" w16cid:durableId="1311059943">
+    <w:abstractNumId w:val="18"/>
+  </w:num>
+  <w:num w:numId="3" w16cid:durableId="1774547393">
+    <w:abstractNumId w:val="14"/>
+  </w:num>
+  <w:num w:numId="4" w16cid:durableId="903098790">
     <w:abstractNumId w:val="2"/>
   </w:num>
-  <w:num w:numId="2" w16cid:durableId="1962178121">
+  <w:num w:numId="5" w16cid:durableId="1962178121">
     <w:abstractNumId w:val="8"/>
   </w:num>
-  <w:num w:numId="3" w16cid:durableId="307712744">
+  <w:num w:numId="6" w16cid:durableId="307712744">
     <w:abstractNumId w:val="6"/>
   </w:num>
-  <w:num w:numId="4" w16cid:durableId="1510098760">
+  <w:num w:numId="7" w16cid:durableId="1510098760">
     <w:abstractNumId w:val="7"/>
   </w:num>
-  <w:num w:numId="5" w16cid:durableId="1171025651">
+  <w:num w:numId="8" w16cid:durableId="1171025651">
     <w:abstractNumId w:val="4"/>
   </w:num>
-  <w:num w:numId="6" w16cid:durableId="704594793">
+  <w:num w:numId="9" w16cid:durableId="704594793">
     <w:abstractNumId w:val="10"/>
   </w:num>
-  <w:num w:numId="7" w16cid:durableId="1225066918">
+  <w:num w:numId="10" w16cid:durableId="1225066918">
     <w:abstractNumId w:val="1"/>
   </w:num>
-  <w:num w:numId="8" w16cid:durableId="1207256158">
+  <w:num w:numId="11" w16cid:durableId="1207256158">
     <w:abstractNumId w:val="5"/>
   </w:num>
-  <w:num w:numId="9" w16cid:durableId="2136830382">
+  <w:num w:numId="12" w16cid:durableId="2136830382">
     <w:abstractNumId w:val="3"/>
   </w:num>
-  <w:num w:numId="10" w16cid:durableId="1778594700">
+  <w:num w:numId="13" w16cid:durableId="1778594700">
     <w:abstractNumId w:val="0"/>
   </w:num>
-  <w:num w:numId="11" w16cid:durableId="1326862602">
+  <w:num w:numId="14" w16cid:durableId="1326862602">
     <w:abstractNumId w:val="9"/>
   </w:num>
-  <w:num w:numId="12" w16cid:durableId="1531870878">
-    <w:abstractNumId w:val="14"/>
+  <w:num w:numId="15" w16cid:durableId="1531870878">
+    <w:abstractNumId w:val="15"/>
   </w:num>
-  <w:num w:numId="13" w16cid:durableId="1373069127">
+  <w:num w:numId="16" w16cid:durableId="1373069127">
+    <w:abstractNumId w:val="19"/>
+  </w:num>
+  <w:num w:numId="17" w16cid:durableId="1432774928">
+    <w:abstractNumId w:val="16"/>
+  </w:num>
+  <w:num w:numId="18" w16cid:durableId="755443114">
+    <w:abstractNumId w:val="13"/>
+  </w:num>
+  <w:num w:numId="19" w16cid:durableId="349916607">
+    <w:abstractNumId w:val="12"/>
+  </w:num>
+  <w:num w:numId="20" w16cid:durableId="1220361967">
     <w:abstractNumId w:val="17"/>
   </w:num>
-  <w:num w:numId="14" w16cid:durableId="1432774928">
-    <w:abstractNumId w:val="15"/>
-  </w:num>
-  <w:num w:numId="15" w16cid:durableId="755443114">
-    <w:abstractNumId w:val="13"/>
-  </w:num>
-  <w:num w:numId="16" w16cid:durableId="349916607">
-    <w:abstractNumId w:val="12"/>
-  </w:num>
-  <w:num w:numId="17" w16cid:durableId="1220361967">
-    <w:abstractNumId w:val="16"/>
-  </w:num>
-  <w:num w:numId="18" w16cid:durableId="269093661">
+  <w:num w:numId="21" w16cid:durableId="269093661">
     <w:abstractNumId w:val="11"/>
   </w:num>
 </w:numbering>
@@ -8908,7 +10087,7 @@
     <w:lsdException w:name="Unresolved Mention" w:semiHidden="1" w:unhideWhenUsed="1"/>
     <w:lsdException w:name="Smart Link" w:semiHidden="1" w:unhideWhenUsed="1"/>
   </w:latentStyles>
-  <w:style w:type="paragraph" w:default="1" w:styleId="a1">
+  <w:style w:type="paragraph" w:default="1" w:styleId="Normal">
     <w:name w:val="Normal"/>
     <w:qFormat/>
     <w:pPr>
@@ -8920,16 +10099,16 @@
       <w:szCs w:val="22"/>
     </w:rPr>
   </w:style>
-  <w:style w:type="paragraph" w:styleId="1">
+  <w:style w:type="paragraph" w:styleId="Heading1">
     <w:name w:val="heading 1"/>
-    <w:basedOn w:val="a1"/>
-    <w:next w:val="a1"/>
+    <w:basedOn w:val="Normal"/>
+    <w:next w:val="Normal"/>
     <w:qFormat/>
     <w:pPr>
       <w:keepNext/>
       <w:pageBreakBefore/>
       <w:numPr>
-        <w:numId w:val="1"/>
+        <w:numId w:val="4"/>
       </w:numPr>
       <w:shd w:val="clear" w:color="auto" w:fill="E0E0E0"/>
       <w:spacing w:before="240" w:after="60"/>
@@ -8945,16 +10124,16 @@
       <w:szCs w:val="32"/>
     </w:rPr>
   </w:style>
-  <w:style w:type="paragraph" w:styleId="2">
+  <w:style w:type="paragraph" w:styleId="Heading2">
     <w:name w:val="heading 2"/>
-    <w:basedOn w:val="a1"/>
-    <w:next w:val="a1"/>
+    <w:basedOn w:val="Normal"/>
+    <w:next w:val="Normal"/>
     <w:qFormat/>
     <w:pPr>
       <w:keepNext/>
       <w:numPr>
         <w:ilvl w:val="1"/>
-        <w:numId w:val="1"/>
+        <w:numId w:val="4"/>
       </w:numPr>
       <w:shd w:val="clear" w:color="auto" w:fill="F3F3F3"/>
       <w:spacing w:before="240" w:after="240"/>
@@ -8971,15 +10150,15 @@
       <w:szCs w:val="28"/>
     </w:rPr>
   </w:style>
-  <w:style w:type="paragraph" w:styleId="3">
+  <w:style w:type="paragraph" w:styleId="Heading3">
     <w:name w:val="heading 3"/>
-    <w:basedOn w:val="a1"/>
-    <w:next w:val="a1"/>
+    <w:basedOn w:val="Normal"/>
+    <w:next w:val="Normal"/>
     <w:qFormat/>
     <w:pPr>
       <w:numPr>
         <w:ilvl w:val="2"/>
-        <w:numId w:val="1"/>
+        <w:numId w:val="4"/>
       </w:numPr>
       <w:spacing w:before="240" w:after="60"/>
       <w:ind w:left="1225" w:hanging="505"/>
@@ -8993,16 +10172,16 @@
       <w:szCs w:val="26"/>
     </w:rPr>
   </w:style>
-  <w:style w:type="paragraph" w:styleId="4">
+  <w:style w:type="paragraph" w:styleId="Heading4">
     <w:name w:val="heading 4"/>
-    <w:basedOn w:val="3"/>
-    <w:next w:val="a1"/>
+    <w:basedOn w:val="Heading3"/>
+    <w:next w:val="Normal"/>
     <w:qFormat/>
     <w:pPr>
       <w:keepNext/>
       <w:numPr>
         <w:ilvl w:val="3"/>
-        <w:numId w:val="4"/>
+        <w:numId w:val="7"/>
       </w:numPr>
       <w:outlineLvl w:val="3"/>
     </w:pPr>
@@ -9014,10 +10193,10 @@
       <w:szCs w:val="28"/>
     </w:rPr>
   </w:style>
-  <w:style w:type="paragraph" w:styleId="5">
+  <w:style w:type="paragraph" w:styleId="Heading5">
     <w:name w:val="heading 5"/>
-    <w:basedOn w:val="a1"/>
-    <w:next w:val="a1"/>
+    <w:basedOn w:val="Normal"/>
+    <w:next w:val="Normal"/>
     <w:qFormat/>
     <w:pPr>
       <w:keepNext/>
@@ -9030,13 +10209,12 @@
       <w:sz w:val="24"/>
     </w:rPr>
   </w:style>
-  <w:style w:type="character" w:default="1" w:styleId="a2">
+  <w:style w:type="character" w:default="1" w:styleId="DefaultParagraphFont">
     <w:name w:val="Default Paragraph Font"/>
     <w:uiPriority w:val="1"/>
-    <w:semiHidden/>
     <w:unhideWhenUsed/>
   </w:style>
-  <w:style w:type="table" w:default="1" w:styleId="a3">
+  <w:style w:type="table" w:default="1" w:styleId="TableNormal">
     <w:name w:val="Normal Table"/>
     <w:uiPriority w:val="99"/>
     <w:semiHidden/>
@@ -9051,7 +10229,7 @@
       </w:tblCellMar>
     </w:tblPr>
   </w:style>
-  <w:style w:type="numbering" w:default="1" w:styleId="a4">
+  <w:style w:type="numbering" w:default="1" w:styleId="NoList">
     <w:name w:val="No List"/>
     <w:uiPriority w:val="99"/>
     <w:semiHidden/>
@@ -9059,10 +10237,10 @@
   </w:style>
   <w:style w:type="paragraph" w:customStyle="1" w:styleId="a">
     <w:name w:val="Список (нумерованный)"/>
-    <w:basedOn w:val="a1"/>
+    <w:basedOn w:val="Normal"/>
     <w:pPr>
       <w:numPr>
-        <w:numId w:val="3"/>
+        <w:numId w:val="6"/>
       </w:numPr>
       <w:spacing w:before="0" w:after="0"/>
     </w:pPr>
@@ -9075,13 +10253,13 @@
     <w:basedOn w:val="a"/>
     <w:pPr>
       <w:numPr>
-        <w:numId w:val="2"/>
+        <w:numId w:val="5"/>
       </w:numPr>
     </w:pPr>
   </w:style>
-  <w:style w:type="paragraph" w:customStyle="1" w:styleId="a5">
+  <w:style w:type="paragraph" w:customStyle="1" w:styleId="a1">
     <w:name w:val="Таблица"/>
-    <w:basedOn w:val="a1"/>
+    <w:basedOn w:val="Normal"/>
     <w:pPr>
       <w:spacing w:before="0" w:after="0"/>
       <w:jc w:val="left"/>
@@ -9090,9 +10268,9 @@
       <w:rFonts w:ascii="Times New Roman" w:hAnsi="Times New Roman"/>
     </w:rPr>
   </w:style>
-  <w:style w:type="paragraph" w:styleId="a6">
+  <w:style w:type="paragraph" w:styleId="Header">
     <w:name w:val="header"/>
-    <w:basedOn w:val="a1"/>
+    <w:basedOn w:val="Normal"/>
     <w:pPr>
       <w:tabs>
         <w:tab w:val="center" w:pos="4677"/>
@@ -9103,16 +10281,16 @@
       <w:rFonts w:ascii="Times New Roman" w:hAnsi="Times New Roman"/>
     </w:rPr>
   </w:style>
-  <w:style w:type="character" w:styleId="a7">
+  <w:style w:type="character" w:styleId="PageNumber">
     <w:name w:val="page number"/>
-    <w:basedOn w:val="a2"/>
+    <w:basedOn w:val="DefaultParagraphFont"/>
     <w:rPr>
       <w:rFonts w:ascii="Times New Roman" w:eastAsia="Times New Roman" w:hAnsi="Times New Roman" w:cs="Times New Roman"/>
     </w:rPr>
   </w:style>
-  <w:style w:type="paragraph" w:styleId="a8">
+  <w:style w:type="paragraph" w:styleId="Footer">
     <w:name w:val="footer"/>
-    <w:basedOn w:val="a1"/>
+    <w:basedOn w:val="Normal"/>
     <w:pPr>
       <w:tabs>
         <w:tab w:val="center" w:pos="4677"/>
@@ -9123,18 +10301,18 @@
       <w:rFonts w:ascii="Times New Roman" w:hAnsi="Times New Roman"/>
     </w:rPr>
   </w:style>
-  <w:style w:type="paragraph" w:styleId="10">
+  <w:style w:type="paragraph" w:styleId="TOC1">
     <w:name w:val="toc 1"/>
-    <w:basedOn w:val="a1"/>
-    <w:next w:val="a1"/>
+    <w:basedOn w:val="Normal"/>
+    <w:next w:val="Normal"/>
     <w:rPr>
       <w:rFonts w:ascii="Times New Roman" w:hAnsi="Times New Roman"/>
     </w:rPr>
   </w:style>
-  <w:style w:type="paragraph" w:styleId="20">
+  <w:style w:type="paragraph" w:styleId="TOC2">
     <w:name w:val="toc 2"/>
-    <w:basedOn w:val="a1"/>
-    <w:next w:val="a1"/>
+    <w:basedOn w:val="Normal"/>
+    <w:next w:val="Normal"/>
     <w:pPr>
       <w:ind w:left="200"/>
     </w:pPr>
@@ -9142,10 +10320,10 @@
       <w:rFonts w:ascii="Times New Roman" w:hAnsi="Times New Roman"/>
     </w:rPr>
   </w:style>
-  <w:style w:type="paragraph" w:styleId="30">
+  <w:style w:type="paragraph" w:styleId="TOC3">
     <w:name w:val="toc 3"/>
-    <w:basedOn w:val="a1"/>
-    <w:next w:val="a1"/>
+    <w:basedOn w:val="Normal"/>
+    <w:next w:val="Normal"/>
     <w:pPr>
       <w:ind w:left="400"/>
     </w:pPr>
@@ -9153,20 +10331,20 @@
       <w:rFonts w:ascii="Times New Roman" w:hAnsi="Times New Roman"/>
     </w:rPr>
   </w:style>
-  <w:style w:type="paragraph" w:customStyle="1" w:styleId="a9">
+  <w:style w:type="paragraph" w:customStyle="1" w:styleId="a2">
     <w:name w:val="Комментарий"/>
-    <w:basedOn w:val="a1"/>
-    <w:next w:val="a1"/>
+    <w:basedOn w:val="Normal"/>
+    <w:next w:val="Normal"/>
     <w:rPr>
       <w:rFonts w:ascii="Times New Roman" w:hAnsi="Times New Roman"/>
       <w:i/>
       <w:color w:val="0000FF"/>
     </w:rPr>
   </w:style>
-  <w:style w:type="paragraph" w:customStyle="1" w:styleId="aa">
+  <w:style w:type="paragraph" w:customStyle="1" w:styleId="a3">
     <w:name w:val="Шапка таблицы"/>
-    <w:basedOn w:val="a5"/>
-    <w:next w:val="a5"/>
+    <w:basedOn w:val="a1"/>
+    <w:next w:val="a1"/>
     <w:pPr>
       <w:keepNext/>
     </w:pPr>
@@ -9174,8 +10352,9 @@
       <w:b/>
     </w:rPr>
   </w:style>
-  <w:style w:type="character" w:styleId="ab">
+  <w:style w:type="character" w:styleId="Strong">
     <w:name w:val="Strong"/>
+    <w:uiPriority w:val="22"/>
     <w:qFormat/>
     <w:rPr>
       <w:rFonts w:ascii="Times New Roman" w:eastAsia="Times New Roman" w:hAnsi="Times New Roman" w:cs="Times New Roman"/>
@@ -9183,10 +10362,10 @@
       <w:bCs/>
     </w:rPr>
   </w:style>
-  <w:style w:type="paragraph" w:styleId="ac">
+  <w:style w:type="paragraph" w:styleId="Caption">
     <w:name w:val="caption"/>
-    <w:basedOn w:val="a1"/>
-    <w:next w:val="a1"/>
+    <w:basedOn w:val="Normal"/>
+    <w:next w:val="Normal"/>
     <w:qFormat/>
     <w:pPr>
       <w:ind w:left="539"/>
@@ -9198,9 +10377,9 @@
       <w:szCs w:val="20"/>
     </w:rPr>
   </w:style>
-  <w:style w:type="paragraph" w:styleId="ad">
+  <w:style w:type="paragraph" w:styleId="BodyTextIndent">
     <w:name w:val="Body Text Indent"/>
-    <w:basedOn w:val="a1"/>
+    <w:basedOn w:val="Normal"/>
     <w:pPr>
       <w:spacing w:before="0"/>
       <w:ind w:left="539"/>
@@ -9211,7 +10390,7 @@
       <w:szCs w:val="24"/>
     </w:rPr>
   </w:style>
-  <w:style w:type="character" w:styleId="ae">
+  <w:style w:type="character" w:styleId="Hyperlink">
     <w:name w:val="Hyperlink"/>
     <w:rPr>
       <w:rFonts w:ascii="Times New Roman" w:eastAsia="Times New Roman" w:hAnsi="Times New Roman" w:cs="Times New Roman"/>
@@ -9219,9 +10398,9 @@
       <w:u w:val="single"/>
     </w:rPr>
   </w:style>
-  <w:style w:type="paragraph" w:customStyle="1" w:styleId="af">
+  <w:style w:type="paragraph" w:customStyle="1" w:styleId="a4">
     <w:name w:val="Надпись"/>
-    <w:basedOn w:val="a5"/>
+    <w:basedOn w:val="a1"/>
     <w:pPr>
       <w:spacing w:line="240" w:lineRule="atLeast"/>
       <w:jc w:val="center"/>
@@ -9230,10 +10409,10 @@
       <w:sz w:val="16"/>
     </w:rPr>
   </w:style>
-  <w:style w:type="paragraph" w:styleId="40">
+  <w:style w:type="paragraph" w:styleId="TOC4">
     <w:name w:val="toc 4"/>
-    <w:basedOn w:val="a1"/>
-    <w:next w:val="a1"/>
+    <w:basedOn w:val="Normal"/>
+    <w:next w:val="Normal"/>
     <w:pPr>
       <w:spacing w:before="0" w:after="0"/>
       <w:ind w:left="720"/>
@@ -9245,10 +10424,10 @@
       <w:szCs w:val="24"/>
     </w:rPr>
   </w:style>
-  <w:style w:type="paragraph" w:styleId="50">
+  <w:style w:type="paragraph" w:styleId="TOC5">
     <w:name w:val="toc 5"/>
-    <w:basedOn w:val="a1"/>
-    <w:next w:val="a1"/>
+    <w:basedOn w:val="Normal"/>
+    <w:next w:val="Normal"/>
     <w:pPr>
       <w:spacing w:before="0" w:after="0"/>
       <w:ind w:left="960"/>
@@ -9260,10 +10439,10 @@
       <w:szCs w:val="24"/>
     </w:rPr>
   </w:style>
-  <w:style w:type="paragraph" w:styleId="6">
+  <w:style w:type="paragraph" w:styleId="TOC6">
     <w:name w:val="toc 6"/>
-    <w:basedOn w:val="a1"/>
-    <w:next w:val="a1"/>
+    <w:basedOn w:val="Normal"/>
+    <w:next w:val="Normal"/>
     <w:pPr>
       <w:spacing w:before="0" w:after="0"/>
       <w:ind w:left="1200"/>
@@ -9275,10 +10454,10 @@
       <w:szCs w:val="24"/>
     </w:rPr>
   </w:style>
-  <w:style w:type="paragraph" w:styleId="7">
+  <w:style w:type="paragraph" w:styleId="TOC7">
     <w:name w:val="toc 7"/>
-    <w:basedOn w:val="a1"/>
-    <w:next w:val="a1"/>
+    <w:basedOn w:val="Normal"/>
+    <w:next w:val="Normal"/>
     <w:pPr>
       <w:spacing w:before="0" w:after="0"/>
       <w:ind w:left="1440"/>
@@ -9290,10 +10469,10 @@
       <w:szCs w:val="24"/>
     </w:rPr>
   </w:style>
-  <w:style w:type="paragraph" w:styleId="8">
+  <w:style w:type="paragraph" w:styleId="TOC8">
     <w:name w:val="toc 8"/>
-    <w:basedOn w:val="a1"/>
-    <w:next w:val="a1"/>
+    <w:basedOn w:val="Normal"/>
+    <w:next w:val="Normal"/>
     <w:pPr>
       <w:spacing w:before="0" w:after="0"/>
       <w:ind w:left="1680"/>
@@ -9305,10 +10484,10 @@
       <w:szCs w:val="24"/>
     </w:rPr>
   </w:style>
-  <w:style w:type="paragraph" w:styleId="9">
+  <w:style w:type="paragraph" w:styleId="TOC9">
     <w:name w:val="toc 9"/>
-    <w:basedOn w:val="a1"/>
-    <w:next w:val="a1"/>
+    <w:basedOn w:val="Normal"/>
+    <w:next w:val="Normal"/>
     <w:pPr>
       <w:spacing w:before="0" w:after="0"/>
       <w:ind w:left="1920"/>
@@ -9320,9 +10499,9 @@
       <w:szCs w:val="24"/>
     </w:rPr>
   </w:style>
-  <w:style w:type="paragraph" w:styleId="af0">
+  <w:style w:type="paragraph" w:styleId="ListParagraph">
     <w:name w:val="List Paragraph"/>
-    <w:basedOn w:val="a1"/>
+    <w:basedOn w:val="Normal"/>
     <w:uiPriority w:val="34"/>
     <w:qFormat/>
     <w:rsid w:val="007D44C8"/>
